--- a/Palau Blue Economy.docx
+++ b/Palau Blue Economy.docx
@@ -43,8 +43,160 @@
       </w:r>
       <w:proofErr w:type="gramEnd"/>
       <w:r>
-        <w:t xml:space="preserve"> Papua New Guinea, Australia and New Zealand, PICT land masses, relative to their EEZ are tiny.</w:t>
+        <w:t xml:space="preserve"> Papua New Guinea, Australia and New Zealand, PICT land masses, relative to their </w:t>
       </w:r>
+      <w:r>
+        <w:t xml:space="preserve">Exclusive Economic Zones (EEZ) </w:t>
+      </w:r>
+      <w:r>
+        <w:t>are tiny.</w:t>
+      </w:r>
+    </w:p>
+    <w:p>
+      <w:pPr>
+        <w:pStyle w:val="ListParagraph"/>
+        <w:numPr>
+          <w:ilvl w:val="1"/>
+          <w:numId w:val="39"/>
+        </w:numPr>
+      </w:pPr>
+      <w:r>
+        <w:t>T</w:t>
+      </w:r>
+      <w:r>
+        <w:t xml:space="preserve">he scarcity of land for PICTs relative to the area of their </w:t>
+      </w:r>
+      <w:r>
+        <w:t xml:space="preserve">EEZ </w:t>
+      </w:r>
+      <w:r>
+        <w:t xml:space="preserve">implies the bulk of exploitable economic resources are </w:t>
+      </w:r>
+      <w:proofErr w:type="gramStart"/>
+      <w:r>
+        <w:t>marine-based</w:t>
+      </w:r>
+      <w:proofErr w:type="gramEnd"/>
+      <w:r>
+        <w:t xml:space="preserve">. </w:t>
+      </w:r>
+    </w:p>
+    <w:p>
+      <w:pPr>
+        <w:pStyle w:val="ImageCaption"/>
+        <w:numPr>
+          <w:ilvl w:val="0"/>
+          <w:numId w:val="39"/>
+        </w:numPr>
+      </w:pPr>
+      <w:r>
+        <w:rPr>
+          <w:noProof/>
+        </w:rPr>
+        <w:drawing>
+          <wp:anchor distT="0" distB="0" distL="114300" distR="114300" simplePos="0" relativeHeight="251659264" behindDoc="0" locked="0" layoutInCell="1" allowOverlap="1" wp14:anchorId="6C1283D2" wp14:editId="7A17076C">
+            <wp:simplePos x="0" y="0"/>
+            <wp:positionH relativeFrom="margin">
+              <wp:align>left</wp:align>
+            </wp:positionH>
+            <wp:positionV relativeFrom="paragraph">
+              <wp:posOffset>299720</wp:posOffset>
+            </wp:positionV>
+            <wp:extent cx="5959475" cy="4158615"/>
+            <wp:effectExtent l="0" t="0" r="3175" b="0"/>
+            <wp:wrapTopAndBottom/>
+            <wp:docPr id="36" name="Picture" descr="Figure 1: Distribution of countries by land size relative to EEZ size (World Bank Groupings)"/>
+            <wp:cNvGraphicFramePr/>
+            <a:graphic xmlns:a="http://schemas.openxmlformats.org/drawingml/2006/main">
+              <a:graphicData uri="http://schemas.openxmlformats.org/drawingml/2006/picture">
+                <pic:pic xmlns:pic="http://schemas.openxmlformats.org/drawingml/2006/picture">
+                  <pic:nvPicPr>
+                    <pic:cNvPr id="37" name="Picture" descr="Graphical_Output/Relative%20Land%20Area%20to%20EEZ.png"/>
+                    <pic:cNvPicPr>
+                      <a:picLocks noChangeAspect="1" noChangeArrowheads="1"/>
+                    </pic:cNvPicPr>
+                  </pic:nvPicPr>
+                  <pic:blipFill>
+                    <a:blip r:embed="rId8" cstate="print">
+                      <a:extLst>
+                        <a:ext uri="{28A0092B-C50C-407E-A947-70E740481C1C}">
+                          <a14:useLocalDpi xmlns:a14="http://schemas.microsoft.com/office/drawing/2010/main" val="0"/>
+                        </a:ext>
+                      </a:extLst>
+                    </a:blip>
+                    <a:stretch>
+                      <a:fillRect/>
+                    </a:stretch>
+                  </pic:blipFill>
+                  <pic:spPr bwMode="auto">
+                    <a:xfrm>
+                      <a:off x="0" y="0"/>
+                      <a:ext cx="5959475" cy="4158615"/>
+                    </a:xfrm>
+                    <a:prstGeom prst="rect">
+                      <a:avLst/>
+                    </a:prstGeom>
+                    <a:noFill/>
+                    <a:ln w="9525">
+                      <a:noFill/>
+                      <a:headEnd/>
+                      <a:tailEnd/>
+                    </a:ln>
+                  </pic:spPr>
+                </pic:pic>
+              </a:graphicData>
+            </a:graphic>
+            <wp14:sizeRelH relativeFrom="margin">
+              <wp14:pctWidth>0</wp14:pctWidth>
+            </wp14:sizeRelH>
+            <wp14:sizeRelV relativeFrom="margin">
+              <wp14:pctHeight>0</wp14:pctHeight>
+            </wp14:sizeRelV>
+          </wp:anchor>
+        </w:drawing>
+      </w:r>
+      <w:r>
+        <w:t>Figure 1: Distribution of countries by land size relative to EEZ size (World Bank Groupings)</w:t>
+      </w:r>
+    </w:p>
+    <w:p>
+      <w:pPr>
+        <w:pStyle w:val="BodyText"/>
+        <w:numPr>
+          <w:ilvl w:val="0"/>
+          <w:numId w:val="39"/>
+        </w:numPr>
+        <w:rPr>
+          <w:sz w:val="18"/>
+          <w:szCs w:val="20"/>
+        </w:rPr>
+      </w:pPr>
+      <w:proofErr w:type="gramStart"/>
+      <w:r>
+        <w:rPr>
+          <w:i/>
+          <w:iCs/>
+          <w:sz w:val="18"/>
+          <w:szCs w:val="20"/>
+        </w:rPr>
+        <w:t>Note:*</w:t>
+      </w:r>
+      <w:proofErr w:type="gramEnd"/>
+      <w:r>
+        <w:rPr>
+          <w:i/>
+          <w:iCs/>
+          <w:sz w:val="18"/>
+          <w:szCs w:val="20"/>
+        </w:rPr>
+        <w:t xml:space="preserve"> These are: Clipperton Island, Maldives, Mauritius, Saint Helena, Seychelles, South Georgia and the South Sandwich Islands</w:t>
+      </w:r>
+    </w:p>
+    <w:p>
+      <w:pPr>
+        <w:pStyle w:val="ListParagraph"/>
+        <w:ind w:left="1440"/>
+      </w:pPr>
     </w:p>
     <w:p>
       <w:pPr>
@@ -123,6 +275,7 @@
         </w:numPr>
       </w:pPr>
       <w:r>
+        <w:lastRenderedPageBreak/>
         <w:t>F</w:t>
       </w:r>
       <w:r>
@@ -149,18 +302,2830 @@
     </w:p>
     <w:p>
       <w:pPr>
-        <w:pStyle w:val="ListParagraph"/>
-        <w:numPr>
-          <w:ilvl w:val="2"/>
-          <w:numId w:val="39"/>
-        </w:numPr>
+        <w:pStyle w:val="Caption"/>
+        <w:keepNext/>
       </w:pPr>
       <w:r>
+        <w:t xml:space="preserve">Table </w:t>
+      </w:r>
+      <w:r>
+        <w:fldChar w:fldCharType="begin"/>
+      </w:r>
+      <w:r>
+        <w:instrText xml:space="preserve"> SEQ Table \* ARABIC </w:instrText>
+      </w:r>
+      <w:r>
+        <w:fldChar w:fldCharType="separate"/>
+      </w:r>
+      <w:r>
         <w:rPr>
-          <w:color w:val="EE0000"/>
+          <w:noProof/>
         </w:rPr>
-        <w:t>Put a table in here showing the proportion of PICTs in primary / secondary and tertiary industries from SDMX Surfer.</w:t>
+        <w:t>1</w:t>
       </w:r>
+      <w:r>
+        <w:fldChar w:fldCharType="end"/>
+      </w:r>
+      <w:r>
+        <w:t>: PIC Employment Proportions by Broad Industry</w:t>
+      </w:r>
+    </w:p>
+    <w:tbl>
+      <w:tblPr>
+        <w:tblW w:w="7857" w:type="dxa"/>
+        <w:tblBorders>
+          <w:top w:val="single" w:sz="4" w:space="0" w:color="auto"/>
+          <w:left w:val="single" w:sz="4" w:space="0" w:color="auto"/>
+          <w:bottom w:val="single" w:sz="4" w:space="0" w:color="auto"/>
+          <w:right w:val="single" w:sz="4" w:space="0" w:color="auto"/>
+        </w:tblBorders>
+        <w:tblLook w:val="04A0" w:firstRow="1" w:lastRow="0" w:firstColumn="1" w:lastColumn="0" w:noHBand="0" w:noVBand="1"/>
+      </w:tblPr>
+      <w:tblGrid>
+        <w:gridCol w:w="4957"/>
+        <w:gridCol w:w="960"/>
+        <w:gridCol w:w="970"/>
+        <w:gridCol w:w="970"/>
+      </w:tblGrid>
+      <w:tr>
+        <w:trPr>
+          <w:trHeight w:val="240"/>
+        </w:trPr>
+        <w:tc>
+          <w:tcPr>
+            <w:tcW w:w="4957" w:type="dxa"/>
+            <w:tcBorders>
+              <w:top w:val="single" w:sz="4" w:space="0" w:color="auto"/>
+              <w:bottom w:val="single" w:sz="4" w:space="0" w:color="auto"/>
+              <w:right w:val="single" w:sz="4" w:space="0" w:color="auto"/>
+            </w:tcBorders>
+            <w:noWrap/>
+            <w:vAlign w:val="center"/>
+            <w:hideMark/>
+          </w:tcPr>
+          <w:p>
+            <w:pPr>
+              <w:spacing w:after="0" w:line="240" w:lineRule="auto"/>
+              <w:rPr>
+                <w:rFonts w:ascii="Aptos Narrow" w:eastAsia="Times New Roman" w:hAnsi="Aptos Narrow" w:cs="Times New Roman"/>
+                <w:b/>
+                <w:bCs/>
+                <w:color w:val="000000"/>
+                <w:kern w:val="0"/>
+                <w:sz w:val="18"/>
+                <w:szCs w:val="18"/>
+                <w:lang w:val="en-AU" w:eastAsia="en-AU"/>
+                <w14:ligatures w14:val="none"/>
+              </w:rPr>
+            </w:pPr>
+            <w:r>
+              <w:rPr>
+                <w:rFonts w:ascii="Aptos Narrow" w:eastAsia="Times New Roman" w:hAnsi="Aptos Narrow" w:cs="Times New Roman"/>
+                <w:b/>
+                <w:bCs/>
+                <w:color w:val="000000"/>
+                <w:kern w:val="0"/>
+                <w:sz w:val="18"/>
+                <w:szCs w:val="18"/>
+                <w:lang w:val="en-AU" w:eastAsia="en-AU"/>
+                <w14:ligatures w14:val="none"/>
+              </w:rPr>
+              <w:t>Country</w:t>
+            </w:r>
+          </w:p>
+        </w:tc>
+        <w:tc>
+          <w:tcPr>
+            <w:tcW w:w="960" w:type="dxa"/>
+            <w:tcBorders>
+              <w:top w:val="single" w:sz="4" w:space="0" w:color="auto"/>
+              <w:left w:val="single" w:sz="4" w:space="0" w:color="auto"/>
+              <w:bottom w:val="single" w:sz="4" w:space="0" w:color="auto"/>
+            </w:tcBorders>
+            <w:noWrap/>
+            <w:vAlign w:val="center"/>
+            <w:hideMark/>
+          </w:tcPr>
+          <w:p>
+            <w:pPr>
+              <w:spacing w:after="0" w:line="240" w:lineRule="auto"/>
+              <w:rPr>
+                <w:rFonts w:ascii="Aptos Narrow" w:eastAsia="Times New Roman" w:hAnsi="Aptos Narrow" w:cs="Times New Roman"/>
+                <w:b/>
+                <w:bCs/>
+                <w:color w:val="000000"/>
+                <w:kern w:val="0"/>
+                <w:sz w:val="18"/>
+                <w:szCs w:val="18"/>
+                <w:lang w:val="en-AU" w:eastAsia="en-AU"/>
+                <w14:ligatures w14:val="none"/>
+              </w:rPr>
+            </w:pPr>
+            <w:r>
+              <w:rPr>
+                <w:rFonts w:ascii="Aptos Narrow" w:eastAsia="Times New Roman" w:hAnsi="Aptos Narrow" w:cs="Times New Roman"/>
+                <w:b/>
+                <w:bCs/>
+                <w:color w:val="000000"/>
+                <w:kern w:val="0"/>
+                <w:sz w:val="18"/>
+                <w:szCs w:val="18"/>
+                <w:lang w:val="en-AU" w:eastAsia="en-AU"/>
+                <w14:ligatures w14:val="none"/>
+              </w:rPr>
+              <w:t>Primary</w:t>
+            </w:r>
+          </w:p>
+        </w:tc>
+        <w:tc>
+          <w:tcPr>
+            <w:tcW w:w="970" w:type="dxa"/>
+            <w:tcBorders>
+              <w:top w:val="single" w:sz="4" w:space="0" w:color="auto"/>
+              <w:bottom w:val="single" w:sz="4" w:space="0" w:color="auto"/>
+            </w:tcBorders>
+            <w:noWrap/>
+            <w:vAlign w:val="center"/>
+            <w:hideMark/>
+          </w:tcPr>
+          <w:p>
+            <w:pPr>
+              <w:spacing w:after="0" w:line="240" w:lineRule="auto"/>
+              <w:rPr>
+                <w:rFonts w:ascii="Aptos Narrow" w:eastAsia="Times New Roman" w:hAnsi="Aptos Narrow" w:cs="Times New Roman"/>
+                <w:b/>
+                <w:bCs/>
+                <w:color w:val="000000"/>
+                <w:kern w:val="0"/>
+                <w:sz w:val="18"/>
+                <w:szCs w:val="18"/>
+                <w:lang w:val="en-AU" w:eastAsia="en-AU"/>
+                <w14:ligatures w14:val="none"/>
+              </w:rPr>
+            </w:pPr>
+            <w:r>
+              <w:rPr>
+                <w:rFonts w:ascii="Aptos Narrow" w:eastAsia="Times New Roman" w:hAnsi="Aptos Narrow" w:cs="Times New Roman"/>
+                <w:b/>
+                <w:bCs/>
+                <w:color w:val="000000"/>
+                <w:kern w:val="0"/>
+                <w:sz w:val="18"/>
+                <w:szCs w:val="18"/>
+                <w:lang w:val="en-AU" w:eastAsia="en-AU"/>
+                <w14:ligatures w14:val="none"/>
+              </w:rPr>
+              <w:t>Goods Producing</w:t>
+            </w:r>
+          </w:p>
+        </w:tc>
+        <w:tc>
+          <w:tcPr>
+            <w:tcW w:w="970" w:type="dxa"/>
+            <w:tcBorders>
+              <w:top w:val="single" w:sz="4" w:space="0" w:color="auto"/>
+              <w:bottom w:val="single" w:sz="4" w:space="0" w:color="auto"/>
+            </w:tcBorders>
+            <w:noWrap/>
+            <w:vAlign w:val="center"/>
+            <w:hideMark/>
+          </w:tcPr>
+          <w:p>
+            <w:pPr>
+              <w:spacing w:after="0" w:line="240" w:lineRule="auto"/>
+              <w:rPr>
+                <w:rFonts w:ascii="Aptos Narrow" w:eastAsia="Times New Roman" w:hAnsi="Aptos Narrow" w:cs="Times New Roman"/>
+                <w:b/>
+                <w:bCs/>
+                <w:color w:val="000000"/>
+                <w:kern w:val="0"/>
+                <w:sz w:val="18"/>
+                <w:szCs w:val="18"/>
+                <w:lang w:val="en-AU" w:eastAsia="en-AU"/>
+                <w14:ligatures w14:val="none"/>
+              </w:rPr>
+            </w:pPr>
+            <w:r>
+              <w:rPr>
+                <w:rFonts w:ascii="Aptos Narrow" w:eastAsia="Times New Roman" w:hAnsi="Aptos Narrow" w:cs="Times New Roman"/>
+                <w:b/>
+                <w:bCs/>
+                <w:color w:val="000000"/>
+                <w:kern w:val="0"/>
+                <w:sz w:val="18"/>
+                <w:szCs w:val="18"/>
+                <w:lang w:val="en-AU" w:eastAsia="en-AU"/>
+                <w14:ligatures w14:val="none"/>
+              </w:rPr>
+              <w:t>Services Producing</w:t>
+            </w:r>
+          </w:p>
+        </w:tc>
+      </w:tr>
+      <w:tr>
+        <w:trPr>
+          <w:trHeight w:val="240"/>
+        </w:trPr>
+        <w:tc>
+          <w:tcPr>
+            <w:tcW w:w="4957" w:type="dxa"/>
+            <w:tcBorders>
+              <w:top w:val="single" w:sz="4" w:space="0" w:color="auto"/>
+              <w:left w:val="single" w:sz="4" w:space="0" w:color="auto"/>
+              <w:bottom w:val="nil"/>
+              <w:right w:val="single" w:sz="4" w:space="0" w:color="auto"/>
+            </w:tcBorders>
+            <w:noWrap/>
+            <w:vAlign w:val="bottom"/>
+            <w:hideMark/>
+          </w:tcPr>
+          <w:p>
+            <w:pPr>
+              <w:spacing w:after="0" w:line="240" w:lineRule="auto"/>
+              <w:rPr>
+                <w:rFonts w:ascii="Aptos Narrow" w:eastAsia="Times New Roman" w:hAnsi="Aptos Narrow" w:cs="Times New Roman"/>
+                <w:color w:val="000000"/>
+                <w:kern w:val="0"/>
+                <w:sz w:val="18"/>
+                <w:szCs w:val="18"/>
+                <w:lang w:val="en-AU" w:eastAsia="en-AU"/>
+                <w14:ligatures w14:val="none"/>
+              </w:rPr>
+            </w:pPr>
+            <w:r>
+              <w:rPr>
+                <w:rFonts w:ascii="Aptos Narrow" w:eastAsia="Times New Roman" w:hAnsi="Aptos Narrow" w:cs="Times New Roman"/>
+                <w:color w:val="000000"/>
+                <w:kern w:val="0"/>
+                <w:sz w:val="18"/>
+                <w:szCs w:val="18"/>
+                <w:lang w:val="en-AU" w:eastAsia="en-AU"/>
+                <w14:ligatures w14:val="none"/>
+              </w:rPr>
+              <w:t>Vanuatu</w:t>
+            </w:r>
+          </w:p>
+        </w:tc>
+        <w:tc>
+          <w:tcPr>
+            <w:tcW w:w="960" w:type="dxa"/>
+            <w:tcBorders>
+              <w:top w:val="single" w:sz="4" w:space="0" w:color="auto"/>
+              <w:left w:val="single" w:sz="4" w:space="0" w:color="auto"/>
+              <w:bottom w:val="nil"/>
+              <w:right w:val="nil"/>
+            </w:tcBorders>
+            <w:noWrap/>
+            <w:vAlign w:val="bottom"/>
+            <w:hideMark/>
+          </w:tcPr>
+          <w:p>
+            <w:pPr>
+              <w:spacing w:after="0" w:line="240" w:lineRule="auto"/>
+              <w:jc w:val="center"/>
+              <w:rPr>
+                <w:rFonts w:ascii="Aptos Narrow" w:eastAsia="Times New Roman" w:hAnsi="Aptos Narrow" w:cs="Times New Roman"/>
+                <w:color w:val="000000"/>
+                <w:kern w:val="0"/>
+                <w:sz w:val="18"/>
+                <w:szCs w:val="18"/>
+                <w:lang w:val="en-AU" w:eastAsia="en-AU"/>
+                <w14:ligatures w14:val="none"/>
+              </w:rPr>
+            </w:pPr>
+            <w:r>
+              <w:rPr>
+                <w:rFonts w:ascii="Aptos Narrow" w:eastAsia="Times New Roman" w:hAnsi="Aptos Narrow" w:cs="Times New Roman"/>
+                <w:color w:val="000000"/>
+                <w:kern w:val="0"/>
+                <w:sz w:val="18"/>
+                <w:szCs w:val="18"/>
+                <w:lang w:val="en-AU" w:eastAsia="en-AU"/>
+                <w14:ligatures w14:val="none"/>
+              </w:rPr>
+              <w:t>42%</w:t>
+            </w:r>
+          </w:p>
+        </w:tc>
+        <w:tc>
+          <w:tcPr>
+            <w:tcW w:w="970" w:type="dxa"/>
+            <w:tcBorders>
+              <w:top w:val="single" w:sz="4" w:space="0" w:color="auto"/>
+              <w:left w:val="nil"/>
+              <w:bottom w:val="nil"/>
+              <w:right w:val="nil"/>
+            </w:tcBorders>
+            <w:noWrap/>
+            <w:vAlign w:val="bottom"/>
+            <w:hideMark/>
+          </w:tcPr>
+          <w:p>
+            <w:pPr>
+              <w:spacing w:after="0" w:line="240" w:lineRule="auto"/>
+              <w:jc w:val="center"/>
+              <w:rPr>
+                <w:rFonts w:ascii="Aptos Narrow" w:eastAsia="Times New Roman" w:hAnsi="Aptos Narrow" w:cs="Times New Roman"/>
+                <w:color w:val="000000"/>
+                <w:kern w:val="0"/>
+                <w:sz w:val="18"/>
+                <w:szCs w:val="18"/>
+                <w:lang w:val="en-AU" w:eastAsia="en-AU"/>
+                <w14:ligatures w14:val="none"/>
+              </w:rPr>
+            </w:pPr>
+            <w:r>
+              <w:rPr>
+                <w:rFonts w:ascii="Aptos Narrow" w:eastAsia="Times New Roman" w:hAnsi="Aptos Narrow" w:cs="Times New Roman"/>
+                <w:color w:val="000000"/>
+                <w:kern w:val="0"/>
+                <w:sz w:val="18"/>
+                <w:szCs w:val="18"/>
+                <w:lang w:val="en-AU" w:eastAsia="en-AU"/>
+                <w14:ligatures w14:val="none"/>
+              </w:rPr>
+              <w:t>5%</w:t>
+            </w:r>
+          </w:p>
+        </w:tc>
+        <w:tc>
+          <w:tcPr>
+            <w:tcW w:w="970" w:type="dxa"/>
+            <w:tcBorders>
+              <w:top w:val="single" w:sz="4" w:space="0" w:color="auto"/>
+              <w:left w:val="nil"/>
+              <w:bottom w:val="nil"/>
+              <w:right w:val="single" w:sz="4" w:space="0" w:color="auto"/>
+            </w:tcBorders>
+            <w:noWrap/>
+            <w:vAlign w:val="bottom"/>
+            <w:hideMark/>
+          </w:tcPr>
+          <w:p>
+            <w:pPr>
+              <w:spacing w:after="0" w:line="240" w:lineRule="auto"/>
+              <w:jc w:val="center"/>
+              <w:rPr>
+                <w:rFonts w:ascii="Aptos Narrow" w:eastAsia="Times New Roman" w:hAnsi="Aptos Narrow" w:cs="Times New Roman"/>
+                <w:color w:val="000000"/>
+                <w:kern w:val="0"/>
+                <w:sz w:val="18"/>
+                <w:szCs w:val="18"/>
+                <w:lang w:val="en-AU" w:eastAsia="en-AU"/>
+                <w14:ligatures w14:val="none"/>
+              </w:rPr>
+            </w:pPr>
+            <w:r>
+              <w:rPr>
+                <w:rFonts w:ascii="Aptos Narrow" w:eastAsia="Times New Roman" w:hAnsi="Aptos Narrow" w:cs="Times New Roman"/>
+                <w:color w:val="000000"/>
+                <w:kern w:val="0"/>
+                <w:sz w:val="18"/>
+                <w:szCs w:val="18"/>
+                <w:lang w:val="en-AU" w:eastAsia="en-AU"/>
+                <w14:ligatures w14:val="none"/>
+              </w:rPr>
+              <w:t>53%</w:t>
+            </w:r>
+          </w:p>
+        </w:tc>
+      </w:tr>
+      <w:tr>
+        <w:trPr>
+          <w:trHeight w:val="240"/>
+        </w:trPr>
+        <w:tc>
+          <w:tcPr>
+            <w:tcW w:w="4957" w:type="dxa"/>
+            <w:tcBorders>
+              <w:top w:val="nil"/>
+              <w:left w:val="single" w:sz="4" w:space="0" w:color="auto"/>
+              <w:bottom w:val="nil"/>
+              <w:right w:val="single" w:sz="4" w:space="0" w:color="auto"/>
+            </w:tcBorders>
+            <w:noWrap/>
+            <w:vAlign w:val="bottom"/>
+            <w:hideMark/>
+          </w:tcPr>
+          <w:p>
+            <w:pPr>
+              <w:spacing w:after="0" w:line="240" w:lineRule="auto"/>
+              <w:rPr>
+                <w:rFonts w:ascii="Aptos Narrow" w:eastAsia="Times New Roman" w:hAnsi="Aptos Narrow" w:cs="Times New Roman"/>
+                <w:color w:val="000000"/>
+                <w:kern w:val="0"/>
+                <w:sz w:val="18"/>
+                <w:szCs w:val="18"/>
+                <w:lang w:val="en-AU" w:eastAsia="en-AU"/>
+                <w14:ligatures w14:val="none"/>
+              </w:rPr>
+            </w:pPr>
+            <w:r>
+              <w:rPr>
+                <w:rFonts w:ascii="Aptos Narrow" w:eastAsia="Times New Roman" w:hAnsi="Aptos Narrow" w:cs="Times New Roman"/>
+                <w:color w:val="000000"/>
+                <w:kern w:val="0"/>
+                <w:sz w:val="18"/>
+                <w:szCs w:val="18"/>
+                <w:lang w:val="en-AU" w:eastAsia="en-AU"/>
+                <w14:ligatures w14:val="none"/>
+              </w:rPr>
+              <w:t>Solomon Islands</w:t>
+            </w:r>
+          </w:p>
+        </w:tc>
+        <w:tc>
+          <w:tcPr>
+            <w:tcW w:w="960" w:type="dxa"/>
+            <w:tcBorders>
+              <w:top w:val="nil"/>
+              <w:left w:val="single" w:sz="4" w:space="0" w:color="auto"/>
+              <w:bottom w:val="nil"/>
+              <w:right w:val="nil"/>
+            </w:tcBorders>
+            <w:noWrap/>
+            <w:vAlign w:val="bottom"/>
+            <w:hideMark/>
+          </w:tcPr>
+          <w:p>
+            <w:pPr>
+              <w:spacing w:after="0" w:line="240" w:lineRule="auto"/>
+              <w:jc w:val="center"/>
+              <w:rPr>
+                <w:rFonts w:ascii="Aptos Narrow" w:eastAsia="Times New Roman" w:hAnsi="Aptos Narrow" w:cs="Times New Roman"/>
+                <w:color w:val="000000"/>
+                <w:kern w:val="0"/>
+                <w:sz w:val="18"/>
+                <w:szCs w:val="18"/>
+                <w:lang w:val="en-AU" w:eastAsia="en-AU"/>
+                <w14:ligatures w14:val="none"/>
+              </w:rPr>
+            </w:pPr>
+            <w:r>
+              <w:rPr>
+                <w:rFonts w:ascii="Aptos Narrow" w:eastAsia="Times New Roman" w:hAnsi="Aptos Narrow" w:cs="Times New Roman"/>
+                <w:color w:val="000000"/>
+                <w:kern w:val="0"/>
+                <w:sz w:val="18"/>
+                <w:szCs w:val="18"/>
+                <w:lang w:val="en-AU" w:eastAsia="en-AU"/>
+                <w14:ligatures w14:val="none"/>
+              </w:rPr>
+              <w:t>42%</w:t>
+            </w:r>
+          </w:p>
+        </w:tc>
+        <w:tc>
+          <w:tcPr>
+            <w:tcW w:w="970" w:type="dxa"/>
+            <w:tcBorders>
+              <w:top w:val="nil"/>
+              <w:left w:val="nil"/>
+              <w:bottom w:val="nil"/>
+              <w:right w:val="nil"/>
+            </w:tcBorders>
+            <w:noWrap/>
+            <w:vAlign w:val="bottom"/>
+            <w:hideMark/>
+          </w:tcPr>
+          <w:p>
+            <w:pPr>
+              <w:spacing w:after="0" w:line="240" w:lineRule="auto"/>
+              <w:jc w:val="center"/>
+              <w:rPr>
+                <w:rFonts w:ascii="Aptos Narrow" w:eastAsia="Times New Roman" w:hAnsi="Aptos Narrow" w:cs="Times New Roman"/>
+                <w:color w:val="000000"/>
+                <w:kern w:val="0"/>
+                <w:sz w:val="18"/>
+                <w:szCs w:val="18"/>
+                <w:lang w:val="en-AU" w:eastAsia="en-AU"/>
+                <w14:ligatures w14:val="none"/>
+              </w:rPr>
+            </w:pPr>
+            <w:r>
+              <w:rPr>
+                <w:rFonts w:ascii="Aptos Narrow" w:eastAsia="Times New Roman" w:hAnsi="Aptos Narrow" w:cs="Times New Roman"/>
+                <w:color w:val="000000"/>
+                <w:kern w:val="0"/>
+                <w:sz w:val="18"/>
+                <w:szCs w:val="18"/>
+                <w:lang w:val="en-AU" w:eastAsia="en-AU"/>
+                <w14:ligatures w14:val="none"/>
+              </w:rPr>
+              <w:t>8%</w:t>
+            </w:r>
+          </w:p>
+        </w:tc>
+        <w:tc>
+          <w:tcPr>
+            <w:tcW w:w="970" w:type="dxa"/>
+            <w:tcBorders>
+              <w:top w:val="nil"/>
+              <w:left w:val="nil"/>
+              <w:bottom w:val="nil"/>
+              <w:right w:val="single" w:sz="4" w:space="0" w:color="auto"/>
+            </w:tcBorders>
+            <w:noWrap/>
+            <w:vAlign w:val="bottom"/>
+            <w:hideMark/>
+          </w:tcPr>
+          <w:p>
+            <w:pPr>
+              <w:spacing w:after="0" w:line="240" w:lineRule="auto"/>
+              <w:jc w:val="center"/>
+              <w:rPr>
+                <w:rFonts w:ascii="Aptos Narrow" w:eastAsia="Times New Roman" w:hAnsi="Aptos Narrow" w:cs="Times New Roman"/>
+                <w:color w:val="000000"/>
+                <w:kern w:val="0"/>
+                <w:sz w:val="18"/>
+                <w:szCs w:val="18"/>
+                <w:lang w:val="en-AU" w:eastAsia="en-AU"/>
+                <w14:ligatures w14:val="none"/>
+              </w:rPr>
+            </w:pPr>
+            <w:r>
+              <w:rPr>
+                <w:rFonts w:ascii="Aptos Narrow" w:eastAsia="Times New Roman" w:hAnsi="Aptos Narrow" w:cs="Times New Roman"/>
+                <w:color w:val="000000"/>
+                <w:kern w:val="0"/>
+                <w:sz w:val="18"/>
+                <w:szCs w:val="18"/>
+                <w:lang w:val="en-AU" w:eastAsia="en-AU"/>
+                <w14:ligatures w14:val="none"/>
+              </w:rPr>
+              <w:t>50%</w:t>
+            </w:r>
+          </w:p>
+        </w:tc>
+      </w:tr>
+      <w:tr>
+        <w:trPr>
+          <w:trHeight w:val="240"/>
+        </w:trPr>
+        <w:tc>
+          <w:tcPr>
+            <w:tcW w:w="4957" w:type="dxa"/>
+            <w:tcBorders>
+              <w:top w:val="nil"/>
+              <w:left w:val="single" w:sz="4" w:space="0" w:color="auto"/>
+              <w:bottom w:val="nil"/>
+              <w:right w:val="single" w:sz="4" w:space="0" w:color="auto"/>
+            </w:tcBorders>
+            <w:noWrap/>
+            <w:vAlign w:val="bottom"/>
+            <w:hideMark/>
+          </w:tcPr>
+          <w:p>
+            <w:pPr>
+              <w:spacing w:after="0" w:line="240" w:lineRule="auto"/>
+              <w:rPr>
+                <w:rFonts w:ascii="Aptos Narrow" w:eastAsia="Times New Roman" w:hAnsi="Aptos Narrow" w:cs="Times New Roman"/>
+                <w:color w:val="000000"/>
+                <w:kern w:val="0"/>
+                <w:sz w:val="18"/>
+                <w:szCs w:val="18"/>
+                <w:lang w:val="en-AU" w:eastAsia="en-AU"/>
+                <w14:ligatures w14:val="none"/>
+              </w:rPr>
+            </w:pPr>
+            <w:r>
+              <w:rPr>
+                <w:rFonts w:ascii="Aptos Narrow" w:eastAsia="Times New Roman" w:hAnsi="Aptos Narrow" w:cs="Times New Roman"/>
+                <w:color w:val="000000"/>
+                <w:kern w:val="0"/>
+                <w:sz w:val="18"/>
+                <w:szCs w:val="18"/>
+                <w:lang w:val="en-AU" w:eastAsia="en-AU"/>
+                <w14:ligatures w14:val="none"/>
+              </w:rPr>
+              <w:t>Samoa</w:t>
+            </w:r>
+          </w:p>
+        </w:tc>
+        <w:tc>
+          <w:tcPr>
+            <w:tcW w:w="960" w:type="dxa"/>
+            <w:tcBorders>
+              <w:top w:val="nil"/>
+              <w:left w:val="single" w:sz="4" w:space="0" w:color="auto"/>
+              <w:bottom w:val="nil"/>
+              <w:right w:val="nil"/>
+            </w:tcBorders>
+            <w:noWrap/>
+            <w:vAlign w:val="bottom"/>
+            <w:hideMark/>
+          </w:tcPr>
+          <w:p>
+            <w:pPr>
+              <w:spacing w:after="0" w:line="240" w:lineRule="auto"/>
+              <w:jc w:val="center"/>
+              <w:rPr>
+                <w:rFonts w:ascii="Aptos Narrow" w:eastAsia="Times New Roman" w:hAnsi="Aptos Narrow" w:cs="Times New Roman"/>
+                <w:color w:val="000000"/>
+                <w:kern w:val="0"/>
+                <w:sz w:val="18"/>
+                <w:szCs w:val="18"/>
+                <w:lang w:val="en-AU" w:eastAsia="en-AU"/>
+                <w14:ligatures w14:val="none"/>
+              </w:rPr>
+            </w:pPr>
+            <w:r>
+              <w:rPr>
+                <w:rFonts w:ascii="Aptos Narrow" w:eastAsia="Times New Roman" w:hAnsi="Aptos Narrow" w:cs="Times New Roman"/>
+                <w:color w:val="000000"/>
+                <w:kern w:val="0"/>
+                <w:sz w:val="18"/>
+                <w:szCs w:val="18"/>
+                <w:lang w:val="en-AU" w:eastAsia="en-AU"/>
+                <w14:ligatures w14:val="none"/>
+              </w:rPr>
+              <w:t>36%</w:t>
+            </w:r>
+          </w:p>
+        </w:tc>
+        <w:tc>
+          <w:tcPr>
+            <w:tcW w:w="970" w:type="dxa"/>
+            <w:tcBorders>
+              <w:top w:val="nil"/>
+              <w:left w:val="nil"/>
+              <w:bottom w:val="nil"/>
+              <w:right w:val="nil"/>
+            </w:tcBorders>
+            <w:noWrap/>
+            <w:vAlign w:val="bottom"/>
+            <w:hideMark/>
+          </w:tcPr>
+          <w:p>
+            <w:pPr>
+              <w:spacing w:after="0" w:line="240" w:lineRule="auto"/>
+              <w:jc w:val="center"/>
+              <w:rPr>
+                <w:rFonts w:ascii="Aptos Narrow" w:eastAsia="Times New Roman" w:hAnsi="Aptos Narrow" w:cs="Times New Roman"/>
+                <w:color w:val="000000"/>
+                <w:kern w:val="0"/>
+                <w:sz w:val="18"/>
+                <w:szCs w:val="18"/>
+                <w:lang w:val="en-AU" w:eastAsia="en-AU"/>
+                <w14:ligatures w14:val="none"/>
+              </w:rPr>
+            </w:pPr>
+            <w:r>
+              <w:rPr>
+                <w:rFonts w:ascii="Aptos Narrow" w:eastAsia="Times New Roman" w:hAnsi="Aptos Narrow" w:cs="Times New Roman"/>
+                <w:color w:val="000000"/>
+                <w:kern w:val="0"/>
+                <w:sz w:val="18"/>
+                <w:szCs w:val="18"/>
+                <w:lang w:val="en-AU" w:eastAsia="en-AU"/>
+                <w14:ligatures w14:val="none"/>
+              </w:rPr>
+              <w:t>9%</w:t>
+            </w:r>
+          </w:p>
+        </w:tc>
+        <w:tc>
+          <w:tcPr>
+            <w:tcW w:w="970" w:type="dxa"/>
+            <w:tcBorders>
+              <w:top w:val="nil"/>
+              <w:left w:val="nil"/>
+              <w:bottom w:val="nil"/>
+              <w:right w:val="single" w:sz="4" w:space="0" w:color="auto"/>
+            </w:tcBorders>
+            <w:noWrap/>
+            <w:vAlign w:val="bottom"/>
+            <w:hideMark/>
+          </w:tcPr>
+          <w:p>
+            <w:pPr>
+              <w:spacing w:after="0" w:line="240" w:lineRule="auto"/>
+              <w:jc w:val="center"/>
+              <w:rPr>
+                <w:rFonts w:ascii="Aptos Narrow" w:eastAsia="Times New Roman" w:hAnsi="Aptos Narrow" w:cs="Times New Roman"/>
+                <w:color w:val="000000"/>
+                <w:kern w:val="0"/>
+                <w:sz w:val="18"/>
+                <w:szCs w:val="18"/>
+                <w:lang w:val="en-AU" w:eastAsia="en-AU"/>
+                <w14:ligatures w14:val="none"/>
+              </w:rPr>
+            </w:pPr>
+            <w:r>
+              <w:rPr>
+                <w:rFonts w:ascii="Aptos Narrow" w:eastAsia="Times New Roman" w:hAnsi="Aptos Narrow" w:cs="Times New Roman"/>
+                <w:color w:val="000000"/>
+                <w:kern w:val="0"/>
+                <w:sz w:val="18"/>
+                <w:szCs w:val="18"/>
+                <w:lang w:val="en-AU" w:eastAsia="en-AU"/>
+                <w14:ligatures w14:val="none"/>
+              </w:rPr>
+              <w:t>55%</w:t>
+            </w:r>
+          </w:p>
+        </w:tc>
+      </w:tr>
+      <w:tr>
+        <w:trPr>
+          <w:trHeight w:val="240"/>
+        </w:trPr>
+        <w:tc>
+          <w:tcPr>
+            <w:tcW w:w="4957" w:type="dxa"/>
+            <w:tcBorders>
+              <w:top w:val="nil"/>
+              <w:left w:val="single" w:sz="4" w:space="0" w:color="auto"/>
+              <w:bottom w:val="nil"/>
+              <w:right w:val="single" w:sz="4" w:space="0" w:color="auto"/>
+            </w:tcBorders>
+            <w:noWrap/>
+            <w:vAlign w:val="bottom"/>
+            <w:hideMark/>
+          </w:tcPr>
+          <w:p>
+            <w:pPr>
+              <w:spacing w:after="0" w:line="240" w:lineRule="auto"/>
+              <w:rPr>
+                <w:rFonts w:ascii="Aptos Narrow" w:eastAsia="Times New Roman" w:hAnsi="Aptos Narrow" w:cs="Times New Roman"/>
+                <w:b/>
+                <w:bCs/>
+                <w:color w:val="FF0000"/>
+                <w:kern w:val="0"/>
+                <w:sz w:val="18"/>
+                <w:szCs w:val="18"/>
+                <w:lang w:val="en-AU" w:eastAsia="en-AU"/>
+                <w14:ligatures w14:val="none"/>
+              </w:rPr>
+            </w:pPr>
+            <w:r>
+              <w:rPr>
+                <w:rFonts w:ascii="Aptos Narrow" w:eastAsia="Times New Roman" w:hAnsi="Aptos Narrow" w:cs="Times New Roman"/>
+                <w:b/>
+                <w:bCs/>
+                <w:color w:val="FF0000"/>
+                <w:kern w:val="0"/>
+                <w:sz w:val="18"/>
+                <w:szCs w:val="18"/>
+                <w:lang w:val="en-AU" w:eastAsia="en-AU"/>
+                <w14:ligatures w14:val="none"/>
+              </w:rPr>
+              <w:t>Regional Average</w:t>
+            </w:r>
+          </w:p>
+        </w:tc>
+        <w:tc>
+          <w:tcPr>
+            <w:tcW w:w="960" w:type="dxa"/>
+            <w:tcBorders>
+              <w:top w:val="nil"/>
+              <w:left w:val="single" w:sz="4" w:space="0" w:color="auto"/>
+              <w:bottom w:val="nil"/>
+              <w:right w:val="nil"/>
+            </w:tcBorders>
+            <w:noWrap/>
+            <w:vAlign w:val="bottom"/>
+            <w:hideMark/>
+          </w:tcPr>
+          <w:p>
+            <w:pPr>
+              <w:spacing w:after="0" w:line="240" w:lineRule="auto"/>
+              <w:jc w:val="center"/>
+              <w:rPr>
+                <w:rFonts w:ascii="Aptos Narrow" w:eastAsia="Times New Roman" w:hAnsi="Aptos Narrow" w:cs="Times New Roman"/>
+                <w:b/>
+                <w:bCs/>
+                <w:color w:val="FF0000"/>
+                <w:kern w:val="0"/>
+                <w:sz w:val="18"/>
+                <w:szCs w:val="18"/>
+                <w:lang w:val="en-AU" w:eastAsia="en-AU"/>
+                <w14:ligatures w14:val="none"/>
+              </w:rPr>
+            </w:pPr>
+            <w:r>
+              <w:rPr>
+                <w:rFonts w:ascii="Aptos Narrow" w:eastAsia="Times New Roman" w:hAnsi="Aptos Narrow" w:cs="Times New Roman"/>
+                <w:b/>
+                <w:bCs/>
+                <w:color w:val="FF0000"/>
+                <w:kern w:val="0"/>
+                <w:sz w:val="18"/>
+                <w:szCs w:val="18"/>
+                <w:lang w:val="en-AU" w:eastAsia="en-AU"/>
+                <w14:ligatures w14:val="none"/>
+              </w:rPr>
+              <w:t>33%</w:t>
+            </w:r>
+          </w:p>
+        </w:tc>
+        <w:tc>
+          <w:tcPr>
+            <w:tcW w:w="970" w:type="dxa"/>
+            <w:tcBorders>
+              <w:top w:val="nil"/>
+              <w:left w:val="nil"/>
+              <w:bottom w:val="nil"/>
+              <w:right w:val="nil"/>
+            </w:tcBorders>
+            <w:noWrap/>
+            <w:vAlign w:val="bottom"/>
+            <w:hideMark/>
+          </w:tcPr>
+          <w:p>
+            <w:pPr>
+              <w:spacing w:after="0" w:line="240" w:lineRule="auto"/>
+              <w:jc w:val="center"/>
+              <w:rPr>
+                <w:rFonts w:ascii="Aptos Narrow" w:eastAsia="Times New Roman" w:hAnsi="Aptos Narrow" w:cs="Times New Roman"/>
+                <w:b/>
+                <w:bCs/>
+                <w:color w:val="FF0000"/>
+                <w:kern w:val="0"/>
+                <w:sz w:val="18"/>
+                <w:szCs w:val="18"/>
+                <w:lang w:val="en-AU" w:eastAsia="en-AU"/>
+                <w14:ligatures w14:val="none"/>
+              </w:rPr>
+            </w:pPr>
+            <w:r>
+              <w:rPr>
+                <w:rFonts w:ascii="Aptos Narrow" w:eastAsia="Times New Roman" w:hAnsi="Aptos Narrow" w:cs="Times New Roman"/>
+                <w:b/>
+                <w:bCs/>
+                <w:color w:val="FF0000"/>
+                <w:kern w:val="0"/>
+                <w:sz w:val="18"/>
+                <w:szCs w:val="18"/>
+                <w:lang w:val="en-AU" w:eastAsia="en-AU"/>
+                <w14:ligatures w14:val="none"/>
+              </w:rPr>
+              <w:t>7%</w:t>
+            </w:r>
+          </w:p>
+        </w:tc>
+        <w:tc>
+          <w:tcPr>
+            <w:tcW w:w="970" w:type="dxa"/>
+            <w:tcBorders>
+              <w:top w:val="nil"/>
+              <w:left w:val="nil"/>
+              <w:bottom w:val="nil"/>
+              <w:right w:val="single" w:sz="4" w:space="0" w:color="auto"/>
+            </w:tcBorders>
+            <w:noWrap/>
+            <w:vAlign w:val="bottom"/>
+            <w:hideMark/>
+          </w:tcPr>
+          <w:p>
+            <w:pPr>
+              <w:spacing w:after="0" w:line="240" w:lineRule="auto"/>
+              <w:jc w:val="center"/>
+              <w:rPr>
+                <w:rFonts w:ascii="Aptos Narrow" w:eastAsia="Times New Roman" w:hAnsi="Aptos Narrow" w:cs="Times New Roman"/>
+                <w:b/>
+                <w:bCs/>
+                <w:color w:val="FF0000"/>
+                <w:kern w:val="0"/>
+                <w:sz w:val="18"/>
+                <w:szCs w:val="18"/>
+                <w:lang w:val="en-AU" w:eastAsia="en-AU"/>
+                <w14:ligatures w14:val="none"/>
+              </w:rPr>
+            </w:pPr>
+            <w:r>
+              <w:rPr>
+                <w:rFonts w:ascii="Aptos Narrow" w:eastAsia="Times New Roman" w:hAnsi="Aptos Narrow" w:cs="Times New Roman"/>
+                <w:b/>
+                <w:bCs/>
+                <w:color w:val="FF0000"/>
+                <w:kern w:val="0"/>
+                <w:sz w:val="18"/>
+                <w:szCs w:val="18"/>
+                <w:lang w:val="en-AU" w:eastAsia="en-AU"/>
+                <w14:ligatures w14:val="none"/>
+              </w:rPr>
+              <w:t>60%</w:t>
+            </w:r>
+          </w:p>
+        </w:tc>
+      </w:tr>
+      <w:tr>
+        <w:trPr>
+          <w:trHeight w:val="240"/>
+        </w:trPr>
+        <w:tc>
+          <w:tcPr>
+            <w:tcW w:w="4957" w:type="dxa"/>
+            <w:tcBorders>
+              <w:top w:val="nil"/>
+              <w:left w:val="single" w:sz="4" w:space="0" w:color="auto"/>
+              <w:bottom w:val="nil"/>
+              <w:right w:val="single" w:sz="4" w:space="0" w:color="auto"/>
+            </w:tcBorders>
+            <w:noWrap/>
+            <w:vAlign w:val="bottom"/>
+            <w:hideMark/>
+          </w:tcPr>
+          <w:p>
+            <w:pPr>
+              <w:spacing w:after="0" w:line="240" w:lineRule="auto"/>
+              <w:rPr>
+                <w:rFonts w:ascii="Aptos Narrow" w:eastAsia="Times New Roman" w:hAnsi="Aptos Narrow" w:cs="Times New Roman"/>
+                <w:color w:val="000000"/>
+                <w:kern w:val="0"/>
+                <w:sz w:val="18"/>
+                <w:szCs w:val="18"/>
+                <w:lang w:val="en-AU" w:eastAsia="en-AU"/>
+                <w14:ligatures w14:val="none"/>
+              </w:rPr>
+            </w:pPr>
+            <w:r>
+              <w:rPr>
+                <w:rFonts w:ascii="Aptos Narrow" w:eastAsia="Times New Roman" w:hAnsi="Aptos Narrow" w:cs="Times New Roman"/>
+                <w:color w:val="000000"/>
+                <w:kern w:val="0"/>
+                <w:sz w:val="18"/>
+                <w:szCs w:val="18"/>
+                <w:lang w:val="en-AU" w:eastAsia="en-AU"/>
+                <w14:ligatures w14:val="none"/>
+              </w:rPr>
+              <w:t>Nauru</w:t>
+            </w:r>
+          </w:p>
+        </w:tc>
+        <w:tc>
+          <w:tcPr>
+            <w:tcW w:w="960" w:type="dxa"/>
+            <w:tcBorders>
+              <w:top w:val="nil"/>
+              <w:left w:val="single" w:sz="4" w:space="0" w:color="auto"/>
+              <w:bottom w:val="nil"/>
+              <w:right w:val="nil"/>
+            </w:tcBorders>
+            <w:noWrap/>
+            <w:vAlign w:val="bottom"/>
+            <w:hideMark/>
+          </w:tcPr>
+          <w:p>
+            <w:pPr>
+              <w:spacing w:after="0" w:line="240" w:lineRule="auto"/>
+              <w:jc w:val="center"/>
+              <w:rPr>
+                <w:rFonts w:ascii="Aptos Narrow" w:eastAsia="Times New Roman" w:hAnsi="Aptos Narrow" w:cs="Times New Roman"/>
+                <w:color w:val="000000"/>
+                <w:kern w:val="0"/>
+                <w:sz w:val="18"/>
+                <w:szCs w:val="18"/>
+                <w:lang w:val="en-AU" w:eastAsia="en-AU"/>
+                <w14:ligatures w14:val="none"/>
+              </w:rPr>
+            </w:pPr>
+            <w:r>
+              <w:rPr>
+                <w:rFonts w:ascii="Aptos Narrow" w:eastAsia="Times New Roman" w:hAnsi="Aptos Narrow" w:cs="Times New Roman"/>
+                <w:color w:val="000000"/>
+                <w:kern w:val="0"/>
+                <w:sz w:val="18"/>
+                <w:szCs w:val="18"/>
+                <w:lang w:val="en-AU" w:eastAsia="en-AU"/>
+                <w14:ligatures w14:val="none"/>
+              </w:rPr>
+              <w:t>21%</w:t>
+            </w:r>
+          </w:p>
+        </w:tc>
+        <w:tc>
+          <w:tcPr>
+            <w:tcW w:w="970" w:type="dxa"/>
+            <w:tcBorders>
+              <w:top w:val="nil"/>
+              <w:left w:val="nil"/>
+              <w:bottom w:val="nil"/>
+              <w:right w:val="nil"/>
+            </w:tcBorders>
+            <w:noWrap/>
+            <w:vAlign w:val="bottom"/>
+            <w:hideMark/>
+          </w:tcPr>
+          <w:p>
+            <w:pPr>
+              <w:spacing w:after="0" w:line="240" w:lineRule="auto"/>
+              <w:jc w:val="center"/>
+              <w:rPr>
+                <w:rFonts w:ascii="Aptos Narrow" w:eastAsia="Times New Roman" w:hAnsi="Aptos Narrow" w:cs="Times New Roman"/>
+                <w:color w:val="000000"/>
+                <w:kern w:val="0"/>
+                <w:sz w:val="18"/>
+                <w:szCs w:val="18"/>
+                <w:lang w:val="en-AU" w:eastAsia="en-AU"/>
+                <w14:ligatures w14:val="none"/>
+              </w:rPr>
+            </w:pPr>
+            <w:r>
+              <w:rPr>
+                <w:rFonts w:ascii="Aptos Narrow" w:eastAsia="Times New Roman" w:hAnsi="Aptos Narrow" w:cs="Times New Roman"/>
+                <w:color w:val="000000"/>
+                <w:kern w:val="0"/>
+                <w:sz w:val="18"/>
+                <w:szCs w:val="18"/>
+                <w:lang w:val="en-AU" w:eastAsia="en-AU"/>
+                <w14:ligatures w14:val="none"/>
+              </w:rPr>
+              <w:t>9%</w:t>
+            </w:r>
+          </w:p>
+        </w:tc>
+        <w:tc>
+          <w:tcPr>
+            <w:tcW w:w="970" w:type="dxa"/>
+            <w:tcBorders>
+              <w:top w:val="nil"/>
+              <w:left w:val="nil"/>
+              <w:bottom w:val="nil"/>
+              <w:right w:val="single" w:sz="4" w:space="0" w:color="auto"/>
+            </w:tcBorders>
+            <w:noWrap/>
+            <w:vAlign w:val="bottom"/>
+            <w:hideMark/>
+          </w:tcPr>
+          <w:p>
+            <w:pPr>
+              <w:spacing w:after="0" w:line="240" w:lineRule="auto"/>
+              <w:jc w:val="center"/>
+              <w:rPr>
+                <w:rFonts w:ascii="Aptos Narrow" w:eastAsia="Times New Roman" w:hAnsi="Aptos Narrow" w:cs="Times New Roman"/>
+                <w:color w:val="000000"/>
+                <w:kern w:val="0"/>
+                <w:sz w:val="18"/>
+                <w:szCs w:val="18"/>
+                <w:lang w:val="en-AU" w:eastAsia="en-AU"/>
+                <w14:ligatures w14:val="none"/>
+              </w:rPr>
+            </w:pPr>
+            <w:r>
+              <w:rPr>
+                <w:rFonts w:ascii="Aptos Narrow" w:eastAsia="Times New Roman" w:hAnsi="Aptos Narrow" w:cs="Times New Roman"/>
+                <w:color w:val="000000"/>
+                <w:kern w:val="0"/>
+                <w:sz w:val="18"/>
+                <w:szCs w:val="18"/>
+                <w:lang w:val="en-AU" w:eastAsia="en-AU"/>
+                <w14:ligatures w14:val="none"/>
+              </w:rPr>
+              <w:t>70%</w:t>
+            </w:r>
+          </w:p>
+        </w:tc>
+      </w:tr>
+      <w:tr>
+        <w:trPr>
+          <w:trHeight w:val="240"/>
+        </w:trPr>
+        <w:tc>
+          <w:tcPr>
+            <w:tcW w:w="4957" w:type="dxa"/>
+            <w:tcBorders>
+              <w:top w:val="nil"/>
+              <w:left w:val="single" w:sz="4" w:space="0" w:color="auto"/>
+              <w:bottom w:val="nil"/>
+              <w:right w:val="single" w:sz="4" w:space="0" w:color="auto"/>
+            </w:tcBorders>
+            <w:noWrap/>
+            <w:vAlign w:val="bottom"/>
+            <w:hideMark/>
+          </w:tcPr>
+          <w:p>
+            <w:pPr>
+              <w:spacing w:after="0" w:line="240" w:lineRule="auto"/>
+              <w:rPr>
+                <w:rFonts w:ascii="Aptos Narrow" w:eastAsia="Times New Roman" w:hAnsi="Aptos Narrow" w:cs="Times New Roman"/>
+                <w:color w:val="000000"/>
+                <w:kern w:val="0"/>
+                <w:sz w:val="18"/>
+                <w:szCs w:val="18"/>
+                <w:lang w:val="en-AU" w:eastAsia="en-AU"/>
+                <w14:ligatures w14:val="none"/>
+              </w:rPr>
+            </w:pPr>
+            <w:r>
+              <w:rPr>
+                <w:rFonts w:ascii="Aptos Narrow" w:eastAsia="Times New Roman" w:hAnsi="Aptos Narrow" w:cs="Times New Roman"/>
+                <w:color w:val="000000"/>
+                <w:kern w:val="0"/>
+                <w:sz w:val="18"/>
+                <w:szCs w:val="18"/>
+                <w:lang w:val="en-AU" w:eastAsia="en-AU"/>
+                <w14:ligatures w14:val="none"/>
+              </w:rPr>
+              <w:t>Kiribati</w:t>
+            </w:r>
+          </w:p>
+        </w:tc>
+        <w:tc>
+          <w:tcPr>
+            <w:tcW w:w="960" w:type="dxa"/>
+            <w:tcBorders>
+              <w:top w:val="nil"/>
+              <w:left w:val="single" w:sz="4" w:space="0" w:color="auto"/>
+              <w:bottom w:val="nil"/>
+              <w:right w:val="nil"/>
+            </w:tcBorders>
+            <w:noWrap/>
+            <w:vAlign w:val="bottom"/>
+            <w:hideMark/>
+          </w:tcPr>
+          <w:p>
+            <w:pPr>
+              <w:spacing w:after="0" w:line="240" w:lineRule="auto"/>
+              <w:jc w:val="center"/>
+              <w:rPr>
+                <w:rFonts w:ascii="Aptos Narrow" w:eastAsia="Times New Roman" w:hAnsi="Aptos Narrow" w:cs="Times New Roman"/>
+                <w:color w:val="000000"/>
+                <w:kern w:val="0"/>
+                <w:sz w:val="18"/>
+                <w:szCs w:val="18"/>
+                <w:lang w:val="en-AU" w:eastAsia="en-AU"/>
+                <w14:ligatures w14:val="none"/>
+              </w:rPr>
+            </w:pPr>
+            <w:r>
+              <w:rPr>
+                <w:rFonts w:ascii="Aptos Narrow" w:eastAsia="Times New Roman" w:hAnsi="Aptos Narrow" w:cs="Times New Roman"/>
+                <w:color w:val="000000"/>
+                <w:kern w:val="0"/>
+                <w:sz w:val="18"/>
+                <w:szCs w:val="18"/>
+                <w:lang w:val="en-AU" w:eastAsia="en-AU"/>
+                <w14:ligatures w14:val="none"/>
+              </w:rPr>
+              <w:t>20%</w:t>
+            </w:r>
+          </w:p>
+        </w:tc>
+        <w:tc>
+          <w:tcPr>
+            <w:tcW w:w="970" w:type="dxa"/>
+            <w:tcBorders>
+              <w:top w:val="nil"/>
+              <w:left w:val="nil"/>
+              <w:bottom w:val="nil"/>
+              <w:right w:val="nil"/>
+            </w:tcBorders>
+            <w:noWrap/>
+            <w:vAlign w:val="bottom"/>
+            <w:hideMark/>
+          </w:tcPr>
+          <w:p>
+            <w:pPr>
+              <w:spacing w:after="0" w:line="240" w:lineRule="auto"/>
+              <w:jc w:val="center"/>
+              <w:rPr>
+                <w:rFonts w:ascii="Aptos Narrow" w:eastAsia="Times New Roman" w:hAnsi="Aptos Narrow" w:cs="Times New Roman"/>
+                <w:color w:val="000000"/>
+                <w:kern w:val="0"/>
+                <w:sz w:val="18"/>
+                <w:szCs w:val="18"/>
+                <w:lang w:val="en-AU" w:eastAsia="en-AU"/>
+                <w14:ligatures w14:val="none"/>
+              </w:rPr>
+            </w:pPr>
+            <w:r>
+              <w:rPr>
+                <w:rFonts w:ascii="Aptos Narrow" w:eastAsia="Times New Roman" w:hAnsi="Aptos Narrow" w:cs="Times New Roman"/>
+                <w:color w:val="000000"/>
+                <w:kern w:val="0"/>
+                <w:sz w:val="18"/>
+                <w:szCs w:val="18"/>
+                <w:lang w:val="en-AU" w:eastAsia="en-AU"/>
+                <w14:ligatures w14:val="none"/>
+              </w:rPr>
+              <w:t>5%</w:t>
+            </w:r>
+          </w:p>
+        </w:tc>
+        <w:tc>
+          <w:tcPr>
+            <w:tcW w:w="970" w:type="dxa"/>
+            <w:tcBorders>
+              <w:top w:val="nil"/>
+              <w:left w:val="nil"/>
+              <w:bottom w:val="nil"/>
+              <w:right w:val="single" w:sz="4" w:space="0" w:color="auto"/>
+            </w:tcBorders>
+            <w:noWrap/>
+            <w:vAlign w:val="bottom"/>
+            <w:hideMark/>
+          </w:tcPr>
+          <w:p>
+            <w:pPr>
+              <w:spacing w:after="0" w:line="240" w:lineRule="auto"/>
+              <w:jc w:val="center"/>
+              <w:rPr>
+                <w:rFonts w:ascii="Aptos Narrow" w:eastAsia="Times New Roman" w:hAnsi="Aptos Narrow" w:cs="Times New Roman"/>
+                <w:color w:val="000000"/>
+                <w:kern w:val="0"/>
+                <w:sz w:val="18"/>
+                <w:szCs w:val="18"/>
+                <w:lang w:val="en-AU" w:eastAsia="en-AU"/>
+                <w14:ligatures w14:val="none"/>
+              </w:rPr>
+            </w:pPr>
+            <w:r>
+              <w:rPr>
+                <w:rFonts w:ascii="Aptos Narrow" w:eastAsia="Times New Roman" w:hAnsi="Aptos Narrow" w:cs="Times New Roman"/>
+                <w:color w:val="000000"/>
+                <w:kern w:val="0"/>
+                <w:sz w:val="18"/>
+                <w:szCs w:val="18"/>
+                <w:lang w:val="en-AU" w:eastAsia="en-AU"/>
+                <w14:ligatures w14:val="none"/>
+              </w:rPr>
+              <w:t>75%</w:t>
+            </w:r>
+          </w:p>
+        </w:tc>
+      </w:tr>
+      <w:tr>
+        <w:trPr>
+          <w:trHeight w:val="240"/>
+        </w:trPr>
+        <w:tc>
+          <w:tcPr>
+            <w:tcW w:w="4957" w:type="dxa"/>
+            <w:tcBorders>
+              <w:top w:val="nil"/>
+              <w:left w:val="single" w:sz="4" w:space="0" w:color="auto"/>
+              <w:bottom w:val="nil"/>
+              <w:right w:val="single" w:sz="4" w:space="0" w:color="auto"/>
+            </w:tcBorders>
+            <w:noWrap/>
+            <w:vAlign w:val="bottom"/>
+            <w:hideMark/>
+          </w:tcPr>
+          <w:p>
+            <w:pPr>
+              <w:spacing w:after="0" w:line="240" w:lineRule="auto"/>
+              <w:rPr>
+                <w:rFonts w:ascii="Aptos Narrow" w:eastAsia="Times New Roman" w:hAnsi="Aptos Narrow" w:cs="Times New Roman"/>
+                <w:color w:val="000000"/>
+                <w:kern w:val="0"/>
+                <w:sz w:val="18"/>
+                <w:szCs w:val="18"/>
+                <w:lang w:val="en-AU" w:eastAsia="en-AU"/>
+                <w14:ligatures w14:val="none"/>
+              </w:rPr>
+            </w:pPr>
+            <w:r>
+              <w:rPr>
+                <w:rFonts w:ascii="Aptos Narrow" w:eastAsia="Times New Roman" w:hAnsi="Aptos Narrow" w:cs="Times New Roman"/>
+                <w:color w:val="000000"/>
+                <w:kern w:val="0"/>
+                <w:sz w:val="18"/>
+                <w:szCs w:val="18"/>
+                <w:lang w:val="en-AU" w:eastAsia="en-AU"/>
+                <w14:ligatures w14:val="none"/>
+              </w:rPr>
+              <w:t>Marshall Islands</w:t>
+            </w:r>
+          </w:p>
+        </w:tc>
+        <w:tc>
+          <w:tcPr>
+            <w:tcW w:w="960" w:type="dxa"/>
+            <w:tcBorders>
+              <w:top w:val="nil"/>
+              <w:left w:val="single" w:sz="4" w:space="0" w:color="auto"/>
+              <w:bottom w:val="nil"/>
+              <w:right w:val="nil"/>
+            </w:tcBorders>
+            <w:noWrap/>
+            <w:vAlign w:val="bottom"/>
+            <w:hideMark/>
+          </w:tcPr>
+          <w:p>
+            <w:pPr>
+              <w:spacing w:after="0" w:line="240" w:lineRule="auto"/>
+              <w:jc w:val="center"/>
+              <w:rPr>
+                <w:rFonts w:ascii="Aptos Narrow" w:eastAsia="Times New Roman" w:hAnsi="Aptos Narrow" w:cs="Times New Roman"/>
+                <w:color w:val="000000"/>
+                <w:kern w:val="0"/>
+                <w:sz w:val="18"/>
+                <w:szCs w:val="18"/>
+                <w:lang w:val="en-AU" w:eastAsia="en-AU"/>
+                <w14:ligatures w14:val="none"/>
+              </w:rPr>
+            </w:pPr>
+            <w:r>
+              <w:rPr>
+                <w:rFonts w:ascii="Aptos Narrow" w:eastAsia="Times New Roman" w:hAnsi="Aptos Narrow" w:cs="Times New Roman"/>
+                <w:color w:val="000000"/>
+                <w:kern w:val="0"/>
+                <w:sz w:val="18"/>
+                <w:szCs w:val="18"/>
+                <w:lang w:val="en-AU" w:eastAsia="en-AU"/>
+                <w14:ligatures w14:val="none"/>
+              </w:rPr>
+              <w:t>16%</w:t>
+            </w:r>
+          </w:p>
+        </w:tc>
+        <w:tc>
+          <w:tcPr>
+            <w:tcW w:w="970" w:type="dxa"/>
+            <w:tcBorders>
+              <w:top w:val="nil"/>
+              <w:left w:val="nil"/>
+              <w:bottom w:val="nil"/>
+              <w:right w:val="nil"/>
+            </w:tcBorders>
+            <w:noWrap/>
+            <w:vAlign w:val="bottom"/>
+            <w:hideMark/>
+          </w:tcPr>
+          <w:p>
+            <w:pPr>
+              <w:spacing w:after="0" w:line="240" w:lineRule="auto"/>
+              <w:jc w:val="center"/>
+              <w:rPr>
+                <w:rFonts w:ascii="Aptos Narrow" w:eastAsia="Times New Roman" w:hAnsi="Aptos Narrow" w:cs="Times New Roman"/>
+                <w:color w:val="000000"/>
+                <w:kern w:val="0"/>
+                <w:sz w:val="18"/>
+                <w:szCs w:val="18"/>
+                <w:lang w:val="en-AU" w:eastAsia="en-AU"/>
+                <w14:ligatures w14:val="none"/>
+              </w:rPr>
+            </w:pPr>
+            <w:r>
+              <w:rPr>
+                <w:rFonts w:ascii="Aptos Narrow" w:eastAsia="Times New Roman" w:hAnsi="Aptos Narrow" w:cs="Times New Roman"/>
+                <w:color w:val="000000"/>
+                <w:kern w:val="0"/>
+                <w:sz w:val="18"/>
+                <w:szCs w:val="18"/>
+                <w:lang w:val="en-AU" w:eastAsia="en-AU"/>
+                <w14:ligatures w14:val="none"/>
+              </w:rPr>
+              <w:t>3%</w:t>
+            </w:r>
+          </w:p>
+        </w:tc>
+        <w:tc>
+          <w:tcPr>
+            <w:tcW w:w="970" w:type="dxa"/>
+            <w:tcBorders>
+              <w:top w:val="nil"/>
+              <w:left w:val="nil"/>
+              <w:bottom w:val="nil"/>
+              <w:right w:val="single" w:sz="4" w:space="0" w:color="auto"/>
+            </w:tcBorders>
+            <w:noWrap/>
+            <w:vAlign w:val="bottom"/>
+            <w:hideMark/>
+          </w:tcPr>
+          <w:p>
+            <w:pPr>
+              <w:spacing w:after="0" w:line="240" w:lineRule="auto"/>
+              <w:jc w:val="center"/>
+              <w:rPr>
+                <w:rFonts w:ascii="Aptos Narrow" w:eastAsia="Times New Roman" w:hAnsi="Aptos Narrow" w:cs="Times New Roman"/>
+                <w:color w:val="000000"/>
+                <w:kern w:val="0"/>
+                <w:sz w:val="18"/>
+                <w:szCs w:val="18"/>
+                <w:lang w:val="en-AU" w:eastAsia="en-AU"/>
+                <w14:ligatures w14:val="none"/>
+              </w:rPr>
+            </w:pPr>
+            <w:r>
+              <w:rPr>
+                <w:rFonts w:ascii="Aptos Narrow" w:eastAsia="Times New Roman" w:hAnsi="Aptos Narrow" w:cs="Times New Roman"/>
+                <w:color w:val="000000"/>
+                <w:kern w:val="0"/>
+                <w:sz w:val="18"/>
+                <w:szCs w:val="18"/>
+                <w:lang w:val="en-AU" w:eastAsia="en-AU"/>
+                <w14:ligatures w14:val="none"/>
+              </w:rPr>
+              <w:t>81%</w:t>
+            </w:r>
+          </w:p>
+        </w:tc>
+      </w:tr>
+      <w:tr>
+        <w:trPr>
+          <w:trHeight w:val="240"/>
+        </w:trPr>
+        <w:tc>
+          <w:tcPr>
+            <w:tcW w:w="4957" w:type="dxa"/>
+            <w:tcBorders>
+              <w:top w:val="nil"/>
+              <w:left w:val="single" w:sz="4" w:space="0" w:color="auto"/>
+              <w:bottom w:val="nil"/>
+              <w:right w:val="single" w:sz="4" w:space="0" w:color="auto"/>
+            </w:tcBorders>
+            <w:noWrap/>
+            <w:vAlign w:val="bottom"/>
+            <w:hideMark/>
+          </w:tcPr>
+          <w:p>
+            <w:pPr>
+              <w:spacing w:after="0" w:line="240" w:lineRule="auto"/>
+              <w:rPr>
+                <w:rFonts w:ascii="Aptos Narrow" w:eastAsia="Times New Roman" w:hAnsi="Aptos Narrow" w:cs="Times New Roman"/>
+                <w:color w:val="000000"/>
+                <w:kern w:val="0"/>
+                <w:sz w:val="18"/>
+                <w:szCs w:val="18"/>
+                <w:lang w:val="en-AU" w:eastAsia="en-AU"/>
+                <w14:ligatures w14:val="none"/>
+              </w:rPr>
+            </w:pPr>
+            <w:r>
+              <w:rPr>
+                <w:rFonts w:ascii="Aptos Narrow" w:eastAsia="Times New Roman" w:hAnsi="Aptos Narrow" w:cs="Times New Roman"/>
+                <w:color w:val="000000"/>
+                <w:kern w:val="0"/>
+                <w:sz w:val="18"/>
+                <w:szCs w:val="18"/>
+                <w:lang w:val="en-AU" w:eastAsia="en-AU"/>
+                <w14:ligatures w14:val="none"/>
+              </w:rPr>
+              <w:t>Tonga</w:t>
+            </w:r>
+          </w:p>
+        </w:tc>
+        <w:tc>
+          <w:tcPr>
+            <w:tcW w:w="960" w:type="dxa"/>
+            <w:tcBorders>
+              <w:top w:val="nil"/>
+              <w:left w:val="single" w:sz="4" w:space="0" w:color="auto"/>
+              <w:bottom w:val="nil"/>
+              <w:right w:val="nil"/>
+            </w:tcBorders>
+            <w:noWrap/>
+            <w:vAlign w:val="bottom"/>
+            <w:hideMark/>
+          </w:tcPr>
+          <w:p>
+            <w:pPr>
+              <w:spacing w:after="0" w:line="240" w:lineRule="auto"/>
+              <w:jc w:val="center"/>
+              <w:rPr>
+                <w:rFonts w:ascii="Aptos Narrow" w:eastAsia="Times New Roman" w:hAnsi="Aptos Narrow" w:cs="Times New Roman"/>
+                <w:color w:val="000000"/>
+                <w:kern w:val="0"/>
+                <w:sz w:val="18"/>
+                <w:szCs w:val="18"/>
+                <w:lang w:val="en-AU" w:eastAsia="en-AU"/>
+                <w14:ligatures w14:val="none"/>
+              </w:rPr>
+            </w:pPr>
+            <w:r>
+              <w:rPr>
+                <w:rFonts w:ascii="Aptos Narrow" w:eastAsia="Times New Roman" w:hAnsi="Aptos Narrow" w:cs="Times New Roman"/>
+                <w:color w:val="000000"/>
+                <w:kern w:val="0"/>
+                <w:sz w:val="18"/>
+                <w:szCs w:val="18"/>
+                <w:lang w:val="en-AU" w:eastAsia="en-AU"/>
+                <w14:ligatures w14:val="none"/>
+              </w:rPr>
+              <w:t>14%</w:t>
+            </w:r>
+          </w:p>
+        </w:tc>
+        <w:tc>
+          <w:tcPr>
+            <w:tcW w:w="970" w:type="dxa"/>
+            <w:tcBorders>
+              <w:top w:val="nil"/>
+              <w:left w:val="nil"/>
+              <w:bottom w:val="nil"/>
+              <w:right w:val="nil"/>
+            </w:tcBorders>
+            <w:noWrap/>
+            <w:vAlign w:val="bottom"/>
+            <w:hideMark/>
+          </w:tcPr>
+          <w:p>
+            <w:pPr>
+              <w:spacing w:after="0" w:line="240" w:lineRule="auto"/>
+              <w:jc w:val="center"/>
+              <w:rPr>
+                <w:rFonts w:ascii="Aptos Narrow" w:eastAsia="Times New Roman" w:hAnsi="Aptos Narrow" w:cs="Times New Roman"/>
+                <w:color w:val="000000"/>
+                <w:kern w:val="0"/>
+                <w:sz w:val="18"/>
+                <w:szCs w:val="18"/>
+                <w:lang w:val="en-AU" w:eastAsia="en-AU"/>
+                <w14:ligatures w14:val="none"/>
+              </w:rPr>
+            </w:pPr>
+            <w:r>
+              <w:rPr>
+                <w:rFonts w:ascii="Aptos Narrow" w:eastAsia="Times New Roman" w:hAnsi="Aptos Narrow" w:cs="Times New Roman"/>
+                <w:color w:val="000000"/>
+                <w:kern w:val="0"/>
+                <w:sz w:val="18"/>
+                <w:szCs w:val="18"/>
+                <w:lang w:val="en-AU" w:eastAsia="en-AU"/>
+                <w14:ligatures w14:val="none"/>
+              </w:rPr>
+              <w:t>14%</w:t>
+            </w:r>
+          </w:p>
+        </w:tc>
+        <w:tc>
+          <w:tcPr>
+            <w:tcW w:w="970" w:type="dxa"/>
+            <w:tcBorders>
+              <w:top w:val="nil"/>
+              <w:left w:val="nil"/>
+              <w:bottom w:val="nil"/>
+              <w:right w:val="single" w:sz="4" w:space="0" w:color="auto"/>
+            </w:tcBorders>
+            <w:noWrap/>
+            <w:vAlign w:val="bottom"/>
+            <w:hideMark/>
+          </w:tcPr>
+          <w:p>
+            <w:pPr>
+              <w:spacing w:after="0" w:line="240" w:lineRule="auto"/>
+              <w:jc w:val="center"/>
+              <w:rPr>
+                <w:rFonts w:ascii="Aptos Narrow" w:eastAsia="Times New Roman" w:hAnsi="Aptos Narrow" w:cs="Times New Roman"/>
+                <w:color w:val="000000"/>
+                <w:kern w:val="0"/>
+                <w:sz w:val="18"/>
+                <w:szCs w:val="18"/>
+                <w:lang w:val="en-AU" w:eastAsia="en-AU"/>
+                <w14:ligatures w14:val="none"/>
+              </w:rPr>
+            </w:pPr>
+            <w:r>
+              <w:rPr>
+                <w:rFonts w:ascii="Aptos Narrow" w:eastAsia="Times New Roman" w:hAnsi="Aptos Narrow" w:cs="Times New Roman"/>
+                <w:color w:val="000000"/>
+                <w:kern w:val="0"/>
+                <w:sz w:val="18"/>
+                <w:szCs w:val="18"/>
+                <w:lang w:val="en-AU" w:eastAsia="en-AU"/>
+                <w14:ligatures w14:val="none"/>
+              </w:rPr>
+              <w:t>72%</w:t>
+            </w:r>
+          </w:p>
+        </w:tc>
+      </w:tr>
+      <w:tr>
+        <w:trPr>
+          <w:trHeight w:val="240"/>
+        </w:trPr>
+        <w:tc>
+          <w:tcPr>
+            <w:tcW w:w="4957" w:type="dxa"/>
+            <w:tcBorders>
+              <w:top w:val="nil"/>
+              <w:left w:val="single" w:sz="4" w:space="0" w:color="auto"/>
+              <w:bottom w:val="nil"/>
+              <w:right w:val="single" w:sz="4" w:space="0" w:color="auto"/>
+            </w:tcBorders>
+            <w:noWrap/>
+            <w:vAlign w:val="bottom"/>
+            <w:hideMark/>
+          </w:tcPr>
+          <w:p>
+            <w:pPr>
+              <w:spacing w:after="0" w:line="240" w:lineRule="auto"/>
+              <w:rPr>
+                <w:rFonts w:ascii="Aptos Narrow" w:eastAsia="Times New Roman" w:hAnsi="Aptos Narrow" w:cs="Times New Roman"/>
+                <w:color w:val="000000"/>
+                <w:kern w:val="0"/>
+                <w:sz w:val="18"/>
+                <w:szCs w:val="18"/>
+                <w:lang w:val="en-AU" w:eastAsia="en-AU"/>
+                <w14:ligatures w14:val="none"/>
+              </w:rPr>
+            </w:pPr>
+            <w:r>
+              <w:rPr>
+                <w:rFonts w:ascii="Aptos Narrow" w:eastAsia="Times New Roman" w:hAnsi="Aptos Narrow" w:cs="Times New Roman"/>
+                <w:color w:val="000000"/>
+                <w:kern w:val="0"/>
+                <w:sz w:val="18"/>
+                <w:szCs w:val="18"/>
+                <w:lang w:val="en-AU" w:eastAsia="en-AU"/>
+                <w14:ligatures w14:val="none"/>
+              </w:rPr>
+              <w:t>Palau</w:t>
+            </w:r>
+          </w:p>
+        </w:tc>
+        <w:tc>
+          <w:tcPr>
+            <w:tcW w:w="960" w:type="dxa"/>
+            <w:tcBorders>
+              <w:top w:val="nil"/>
+              <w:left w:val="single" w:sz="4" w:space="0" w:color="auto"/>
+              <w:bottom w:val="nil"/>
+              <w:right w:val="nil"/>
+            </w:tcBorders>
+            <w:noWrap/>
+            <w:vAlign w:val="bottom"/>
+            <w:hideMark/>
+          </w:tcPr>
+          <w:p>
+            <w:pPr>
+              <w:spacing w:after="0" w:line="240" w:lineRule="auto"/>
+              <w:jc w:val="center"/>
+              <w:rPr>
+                <w:rFonts w:ascii="Aptos Narrow" w:eastAsia="Times New Roman" w:hAnsi="Aptos Narrow" w:cs="Times New Roman"/>
+                <w:color w:val="000000"/>
+                <w:kern w:val="0"/>
+                <w:sz w:val="18"/>
+                <w:szCs w:val="18"/>
+                <w:lang w:val="en-AU" w:eastAsia="en-AU"/>
+                <w14:ligatures w14:val="none"/>
+              </w:rPr>
+            </w:pPr>
+            <w:r>
+              <w:rPr>
+                <w:rFonts w:ascii="Aptos Narrow" w:eastAsia="Times New Roman" w:hAnsi="Aptos Narrow" w:cs="Times New Roman"/>
+                <w:color w:val="000000"/>
+                <w:kern w:val="0"/>
+                <w:sz w:val="18"/>
+                <w:szCs w:val="18"/>
+                <w:lang w:val="en-AU" w:eastAsia="en-AU"/>
+                <w14:ligatures w14:val="none"/>
+              </w:rPr>
+              <w:t>12%</w:t>
+            </w:r>
+          </w:p>
+        </w:tc>
+        <w:tc>
+          <w:tcPr>
+            <w:tcW w:w="970" w:type="dxa"/>
+            <w:tcBorders>
+              <w:top w:val="nil"/>
+              <w:left w:val="nil"/>
+              <w:bottom w:val="nil"/>
+              <w:right w:val="nil"/>
+            </w:tcBorders>
+            <w:noWrap/>
+            <w:vAlign w:val="bottom"/>
+            <w:hideMark/>
+          </w:tcPr>
+          <w:p>
+            <w:pPr>
+              <w:spacing w:after="0" w:line="240" w:lineRule="auto"/>
+              <w:jc w:val="center"/>
+              <w:rPr>
+                <w:rFonts w:ascii="Aptos Narrow" w:eastAsia="Times New Roman" w:hAnsi="Aptos Narrow" w:cs="Times New Roman"/>
+                <w:color w:val="000000"/>
+                <w:kern w:val="0"/>
+                <w:sz w:val="18"/>
+                <w:szCs w:val="18"/>
+                <w:lang w:val="en-AU" w:eastAsia="en-AU"/>
+                <w14:ligatures w14:val="none"/>
+              </w:rPr>
+            </w:pPr>
+            <w:r>
+              <w:rPr>
+                <w:rFonts w:ascii="Aptos Narrow" w:eastAsia="Times New Roman" w:hAnsi="Aptos Narrow" w:cs="Times New Roman"/>
+                <w:color w:val="000000"/>
+                <w:kern w:val="0"/>
+                <w:sz w:val="18"/>
+                <w:szCs w:val="18"/>
+                <w:lang w:val="en-AU" w:eastAsia="en-AU"/>
+                <w14:ligatures w14:val="none"/>
+              </w:rPr>
+              <w:t>2%</w:t>
+            </w:r>
+          </w:p>
+        </w:tc>
+        <w:tc>
+          <w:tcPr>
+            <w:tcW w:w="970" w:type="dxa"/>
+            <w:tcBorders>
+              <w:top w:val="nil"/>
+              <w:left w:val="nil"/>
+              <w:bottom w:val="nil"/>
+              <w:right w:val="single" w:sz="4" w:space="0" w:color="auto"/>
+            </w:tcBorders>
+            <w:noWrap/>
+            <w:vAlign w:val="bottom"/>
+            <w:hideMark/>
+          </w:tcPr>
+          <w:p>
+            <w:pPr>
+              <w:spacing w:after="0" w:line="240" w:lineRule="auto"/>
+              <w:jc w:val="center"/>
+              <w:rPr>
+                <w:rFonts w:ascii="Aptos Narrow" w:eastAsia="Times New Roman" w:hAnsi="Aptos Narrow" w:cs="Times New Roman"/>
+                <w:color w:val="000000"/>
+                <w:kern w:val="0"/>
+                <w:sz w:val="18"/>
+                <w:szCs w:val="18"/>
+                <w:lang w:val="en-AU" w:eastAsia="en-AU"/>
+                <w14:ligatures w14:val="none"/>
+              </w:rPr>
+            </w:pPr>
+            <w:r>
+              <w:rPr>
+                <w:rFonts w:ascii="Aptos Narrow" w:eastAsia="Times New Roman" w:hAnsi="Aptos Narrow" w:cs="Times New Roman"/>
+                <w:color w:val="000000"/>
+                <w:kern w:val="0"/>
+                <w:sz w:val="18"/>
+                <w:szCs w:val="18"/>
+                <w:lang w:val="en-AU" w:eastAsia="en-AU"/>
+                <w14:ligatures w14:val="none"/>
+              </w:rPr>
+              <w:t>86%</w:t>
+            </w:r>
+          </w:p>
+        </w:tc>
+      </w:tr>
+      <w:tr>
+        <w:trPr>
+          <w:trHeight w:val="240"/>
+        </w:trPr>
+        <w:tc>
+          <w:tcPr>
+            <w:tcW w:w="4957" w:type="dxa"/>
+            <w:tcBorders>
+              <w:top w:val="nil"/>
+              <w:left w:val="single" w:sz="4" w:space="0" w:color="auto"/>
+              <w:bottom w:val="nil"/>
+              <w:right w:val="single" w:sz="4" w:space="0" w:color="auto"/>
+            </w:tcBorders>
+            <w:noWrap/>
+            <w:vAlign w:val="bottom"/>
+            <w:hideMark/>
+          </w:tcPr>
+          <w:p>
+            <w:pPr>
+              <w:spacing w:after="0" w:line="240" w:lineRule="auto"/>
+              <w:rPr>
+                <w:rFonts w:ascii="Aptos Narrow" w:eastAsia="Times New Roman" w:hAnsi="Aptos Narrow" w:cs="Times New Roman"/>
+                <w:color w:val="000000"/>
+                <w:kern w:val="0"/>
+                <w:sz w:val="18"/>
+                <w:szCs w:val="18"/>
+                <w:lang w:val="en-AU" w:eastAsia="en-AU"/>
+                <w14:ligatures w14:val="none"/>
+              </w:rPr>
+            </w:pPr>
+            <w:r>
+              <w:rPr>
+                <w:rFonts w:ascii="Aptos Narrow" w:eastAsia="Times New Roman" w:hAnsi="Aptos Narrow" w:cs="Times New Roman"/>
+                <w:color w:val="000000"/>
+                <w:kern w:val="0"/>
+                <w:sz w:val="18"/>
+                <w:szCs w:val="18"/>
+                <w:lang w:val="en-AU" w:eastAsia="en-AU"/>
+                <w14:ligatures w14:val="none"/>
+              </w:rPr>
+              <w:t>Niue</w:t>
+            </w:r>
+          </w:p>
+        </w:tc>
+        <w:tc>
+          <w:tcPr>
+            <w:tcW w:w="960" w:type="dxa"/>
+            <w:tcBorders>
+              <w:top w:val="nil"/>
+              <w:left w:val="single" w:sz="4" w:space="0" w:color="auto"/>
+              <w:bottom w:val="nil"/>
+              <w:right w:val="nil"/>
+            </w:tcBorders>
+            <w:noWrap/>
+            <w:vAlign w:val="bottom"/>
+            <w:hideMark/>
+          </w:tcPr>
+          <w:p>
+            <w:pPr>
+              <w:spacing w:after="0" w:line="240" w:lineRule="auto"/>
+              <w:jc w:val="center"/>
+              <w:rPr>
+                <w:rFonts w:ascii="Aptos Narrow" w:eastAsia="Times New Roman" w:hAnsi="Aptos Narrow" w:cs="Times New Roman"/>
+                <w:color w:val="000000"/>
+                <w:kern w:val="0"/>
+                <w:sz w:val="18"/>
+                <w:szCs w:val="18"/>
+                <w:lang w:val="en-AU" w:eastAsia="en-AU"/>
+                <w14:ligatures w14:val="none"/>
+              </w:rPr>
+            </w:pPr>
+            <w:r>
+              <w:rPr>
+                <w:rFonts w:ascii="Aptos Narrow" w:eastAsia="Times New Roman" w:hAnsi="Aptos Narrow" w:cs="Times New Roman"/>
+                <w:color w:val="000000"/>
+                <w:kern w:val="0"/>
+                <w:sz w:val="18"/>
+                <w:szCs w:val="18"/>
+                <w:lang w:val="en-AU" w:eastAsia="en-AU"/>
+                <w14:ligatures w14:val="none"/>
+              </w:rPr>
+              <w:t>9%</w:t>
+            </w:r>
+          </w:p>
+        </w:tc>
+        <w:tc>
+          <w:tcPr>
+            <w:tcW w:w="970" w:type="dxa"/>
+            <w:tcBorders>
+              <w:top w:val="nil"/>
+              <w:left w:val="nil"/>
+              <w:bottom w:val="nil"/>
+              <w:right w:val="nil"/>
+            </w:tcBorders>
+            <w:noWrap/>
+            <w:vAlign w:val="bottom"/>
+            <w:hideMark/>
+          </w:tcPr>
+          <w:p>
+            <w:pPr>
+              <w:spacing w:after="0" w:line="240" w:lineRule="auto"/>
+              <w:jc w:val="center"/>
+              <w:rPr>
+                <w:rFonts w:ascii="Aptos Narrow" w:eastAsia="Times New Roman" w:hAnsi="Aptos Narrow" w:cs="Times New Roman"/>
+                <w:color w:val="000000"/>
+                <w:kern w:val="0"/>
+                <w:sz w:val="18"/>
+                <w:szCs w:val="18"/>
+                <w:lang w:val="en-AU" w:eastAsia="en-AU"/>
+                <w14:ligatures w14:val="none"/>
+              </w:rPr>
+            </w:pPr>
+            <w:r>
+              <w:rPr>
+                <w:rFonts w:ascii="Aptos Narrow" w:eastAsia="Times New Roman" w:hAnsi="Aptos Narrow" w:cs="Times New Roman"/>
+                <w:color w:val="000000"/>
+                <w:kern w:val="0"/>
+                <w:sz w:val="18"/>
+                <w:szCs w:val="18"/>
+                <w:lang w:val="en-AU" w:eastAsia="en-AU"/>
+                <w14:ligatures w14:val="none"/>
+              </w:rPr>
+              <w:t>1%</w:t>
+            </w:r>
+          </w:p>
+        </w:tc>
+        <w:tc>
+          <w:tcPr>
+            <w:tcW w:w="970" w:type="dxa"/>
+            <w:tcBorders>
+              <w:top w:val="nil"/>
+              <w:left w:val="nil"/>
+              <w:bottom w:val="nil"/>
+              <w:right w:val="single" w:sz="4" w:space="0" w:color="auto"/>
+            </w:tcBorders>
+            <w:noWrap/>
+            <w:vAlign w:val="bottom"/>
+            <w:hideMark/>
+          </w:tcPr>
+          <w:p>
+            <w:pPr>
+              <w:spacing w:after="0" w:line="240" w:lineRule="auto"/>
+              <w:jc w:val="center"/>
+              <w:rPr>
+                <w:rFonts w:ascii="Aptos Narrow" w:eastAsia="Times New Roman" w:hAnsi="Aptos Narrow" w:cs="Times New Roman"/>
+                <w:color w:val="000000"/>
+                <w:kern w:val="0"/>
+                <w:sz w:val="18"/>
+                <w:szCs w:val="18"/>
+                <w:lang w:val="en-AU" w:eastAsia="en-AU"/>
+                <w14:ligatures w14:val="none"/>
+              </w:rPr>
+            </w:pPr>
+            <w:r>
+              <w:rPr>
+                <w:rFonts w:ascii="Aptos Narrow" w:eastAsia="Times New Roman" w:hAnsi="Aptos Narrow" w:cs="Times New Roman"/>
+                <w:color w:val="000000"/>
+                <w:kern w:val="0"/>
+                <w:sz w:val="18"/>
+                <w:szCs w:val="18"/>
+                <w:lang w:val="en-AU" w:eastAsia="en-AU"/>
+                <w14:ligatures w14:val="none"/>
+              </w:rPr>
+              <w:t>89%</w:t>
+            </w:r>
+          </w:p>
+        </w:tc>
+      </w:tr>
+      <w:tr>
+        <w:trPr>
+          <w:trHeight w:val="240"/>
+        </w:trPr>
+        <w:tc>
+          <w:tcPr>
+            <w:tcW w:w="4957" w:type="dxa"/>
+            <w:tcBorders>
+              <w:top w:val="nil"/>
+              <w:left w:val="single" w:sz="4" w:space="0" w:color="auto"/>
+              <w:bottom w:val="nil"/>
+              <w:right w:val="single" w:sz="4" w:space="0" w:color="auto"/>
+            </w:tcBorders>
+            <w:noWrap/>
+            <w:vAlign w:val="bottom"/>
+            <w:hideMark/>
+          </w:tcPr>
+          <w:p>
+            <w:pPr>
+              <w:spacing w:after="0" w:line="240" w:lineRule="auto"/>
+              <w:rPr>
+                <w:rFonts w:ascii="Aptos Narrow" w:eastAsia="Times New Roman" w:hAnsi="Aptos Narrow" w:cs="Times New Roman"/>
+                <w:color w:val="000000"/>
+                <w:kern w:val="0"/>
+                <w:sz w:val="18"/>
+                <w:szCs w:val="18"/>
+                <w:lang w:val="en-AU" w:eastAsia="en-AU"/>
+                <w14:ligatures w14:val="none"/>
+              </w:rPr>
+            </w:pPr>
+            <w:r>
+              <w:rPr>
+                <w:rFonts w:ascii="Aptos Narrow" w:eastAsia="Times New Roman" w:hAnsi="Aptos Narrow" w:cs="Times New Roman"/>
+                <w:color w:val="000000"/>
+                <w:kern w:val="0"/>
+                <w:sz w:val="18"/>
+                <w:szCs w:val="18"/>
+                <w:lang w:val="en-AU" w:eastAsia="en-AU"/>
+                <w14:ligatures w14:val="none"/>
+              </w:rPr>
+              <w:t>Tuvalu</w:t>
+            </w:r>
+          </w:p>
+        </w:tc>
+        <w:tc>
+          <w:tcPr>
+            <w:tcW w:w="960" w:type="dxa"/>
+            <w:tcBorders>
+              <w:top w:val="nil"/>
+              <w:left w:val="single" w:sz="4" w:space="0" w:color="auto"/>
+              <w:bottom w:val="nil"/>
+              <w:right w:val="nil"/>
+            </w:tcBorders>
+            <w:noWrap/>
+            <w:vAlign w:val="bottom"/>
+            <w:hideMark/>
+          </w:tcPr>
+          <w:p>
+            <w:pPr>
+              <w:spacing w:after="0" w:line="240" w:lineRule="auto"/>
+              <w:jc w:val="center"/>
+              <w:rPr>
+                <w:rFonts w:ascii="Aptos Narrow" w:eastAsia="Times New Roman" w:hAnsi="Aptos Narrow" w:cs="Times New Roman"/>
+                <w:color w:val="000000"/>
+                <w:kern w:val="0"/>
+                <w:sz w:val="18"/>
+                <w:szCs w:val="18"/>
+                <w:lang w:val="en-AU" w:eastAsia="en-AU"/>
+                <w14:ligatures w14:val="none"/>
+              </w:rPr>
+            </w:pPr>
+            <w:r>
+              <w:rPr>
+                <w:rFonts w:ascii="Aptos Narrow" w:eastAsia="Times New Roman" w:hAnsi="Aptos Narrow" w:cs="Times New Roman"/>
+                <w:color w:val="000000"/>
+                <w:kern w:val="0"/>
+                <w:sz w:val="18"/>
+                <w:szCs w:val="18"/>
+                <w:lang w:val="en-AU" w:eastAsia="en-AU"/>
+                <w14:ligatures w14:val="none"/>
+              </w:rPr>
+              <w:t>9%</w:t>
+            </w:r>
+          </w:p>
+        </w:tc>
+        <w:tc>
+          <w:tcPr>
+            <w:tcW w:w="970" w:type="dxa"/>
+            <w:tcBorders>
+              <w:top w:val="nil"/>
+              <w:left w:val="nil"/>
+              <w:bottom w:val="nil"/>
+              <w:right w:val="nil"/>
+            </w:tcBorders>
+            <w:noWrap/>
+            <w:vAlign w:val="bottom"/>
+            <w:hideMark/>
+          </w:tcPr>
+          <w:p>
+            <w:pPr>
+              <w:spacing w:after="0" w:line="240" w:lineRule="auto"/>
+              <w:jc w:val="center"/>
+              <w:rPr>
+                <w:rFonts w:ascii="Aptos Narrow" w:eastAsia="Times New Roman" w:hAnsi="Aptos Narrow" w:cs="Times New Roman"/>
+                <w:color w:val="000000"/>
+                <w:kern w:val="0"/>
+                <w:sz w:val="18"/>
+                <w:szCs w:val="18"/>
+                <w:lang w:val="en-AU" w:eastAsia="en-AU"/>
+                <w14:ligatures w14:val="none"/>
+              </w:rPr>
+            </w:pPr>
+            <w:r>
+              <w:rPr>
+                <w:rFonts w:ascii="Aptos Narrow" w:eastAsia="Times New Roman" w:hAnsi="Aptos Narrow" w:cs="Times New Roman"/>
+                <w:color w:val="000000"/>
+                <w:kern w:val="0"/>
+                <w:sz w:val="18"/>
+                <w:szCs w:val="18"/>
+                <w:lang w:val="en-AU" w:eastAsia="en-AU"/>
+                <w14:ligatures w14:val="none"/>
+              </w:rPr>
+              <w:t>9%</w:t>
+            </w:r>
+          </w:p>
+        </w:tc>
+        <w:tc>
+          <w:tcPr>
+            <w:tcW w:w="970" w:type="dxa"/>
+            <w:tcBorders>
+              <w:top w:val="nil"/>
+              <w:left w:val="nil"/>
+              <w:bottom w:val="nil"/>
+              <w:right w:val="single" w:sz="4" w:space="0" w:color="auto"/>
+            </w:tcBorders>
+            <w:noWrap/>
+            <w:vAlign w:val="bottom"/>
+            <w:hideMark/>
+          </w:tcPr>
+          <w:p>
+            <w:pPr>
+              <w:spacing w:after="0" w:line="240" w:lineRule="auto"/>
+              <w:jc w:val="center"/>
+              <w:rPr>
+                <w:rFonts w:ascii="Aptos Narrow" w:eastAsia="Times New Roman" w:hAnsi="Aptos Narrow" w:cs="Times New Roman"/>
+                <w:color w:val="000000"/>
+                <w:kern w:val="0"/>
+                <w:sz w:val="18"/>
+                <w:szCs w:val="18"/>
+                <w:lang w:val="en-AU" w:eastAsia="en-AU"/>
+                <w14:ligatures w14:val="none"/>
+              </w:rPr>
+            </w:pPr>
+            <w:r>
+              <w:rPr>
+                <w:rFonts w:ascii="Aptos Narrow" w:eastAsia="Times New Roman" w:hAnsi="Aptos Narrow" w:cs="Times New Roman"/>
+                <w:color w:val="000000"/>
+                <w:kern w:val="0"/>
+                <w:sz w:val="18"/>
+                <w:szCs w:val="18"/>
+                <w:lang w:val="en-AU" w:eastAsia="en-AU"/>
+                <w14:ligatures w14:val="none"/>
+              </w:rPr>
+              <w:t>82%</w:t>
+            </w:r>
+          </w:p>
+        </w:tc>
+      </w:tr>
+      <w:tr>
+        <w:trPr>
+          <w:trHeight w:val="240"/>
+        </w:trPr>
+        <w:tc>
+          <w:tcPr>
+            <w:tcW w:w="4957" w:type="dxa"/>
+            <w:tcBorders>
+              <w:top w:val="nil"/>
+              <w:left w:val="single" w:sz="4" w:space="0" w:color="auto"/>
+              <w:bottom w:val="nil"/>
+              <w:right w:val="single" w:sz="4" w:space="0" w:color="auto"/>
+            </w:tcBorders>
+            <w:noWrap/>
+            <w:vAlign w:val="bottom"/>
+            <w:hideMark/>
+          </w:tcPr>
+          <w:p>
+            <w:pPr>
+              <w:spacing w:after="0" w:line="240" w:lineRule="auto"/>
+              <w:rPr>
+                <w:rFonts w:ascii="Aptos Narrow" w:eastAsia="Times New Roman" w:hAnsi="Aptos Narrow" w:cs="Times New Roman"/>
+                <w:color w:val="000000"/>
+                <w:kern w:val="0"/>
+                <w:sz w:val="18"/>
+                <w:szCs w:val="18"/>
+                <w:lang w:val="en-AU" w:eastAsia="en-AU"/>
+                <w14:ligatures w14:val="none"/>
+              </w:rPr>
+            </w:pPr>
+            <w:r>
+              <w:rPr>
+                <w:rFonts w:ascii="Aptos Narrow" w:eastAsia="Times New Roman" w:hAnsi="Aptos Narrow" w:cs="Times New Roman"/>
+                <w:color w:val="000000"/>
+                <w:kern w:val="0"/>
+                <w:sz w:val="18"/>
+                <w:szCs w:val="18"/>
+                <w:lang w:val="en-AU" w:eastAsia="en-AU"/>
+                <w14:ligatures w14:val="none"/>
+              </w:rPr>
+              <w:t>Micronesia (Federated States of)</w:t>
+            </w:r>
+          </w:p>
+        </w:tc>
+        <w:tc>
+          <w:tcPr>
+            <w:tcW w:w="960" w:type="dxa"/>
+            <w:tcBorders>
+              <w:top w:val="nil"/>
+              <w:left w:val="single" w:sz="4" w:space="0" w:color="auto"/>
+              <w:bottom w:val="nil"/>
+              <w:right w:val="nil"/>
+            </w:tcBorders>
+            <w:noWrap/>
+            <w:vAlign w:val="bottom"/>
+            <w:hideMark/>
+          </w:tcPr>
+          <w:p>
+            <w:pPr>
+              <w:spacing w:after="0" w:line="240" w:lineRule="auto"/>
+              <w:jc w:val="center"/>
+              <w:rPr>
+                <w:rFonts w:ascii="Aptos Narrow" w:eastAsia="Times New Roman" w:hAnsi="Aptos Narrow" w:cs="Times New Roman"/>
+                <w:color w:val="000000"/>
+                <w:kern w:val="0"/>
+                <w:sz w:val="18"/>
+                <w:szCs w:val="18"/>
+                <w:lang w:val="en-AU" w:eastAsia="en-AU"/>
+                <w14:ligatures w14:val="none"/>
+              </w:rPr>
+            </w:pPr>
+            <w:r>
+              <w:rPr>
+                <w:rFonts w:ascii="Aptos Narrow" w:eastAsia="Times New Roman" w:hAnsi="Aptos Narrow" w:cs="Times New Roman"/>
+                <w:color w:val="000000"/>
+                <w:kern w:val="0"/>
+                <w:sz w:val="18"/>
+                <w:szCs w:val="18"/>
+                <w:lang w:val="en-AU" w:eastAsia="en-AU"/>
+                <w14:ligatures w14:val="none"/>
+              </w:rPr>
+              <w:t>7%</w:t>
+            </w:r>
+          </w:p>
+        </w:tc>
+        <w:tc>
+          <w:tcPr>
+            <w:tcW w:w="970" w:type="dxa"/>
+            <w:tcBorders>
+              <w:top w:val="nil"/>
+              <w:left w:val="nil"/>
+              <w:bottom w:val="nil"/>
+              <w:right w:val="nil"/>
+            </w:tcBorders>
+            <w:noWrap/>
+            <w:vAlign w:val="bottom"/>
+            <w:hideMark/>
+          </w:tcPr>
+          <w:p>
+            <w:pPr>
+              <w:spacing w:after="0" w:line="240" w:lineRule="auto"/>
+              <w:jc w:val="center"/>
+              <w:rPr>
+                <w:rFonts w:ascii="Aptos Narrow" w:eastAsia="Times New Roman" w:hAnsi="Aptos Narrow" w:cs="Times New Roman"/>
+                <w:color w:val="000000"/>
+                <w:kern w:val="0"/>
+                <w:sz w:val="18"/>
+                <w:szCs w:val="18"/>
+                <w:lang w:val="en-AU" w:eastAsia="en-AU"/>
+                <w14:ligatures w14:val="none"/>
+              </w:rPr>
+            </w:pPr>
+            <w:r>
+              <w:rPr>
+                <w:rFonts w:ascii="Aptos Narrow" w:eastAsia="Times New Roman" w:hAnsi="Aptos Narrow" w:cs="Times New Roman"/>
+                <w:color w:val="000000"/>
+                <w:kern w:val="0"/>
+                <w:sz w:val="18"/>
+                <w:szCs w:val="18"/>
+                <w:lang w:val="en-AU" w:eastAsia="en-AU"/>
+                <w14:ligatures w14:val="none"/>
+              </w:rPr>
+              <w:t>3%</w:t>
+            </w:r>
+          </w:p>
+        </w:tc>
+        <w:tc>
+          <w:tcPr>
+            <w:tcW w:w="970" w:type="dxa"/>
+            <w:tcBorders>
+              <w:top w:val="nil"/>
+              <w:left w:val="nil"/>
+              <w:bottom w:val="nil"/>
+              <w:right w:val="single" w:sz="4" w:space="0" w:color="auto"/>
+            </w:tcBorders>
+            <w:noWrap/>
+            <w:vAlign w:val="bottom"/>
+            <w:hideMark/>
+          </w:tcPr>
+          <w:p>
+            <w:pPr>
+              <w:spacing w:after="0" w:line="240" w:lineRule="auto"/>
+              <w:jc w:val="center"/>
+              <w:rPr>
+                <w:rFonts w:ascii="Aptos Narrow" w:eastAsia="Times New Roman" w:hAnsi="Aptos Narrow" w:cs="Times New Roman"/>
+                <w:color w:val="000000"/>
+                <w:kern w:val="0"/>
+                <w:sz w:val="18"/>
+                <w:szCs w:val="18"/>
+                <w:lang w:val="en-AU" w:eastAsia="en-AU"/>
+                <w14:ligatures w14:val="none"/>
+              </w:rPr>
+            </w:pPr>
+            <w:r>
+              <w:rPr>
+                <w:rFonts w:ascii="Aptos Narrow" w:eastAsia="Times New Roman" w:hAnsi="Aptos Narrow" w:cs="Times New Roman"/>
+                <w:color w:val="000000"/>
+                <w:kern w:val="0"/>
+                <w:sz w:val="18"/>
+                <w:szCs w:val="18"/>
+                <w:lang w:val="en-AU" w:eastAsia="en-AU"/>
+                <w14:ligatures w14:val="none"/>
+              </w:rPr>
+              <w:t>90%</w:t>
+            </w:r>
+          </w:p>
+        </w:tc>
+      </w:tr>
+      <w:tr>
+        <w:trPr>
+          <w:trHeight w:val="240"/>
+        </w:trPr>
+        <w:tc>
+          <w:tcPr>
+            <w:tcW w:w="4957" w:type="dxa"/>
+            <w:tcBorders>
+              <w:top w:val="nil"/>
+              <w:left w:val="single" w:sz="4" w:space="0" w:color="auto"/>
+              <w:bottom w:val="nil"/>
+              <w:right w:val="single" w:sz="4" w:space="0" w:color="auto"/>
+            </w:tcBorders>
+            <w:noWrap/>
+            <w:vAlign w:val="bottom"/>
+            <w:hideMark/>
+          </w:tcPr>
+          <w:p>
+            <w:pPr>
+              <w:spacing w:after="0" w:line="240" w:lineRule="auto"/>
+              <w:rPr>
+                <w:rFonts w:ascii="Aptos Narrow" w:eastAsia="Times New Roman" w:hAnsi="Aptos Narrow" w:cs="Times New Roman"/>
+                <w:color w:val="000000"/>
+                <w:kern w:val="0"/>
+                <w:sz w:val="18"/>
+                <w:szCs w:val="18"/>
+                <w:lang w:val="en-AU" w:eastAsia="en-AU"/>
+                <w14:ligatures w14:val="none"/>
+              </w:rPr>
+            </w:pPr>
+            <w:r>
+              <w:rPr>
+                <w:rFonts w:ascii="Aptos Narrow" w:eastAsia="Times New Roman" w:hAnsi="Aptos Narrow" w:cs="Times New Roman"/>
+                <w:color w:val="000000"/>
+                <w:kern w:val="0"/>
+                <w:sz w:val="18"/>
+                <w:szCs w:val="18"/>
+                <w:lang w:val="en-AU" w:eastAsia="en-AU"/>
+                <w14:ligatures w14:val="none"/>
+              </w:rPr>
+              <w:t>Cook Islands</w:t>
+            </w:r>
+          </w:p>
+        </w:tc>
+        <w:tc>
+          <w:tcPr>
+            <w:tcW w:w="960" w:type="dxa"/>
+            <w:tcBorders>
+              <w:top w:val="nil"/>
+              <w:left w:val="single" w:sz="4" w:space="0" w:color="auto"/>
+              <w:bottom w:val="nil"/>
+              <w:right w:val="nil"/>
+            </w:tcBorders>
+            <w:noWrap/>
+            <w:vAlign w:val="bottom"/>
+            <w:hideMark/>
+          </w:tcPr>
+          <w:p>
+            <w:pPr>
+              <w:spacing w:after="0" w:line="240" w:lineRule="auto"/>
+              <w:jc w:val="center"/>
+              <w:rPr>
+                <w:rFonts w:ascii="Aptos Narrow" w:eastAsia="Times New Roman" w:hAnsi="Aptos Narrow" w:cs="Times New Roman"/>
+                <w:color w:val="000000"/>
+                <w:kern w:val="0"/>
+                <w:sz w:val="18"/>
+                <w:szCs w:val="18"/>
+                <w:lang w:val="en-AU" w:eastAsia="en-AU"/>
+                <w14:ligatures w14:val="none"/>
+              </w:rPr>
+            </w:pPr>
+            <w:r>
+              <w:rPr>
+                <w:rFonts w:ascii="Aptos Narrow" w:eastAsia="Times New Roman" w:hAnsi="Aptos Narrow" w:cs="Times New Roman"/>
+                <w:color w:val="000000"/>
+                <w:kern w:val="0"/>
+                <w:sz w:val="18"/>
+                <w:szCs w:val="18"/>
+                <w:lang w:val="en-AU" w:eastAsia="en-AU"/>
+                <w14:ligatures w14:val="none"/>
+              </w:rPr>
+              <w:t>5%</w:t>
+            </w:r>
+          </w:p>
+        </w:tc>
+        <w:tc>
+          <w:tcPr>
+            <w:tcW w:w="970" w:type="dxa"/>
+            <w:tcBorders>
+              <w:top w:val="nil"/>
+              <w:left w:val="nil"/>
+              <w:bottom w:val="nil"/>
+              <w:right w:val="nil"/>
+            </w:tcBorders>
+            <w:noWrap/>
+            <w:vAlign w:val="bottom"/>
+            <w:hideMark/>
+          </w:tcPr>
+          <w:p>
+            <w:pPr>
+              <w:spacing w:after="0" w:line="240" w:lineRule="auto"/>
+              <w:jc w:val="center"/>
+              <w:rPr>
+                <w:rFonts w:ascii="Aptos Narrow" w:eastAsia="Times New Roman" w:hAnsi="Aptos Narrow" w:cs="Times New Roman"/>
+                <w:color w:val="000000"/>
+                <w:kern w:val="0"/>
+                <w:sz w:val="18"/>
+                <w:szCs w:val="18"/>
+                <w:lang w:val="en-AU" w:eastAsia="en-AU"/>
+                <w14:ligatures w14:val="none"/>
+              </w:rPr>
+            </w:pPr>
+            <w:r>
+              <w:rPr>
+                <w:rFonts w:ascii="Aptos Narrow" w:eastAsia="Times New Roman" w:hAnsi="Aptos Narrow" w:cs="Times New Roman"/>
+                <w:color w:val="000000"/>
+                <w:kern w:val="0"/>
+                <w:sz w:val="18"/>
+                <w:szCs w:val="18"/>
+                <w:lang w:val="en-AU" w:eastAsia="en-AU"/>
+                <w14:ligatures w14:val="none"/>
+              </w:rPr>
+              <w:t>2%</w:t>
+            </w:r>
+          </w:p>
+        </w:tc>
+        <w:tc>
+          <w:tcPr>
+            <w:tcW w:w="970" w:type="dxa"/>
+            <w:tcBorders>
+              <w:top w:val="nil"/>
+              <w:left w:val="nil"/>
+              <w:bottom w:val="nil"/>
+              <w:right w:val="single" w:sz="4" w:space="0" w:color="auto"/>
+            </w:tcBorders>
+            <w:noWrap/>
+            <w:vAlign w:val="bottom"/>
+            <w:hideMark/>
+          </w:tcPr>
+          <w:p>
+            <w:pPr>
+              <w:spacing w:after="0" w:line="240" w:lineRule="auto"/>
+              <w:jc w:val="center"/>
+              <w:rPr>
+                <w:rFonts w:ascii="Aptos Narrow" w:eastAsia="Times New Roman" w:hAnsi="Aptos Narrow" w:cs="Times New Roman"/>
+                <w:color w:val="000000"/>
+                <w:kern w:val="0"/>
+                <w:sz w:val="18"/>
+                <w:szCs w:val="18"/>
+                <w:lang w:val="en-AU" w:eastAsia="en-AU"/>
+                <w14:ligatures w14:val="none"/>
+              </w:rPr>
+            </w:pPr>
+            <w:r>
+              <w:rPr>
+                <w:rFonts w:ascii="Aptos Narrow" w:eastAsia="Times New Roman" w:hAnsi="Aptos Narrow" w:cs="Times New Roman"/>
+                <w:color w:val="000000"/>
+                <w:kern w:val="0"/>
+                <w:sz w:val="18"/>
+                <w:szCs w:val="18"/>
+                <w:lang w:val="en-AU" w:eastAsia="en-AU"/>
+                <w14:ligatures w14:val="none"/>
+              </w:rPr>
+              <w:t>92%</w:t>
+            </w:r>
+          </w:p>
+        </w:tc>
+      </w:tr>
+      <w:tr>
+        <w:trPr>
+          <w:trHeight w:val="240"/>
+        </w:trPr>
+        <w:tc>
+          <w:tcPr>
+            <w:tcW w:w="4957" w:type="dxa"/>
+            <w:tcBorders>
+              <w:top w:val="nil"/>
+              <w:left w:val="single" w:sz="4" w:space="0" w:color="auto"/>
+              <w:bottom w:val="single" w:sz="4" w:space="0" w:color="auto"/>
+              <w:right w:val="single" w:sz="4" w:space="0" w:color="auto"/>
+            </w:tcBorders>
+            <w:noWrap/>
+            <w:vAlign w:val="bottom"/>
+            <w:hideMark/>
+          </w:tcPr>
+          <w:p>
+            <w:pPr>
+              <w:spacing w:after="0" w:line="240" w:lineRule="auto"/>
+              <w:rPr>
+                <w:rFonts w:ascii="Aptos Narrow" w:eastAsia="Times New Roman" w:hAnsi="Aptos Narrow" w:cs="Times New Roman"/>
+                <w:color w:val="000000"/>
+                <w:kern w:val="0"/>
+                <w:sz w:val="18"/>
+                <w:szCs w:val="18"/>
+                <w:lang w:val="en-AU" w:eastAsia="en-AU"/>
+                <w14:ligatures w14:val="none"/>
+              </w:rPr>
+            </w:pPr>
+            <w:r>
+              <w:rPr>
+                <w:rFonts w:ascii="Aptos Narrow" w:eastAsia="Times New Roman" w:hAnsi="Aptos Narrow" w:cs="Times New Roman"/>
+                <w:color w:val="000000"/>
+                <w:kern w:val="0"/>
+                <w:sz w:val="18"/>
+                <w:szCs w:val="18"/>
+                <w:lang w:val="en-AU" w:eastAsia="en-AU"/>
+                <w14:ligatures w14:val="none"/>
+              </w:rPr>
+              <w:t>Tokelau</w:t>
+            </w:r>
+          </w:p>
+        </w:tc>
+        <w:tc>
+          <w:tcPr>
+            <w:tcW w:w="960" w:type="dxa"/>
+            <w:tcBorders>
+              <w:top w:val="nil"/>
+              <w:left w:val="single" w:sz="4" w:space="0" w:color="auto"/>
+              <w:bottom w:val="single" w:sz="4" w:space="0" w:color="auto"/>
+              <w:right w:val="nil"/>
+            </w:tcBorders>
+            <w:noWrap/>
+            <w:vAlign w:val="bottom"/>
+            <w:hideMark/>
+          </w:tcPr>
+          <w:p>
+            <w:pPr>
+              <w:spacing w:after="0" w:line="240" w:lineRule="auto"/>
+              <w:jc w:val="center"/>
+              <w:rPr>
+                <w:rFonts w:ascii="Aptos Narrow" w:eastAsia="Times New Roman" w:hAnsi="Aptos Narrow" w:cs="Times New Roman"/>
+                <w:color w:val="000000"/>
+                <w:kern w:val="0"/>
+                <w:sz w:val="18"/>
+                <w:szCs w:val="18"/>
+                <w:lang w:val="en-AU" w:eastAsia="en-AU"/>
+                <w14:ligatures w14:val="none"/>
+              </w:rPr>
+            </w:pPr>
+            <w:r>
+              <w:rPr>
+                <w:rFonts w:ascii="Aptos Narrow" w:eastAsia="Times New Roman" w:hAnsi="Aptos Narrow" w:cs="Times New Roman"/>
+                <w:color w:val="000000"/>
+                <w:kern w:val="0"/>
+                <w:sz w:val="18"/>
+                <w:szCs w:val="18"/>
+                <w:lang w:val="en-AU" w:eastAsia="en-AU"/>
+                <w14:ligatures w14:val="none"/>
+              </w:rPr>
+              <w:t>0%</w:t>
+            </w:r>
+          </w:p>
+        </w:tc>
+        <w:tc>
+          <w:tcPr>
+            <w:tcW w:w="970" w:type="dxa"/>
+            <w:tcBorders>
+              <w:top w:val="nil"/>
+              <w:left w:val="nil"/>
+              <w:bottom w:val="single" w:sz="4" w:space="0" w:color="auto"/>
+              <w:right w:val="nil"/>
+            </w:tcBorders>
+            <w:noWrap/>
+            <w:vAlign w:val="bottom"/>
+            <w:hideMark/>
+          </w:tcPr>
+          <w:p>
+            <w:pPr>
+              <w:spacing w:after="0" w:line="240" w:lineRule="auto"/>
+              <w:jc w:val="center"/>
+              <w:rPr>
+                <w:rFonts w:ascii="Aptos Narrow" w:eastAsia="Times New Roman" w:hAnsi="Aptos Narrow" w:cs="Times New Roman"/>
+                <w:color w:val="000000"/>
+                <w:kern w:val="0"/>
+                <w:sz w:val="18"/>
+                <w:szCs w:val="18"/>
+                <w:lang w:val="en-AU" w:eastAsia="en-AU"/>
+                <w14:ligatures w14:val="none"/>
+              </w:rPr>
+            </w:pPr>
+            <w:r>
+              <w:rPr>
+                <w:rFonts w:ascii="Aptos Narrow" w:eastAsia="Times New Roman" w:hAnsi="Aptos Narrow" w:cs="Times New Roman"/>
+                <w:color w:val="000000"/>
+                <w:kern w:val="0"/>
+                <w:sz w:val="18"/>
+                <w:szCs w:val="18"/>
+                <w:lang w:val="en-AU" w:eastAsia="en-AU"/>
+                <w14:ligatures w14:val="none"/>
+              </w:rPr>
+              <w:t>12%</w:t>
+            </w:r>
+          </w:p>
+        </w:tc>
+        <w:tc>
+          <w:tcPr>
+            <w:tcW w:w="970" w:type="dxa"/>
+            <w:tcBorders>
+              <w:top w:val="nil"/>
+              <w:left w:val="nil"/>
+              <w:bottom w:val="single" w:sz="4" w:space="0" w:color="auto"/>
+              <w:right w:val="single" w:sz="4" w:space="0" w:color="auto"/>
+            </w:tcBorders>
+            <w:noWrap/>
+            <w:vAlign w:val="bottom"/>
+            <w:hideMark/>
+          </w:tcPr>
+          <w:p>
+            <w:pPr>
+              <w:spacing w:after="0" w:line="240" w:lineRule="auto"/>
+              <w:jc w:val="center"/>
+              <w:rPr>
+                <w:rFonts w:ascii="Aptos Narrow" w:eastAsia="Times New Roman" w:hAnsi="Aptos Narrow" w:cs="Times New Roman"/>
+                <w:color w:val="000000"/>
+                <w:kern w:val="0"/>
+                <w:sz w:val="18"/>
+                <w:szCs w:val="18"/>
+                <w:lang w:val="en-AU" w:eastAsia="en-AU"/>
+                <w14:ligatures w14:val="none"/>
+              </w:rPr>
+            </w:pPr>
+            <w:r>
+              <w:rPr>
+                <w:rFonts w:ascii="Aptos Narrow" w:eastAsia="Times New Roman" w:hAnsi="Aptos Narrow" w:cs="Times New Roman"/>
+                <w:color w:val="000000"/>
+                <w:kern w:val="0"/>
+                <w:sz w:val="18"/>
+                <w:szCs w:val="18"/>
+                <w:lang w:val="en-AU" w:eastAsia="en-AU"/>
+                <w14:ligatures w14:val="none"/>
+              </w:rPr>
+              <w:t>88%</w:t>
+            </w:r>
+          </w:p>
+        </w:tc>
+      </w:tr>
+      <w:tr>
+        <w:trPr>
+          <w:trHeight w:val="240"/>
+        </w:trPr>
+        <w:tc>
+          <w:tcPr>
+            <w:tcW w:w="7857" w:type="dxa"/>
+            <w:gridSpan w:val="4"/>
+            <w:tcBorders>
+              <w:top w:val="single" w:sz="4" w:space="0" w:color="auto"/>
+              <w:left w:val="nil"/>
+              <w:bottom w:val="nil"/>
+              <w:right w:val="nil"/>
+            </w:tcBorders>
+            <w:noWrap/>
+            <w:vAlign w:val="bottom"/>
+          </w:tcPr>
+          <w:p>
+            <w:pPr>
+              <w:spacing w:after="0" w:line="240" w:lineRule="auto"/>
+              <w:rPr>
+                <w:rFonts w:ascii="Aptos Narrow" w:eastAsia="Times New Roman" w:hAnsi="Aptos Narrow" w:cs="Times New Roman"/>
+                <w:color w:val="000000"/>
+                <w:kern w:val="0"/>
+                <w:sz w:val="18"/>
+                <w:szCs w:val="18"/>
+                <w:lang w:val="en-AU" w:eastAsia="en-AU"/>
+                <w14:ligatures w14:val="none"/>
+              </w:rPr>
+            </w:pPr>
+            <w:r>
+              <w:rPr>
+                <w:rFonts w:ascii="Aptos Narrow" w:eastAsia="Times New Roman" w:hAnsi="Aptos Narrow" w:cs="Times New Roman"/>
+                <w:b/>
+                <w:bCs/>
+                <w:i/>
+                <w:iCs/>
+                <w:color w:val="000000"/>
+                <w:kern w:val="0"/>
+                <w:sz w:val="18"/>
+                <w:szCs w:val="18"/>
+                <w:lang w:val="en-AU" w:eastAsia="en-AU"/>
+                <w14:ligatures w14:val="none"/>
+              </w:rPr>
+              <w:t>Notes:</w:t>
+            </w:r>
+            <w:r>
+              <w:rPr>
+                <w:rFonts w:ascii="Aptos Narrow" w:eastAsia="Times New Roman" w:hAnsi="Aptos Narrow" w:cs="Times New Roman"/>
+                <w:color w:val="000000"/>
+                <w:kern w:val="0"/>
+                <w:sz w:val="18"/>
+                <w:szCs w:val="18"/>
+                <w:lang w:val="en-AU" w:eastAsia="en-AU"/>
+                <w14:ligatures w14:val="none"/>
+              </w:rPr>
+              <w:t xml:space="preserve"> </w:t>
+            </w:r>
+            <w:r>
+              <w:rPr>
+                <w:rFonts w:ascii="Aptos Narrow" w:eastAsia="Times New Roman" w:hAnsi="Aptos Narrow" w:cs="Times New Roman"/>
+                <w:color w:val="000000"/>
+                <w:kern w:val="0"/>
+                <w:sz w:val="18"/>
+                <w:szCs w:val="18"/>
+                <w:lang w:val="en-AU" w:eastAsia="en-AU"/>
+                <w14:ligatures w14:val="none"/>
+              </w:rPr>
+              <w:t>Pacific Economic Structure by Industry</w:t>
+            </w:r>
+          </w:p>
+          <w:p>
+            <w:pPr>
+              <w:spacing w:after="0" w:line="240" w:lineRule="auto"/>
+              <w:rPr>
+                <w:rFonts w:ascii="Aptos Narrow" w:eastAsia="Times New Roman" w:hAnsi="Aptos Narrow" w:cs="Times New Roman"/>
+                <w:color w:val="000000"/>
+                <w:kern w:val="0"/>
+                <w:sz w:val="18"/>
+                <w:szCs w:val="18"/>
+                <w:lang w:val="en-AU" w:eastAsia="en-AU"/>
+                <w14:ligatures w14:val="none"/>
+              </w:rPr>
+            </w:pPr>
+            <w:r>
+              <w:rPr>
+                <w:rFonts w:ascii="Aptos Narrow" w:eastAsia="Times New Roman" w:hAnsi="Aptos Narrow" w:cs="Times New Roman"/>
+                <w:color w:val="000000"/>
+                <w:kern w:val="0"/>
+                <w:sz w:val="18"/>
+                <w:szCs w:val="18"/>
+                <w:lang w:val="en-AU" w:eastAsia="en-AU"/>
+                <w14:ligatures w14:val="none"/>
+              </w:rPr>
+              <w:t>Share of employment in Primary, Secondary &amp; Tertiary sectors — latest available survey year per country</w:t>
+            </w:r>
+            <w:r>
+              <w:rPr>
+                <w:rFonts w:ascii="Aptos Narrow" w:eastAsia="Times New Roman" w:hAnsi="Aptos Narrow" w:cs="Times New Roman"/>
+                <w:color w:val="000000"/>
+                <w:kern w:val="0"/>
+                <w:sz w:val="18"/>
+                <w:szCs w:val="18"/>
+                <w:lang w:val="en-AU" w:eastAsia="en-AU"/>
+                <w14:ligatures w14:val="none"/>
+              </w:rPr>
+              <w:t>.</w:t>
+            </w:r>
+          </w:p>
+          <w:p>
+            <w:pPr>
+              <w:spacing w:after="0" w:line="240" w:lineRule="auto"/>
+              <w:rPr>
+                <w:rFonts w:ascii="Aptos Narrow" w:eastAsia="Times New Roman" w:hAnsi="Aptos Narrow" w:cs="Times New Roman"/>
+                <w:color w:val="000000"/>
+                <w:kern w:val="0"/>
+                <w:sz w:val="18"/>
+                <w:szCs w:val="18"/>
+                <w:lang w:eastAsia="en-AU"/>
+                <w14:ligatures w14:val="none"/>
+              </w:rPr>
+            </w:pPr>
+            <w:r>
+              <w:rPr>
+                <w:rFonts w:ascii="Aptos Narrow" w:eastAsia="Times New Roman" w:hAnsi="Aptos Narrow" w:cs="Times New Roman"/>
+                <w:color w:val="000000"/>
+                <w:kern w:val="0"/>
+                <w:sz w:val="18"/>
+                <w:szCs w:val="18"/>
+                <w:lang w:eastAsia="en-AU"/>
+                <w14:ligatures w14:val="none"/>
+              </w:rPr>
+              <w:t xml:space="preserve">Proxy indicator: GDP-by-sector data is not available for Pacific Island countries in SDMX. </w:t>
+            </w:r>
+          </w:p>
+          <w:p>
+            <w:pPr>
+              <w:spacing w:after="0" w:line="240" w:lineRule="auto"/>
+              <w:rPr>
+                <w:rFonts w:ascii="Aptos Narrow" w:eastAsia="Times New Roman" w:hAnsi="Aptos Narrow" w:cs="Times New Roman"/>
+                <w:color w:val="000000"/>
+                <w:kern w:val="0"/>
+                <w:sz w:val="18"/>
+                <w:szCs w:val="18"/>
+                <w:lang w:eastAsia="en-AU"/>
+                <w14:ligatures w14:val="none"/>
+              </w:rPr>
+            </w:pPr>
+            <w:r>
+              <w:rPr>
+                <w:rFonts w:ascii="Aptos Narrow" w:eastAsia="Times New Roman" w:hAnsi="Aptos Narrow" w:cs="Times New Roman"/>
+                <w:color w:val="000000"/>
+                <w:kern w:val="0"/>
+                <w:sz w:val="18"/>
+                <w:szCs w:val="18"/>
+                <w:lang w:eastAsia="en-AU"/>
+                <w14:ligatures w14:val="none"/>
+              </w:rPr>
+              <w:t xml:space="preserve">Employment share by sector is used as the closest available proxy for economic structure. </w:t>
+            </w:r>
+          </w:p>
+          <w:p>
+            <w:pPr>
+              <w:spacing w:after="0" w:line="240" w:lineRule="auto"/>
+              <w:rPr>
+                <w:rFonts w:ascii="Aptos Narrow" w:eastAsia="Times New Roman" w:hAnsi="Aptos Narrow" w:cs="Times New Roman"/>
+                <w:color w:val="000000"/>
+                <w:kern w:val="0"/>
+                <w:sz w:val="18"/>
+                <w:szCs w:val="18"/>
+                <w:lang w:eastAsia="en-AU"/>
+                <w14:ligatures w14:val="none"/>
+              </w:rPr>
+            </w:pPr>
+            <w:r>
+              <w:rPr>
+                <w:rFonts w:ascii="Aptos Narrow" w:eastAsia="Times New Roman" w:hAnsi="Aptos Narrow" w:cs="Times New Roman"/>
+                <w:color w:val="000000"/>
+                <w:kern w:val="0"/>
+                <w:sz w:val="18"/>
+                <w:szCs w:val="18"/>
+                <w:lang w:eastAsia="en-AU"/>
+                <w14:ligatures w14:val="none"/>
+              </w:rPr>
+              <w:t xml:space="preserve">Primary = Agriculture, Forestry &amp; Fishing (ISIC A); Secondary = Mining, Manufacturing, Utilities &amp; Construction (ISIC B-F); Tertiary = All Services (ISIC G-U). </w:t>
+            </w:r>
+          </w:p>
+          <w:p>
+            <w:pPr>
+              <w:spacing w:after="0" w:line="240" w:lineRule="auto"/>
+              <w:rPr>
+                <w:rFonts w:ascii="Aptos Narrow" w:eastAsia="Times New Roman" w:hAnsi="Aptos Narrow" w:cs="Times New Roman"/>
+                <w:color w:val="000000"/>
+                <w:kern w:val="0"/>
+                <w:sz w:val="18"/>
+                <w:szCs w:val="18"/>
+                <w:lang w:val="en-AU" w:eastAsia="en-AU"/>
+                <w14:ligatures w14:val="none"/>
+              </w:rPr>
+            </w:pPr>
+            <w:r>
+              <w:rPr>
+                <w:rFonts w:ascii="Aptos Narrow" w:eastAsia="Times New Roman" w:hAnsi="Aptos Narrow" w:cs="Times New Roman"/>
+                <w:b/>
+                <w:bCs/>
+                <w:i/>
+                <w:iCs/>
+                <w:color w:val="000000"/>
+                <w:kern w:val="0"/>
+                <w:sz w:val="18"/>
+                <w:szCs w:val="18"/>
+                <w:lang w:eastAsia="en-AU"/>
+                <w14:ligatures w14:val="none"/>
+              </w:rPr>
+              <w:t>Source:</w:t>
+            </w:r>
+            <w:r>
+              <w:rPr>
+                <w:rFonts w:ascii="Aptos Narrow" w:eastAsia="Times New Roman" w:hAnsi="Aptos Narrow" w:cs="Times New Roman"/>
+                <w:color w:val="000000"/>
+                <w:kern w:val="0"/>
+                <w:sz w:val="18"/>
+                <w:szCs w:val="18"/>
+                <w:lang w:eastAsia="en-AU"/>
+                <w14:ligatures w14:val="none"/>
+              </w:rPr>
+              <w:t xml:space="preserve"> National labour force surveys, 2011-2021.</w:t>
+            </w:r>
+          </w:p>
+        </w:tc>
+      </w:tr>
+    </w:tbl>
+    <w:p>
+      <w:pPr>
+        <w:ind w:left="720"/>
+      </w:pPr>
     </w:p>
     <w:p>
       <w:pPr>
@@ -169,14 +3134,39 @@
           <w:ilvl w:val="0"/>
           <w:numId w:val="39"/>
         </w:numPr>
+        <w:ind w:left="1440"/>
       </w:pPr>
       <w:r>
         <w:t>The Blue Economy is a short-hand description used to describe developing marine-based industries.</w:t>
       </w:r>
     </w:p>
-    <w:p/>
     <w:p>
+      <w:pPr>
+        <w:ind w:left="720"/>
+      </w:pPr>
+    </w:p>
+    <w:p>
+      <w:pPr>
+        <w:ind w:left="720"/>
+      </w:pPr>
       <w:r>
+        <w:br w:type="page"/>
+      </w:r>
+    </w:p>
+    <w:p>
+      <w:pPr>
+        <w:ind w:left="720"/>
+        <w:rPr>
+          <w:b/>
+          <w:bCs/>
+        </w:rPr>
+      </w:pPr>
+      <w:r>
+        <w:rPr>
+          <w:b/>
+          <w:bCs/>
+        </w:rPr>
+        <w:lastRenderedPageBreak/>
         <w:t>Thesis:</w:t>
       </w:r>
     </w:p>
@@ -187,6 +3177,7 @@
           <w:ilvl w:val="0"/>
           <w:numId w:val="40"/>
         </w:numPr>
+        <w:ind w:left="1440"/>
       </w:pPr>
       <w:r>
         <w:t>Technology and technology transfer is fundamental for developing Palau’s Blue Economy.</w:t>
@@ -199,15 +3190,20 @@
           <w:ilvl w:val="1"/>
           <w:numId w:val="40"/>
         </w:numPr>
+        <w:ind w:left="2160"/>
       </w:pPr>
     </w:p>
     <w:p>
+      <w:pPr>
+        <w:ind w:left="720"/>
+      </w:pPr>
       <w:r>
         <w:br w:type="page"/>
       </w:r>
     </w:p>
     <w:p>
       <w:pPr>
+        <w:ind w:left="720"/>
         <w:rPr>
           <w:b/>
           <w:bCs/>
@@ -219,14 +3215,7 @@
           <w:bCs/>
         </w:rPr>
         <w:lastRenderedPageBreak/>
-        <w:t>Argument</w:t>
-      </w:r>
-      <w:r>
-        <w:rPr>
-          <w:b/>
-          <w:bCs/>
-        </w:rPr>
-        <w:t>:</w:t>
+        <w:t>Argument:</w:t>
       </w:r>
     </w:p>
     <w:p>
@@ -235,9 +3224,20 @@
           <w:ilvl w:val="0"/>
           <w:numId w:val="35"/>
         </w:numPr>
+        <w:tabs>
+          <w:tab w:val="clear" w:pos="720"/>
+          <w:tab w:val="num" w:pos="1440"/>
+        </w:tabs>
+        <w:ind w:left="1440"/>
       </w:pPr>
       <w:r>
-        <w:t>The Blue Economy and the role of technology</w:t>
+        <w:t xml:space="preserve">Why might a </w:t>
+      </w:r>
+      <w:r>
+        <w:t>Blue Economy</w:t>
+      </w:r>
+      <w:r>
+        <w:t xml:space="preserve"> not exist already?</w:t>
       </w:r>
     </w:p>
     <w:p>
@@ -247,9 +3247,37 @@
           <w:ilvl w:val="1"/>
           <w:numId w:val="35"/>
         </w:numPr>
+        <w:tabs>
+          <w:tab w:val="clear" w:pos="1440"/>
+          <w:tab w:val="num" w:pos="2160"/>
+        </w:tabs>
+        <w:ind w:left="2160"/>
       </w:pPr>
       <w:r>
-        <w:t>Developing marine-based industries to support advancing PICT Blue Economy is highly depended on each individual PICTs resource endowments, technological sophistication, and economic regulatory parameters.</w:t>
+        <w:t xml:space="preserve">Economics encourages businesses and individuals to seek </w:t>
+      </w:r>
+      <w:r>
+        <w:t>profitable</w:t>
+      </w:r>
+      <w:r>
+        <w:t xml:space="preserve"> opportunities for new development. </w:t>
+      </w:r>
+    </w:p>
+    <w:p>
+      <w:pPr>
+        <w:pStyle w:val="ListParagraph"/>
+        <w:numPr>
+          <w:ilvl w:val="2"/>
+          <w:numId w:val="35"/>
+        </w:numPr>
+        <w:tabs>
+          <w:tab w:val="clear" w:pos="2160"/>
+          <w:tab w:val="num" w:pos="2880"/>
+        </w:tabs>
+        <w:ind w:left="2880"/>
+      </w:pPr>
+      <w:r>
+        <w:t>Competitive markets incentivise businesses to development profitable markets and capitalise on economic opportunities.</w:t>
       </w:r>
     </w:p>
     <w:p>
@@ -259,9 +3287,20 @@
           <w:ilvl w:val="1"/>
           <w:numId w:val="35"/>
         </w:numPr>
+        <w:tabs>
+          <w:tab w:val="clear" w:pos="1440"/>
+          <w:tab w:val="num" w:pos="2160"/>
+        </w:tabs>
+        <w:ind w:left="2160"/>
       </w:pPr>
       <w:r>
-        <w:t>Technology is ‘hardware’ products, tools and equipment and ‘software’ processes, skills, operating and management knowledge.</w:t>
+        <w:t xml:space="preserve">Despite profitable opportunities, developmental constraints can prevent business and entrepreneurs from expanding into new industry or </w:t>
+      </w:r>
+      <w:r>
+        <w:t>activities</w:t>
+      </w:r>
+      <w:r>
+        <w:t>.</w:t>
       </w:r>
     </w:p>
     <w:p>
@@ -271,9 +3310,57 @@
           <w:ilvl w:val="2"/>
           <w:numId w:val="35"/>
         </w:numPr>
+        <w:tabs>
+          <w:tab w:val="clear" w:pos="2160"/>
+          <w:tab w:val="num" w:pos="2880"/>
+        </w:tabs>
+        <w:ind w:left="2880"/>
       </w:pPr>
       <w:r>
-        <w:t>Hardware and software are of equal importance – both are required for technology to work properly.</w:t>
+        <w:t>T</w:t>
+      </w:r>
+      <w:r>
+        <w:t xml:space="preserve">he profile of </w:t>
+      </w:r>
+      <w:r>
+        <w:t xml:space="preserve">current </w:t>
+      </w:r>
+      <w:r>
+        <w:t xml:space="preserve">industry represents the outcome of existing </w:t>
+      </w:r>
+      <w:r>
+        <w:rPr>
+          <w:i/>
+          <w:iCs/>
+        </w:rPr>
+        <w:t>status quo</w:t>
+      </w:r>
+      <w:r>
+        <w:t xml:space="preserve"> </w:t>
+      </w:r>
+      <w:r>
+        <w:t>policies,</w:t>
+      </w:r>
+      <w:r>
+        <w:t xml:space="preserve"> the legacy of historical choices, and the constraints </w:t>
+      </w:r>
+      <w:r>
+        <w:t>of Palau’s</w:t>
+      </w:r>
+      <w:r>
+        <w:t xml:space="preserve"> current </w:t>
+      </w:r>
+      <w:r>
+        <w:t xml:space="preserve">national </w:t>
+      </w:r>
+      <w:r>
+        <w:t>resource</w:t>
+      </w:r>
+      <w:r>
+        <w:t>s</w:t>
+      </w:r>
+      <w:r>
+        <w:t xml:space="preserve">. </w:t>
       </w:r>
     </w:p>
     <w:p>
@@ -283,48 +3370,26 @@
           <w:ilvl w:val="2"/>
           <w:numId w:val="35"/>
         </w:numPr>
-      </w:pPr>
-    </w:p>
-    <w:p>
-      <w:pPr>
-        <w:pStyle w:val="ListParagraph"/>
-        <w:numPr>
-          <w:ilvl w:val="1"/>
-          <w:numId w:val="35"/>
-        </w:numPr>
+        <w:tabs>
+          <w:tab w:val="clear" w:pos="2160"/>
+          <w:tab w:val="num" w:pos="2880"/>
+        </w:tabs>
+        <w:ind w:left="2880"/>
       </w:pPr>
       <w:r>
-        <w:t xml:space="preserve"> more than hardware and software – it exists within a societal capability ecosystem which enables its diffusion and support. </w:t>
-      </w:r>
-    </w:p>
-    <w:p>
-      <w:pPr>
-        <w:pStyle w:val="ListParagraph"/>
-        <w:numPr>
-          <w:ilvl w:val="2"/>
-          <w:numId w:val="35"/>
-        </w:numPr>
-      </w:pPr>
-      <w:r>
-        <w:t>Without the surrounding ecosystem to support technology diffusion technology-based initiatives will fail.</w:t>
-      </w:r>
-    </w:p>
-    <w:p>
-      <w:pPr>
-        <w:pStyle w:val="ListParagraph"/>
-        <w:numPr>
-          <w:ilvl w:val="2"/>
-          <w:numId w:val="35"/>
-        </w:numPr>
-      </w:pPr>
-      <w:r>
-        <w:t>The Pacific is potted with donor-aid funded projects which created expensive white elephants.</w:t>
+        <w:t xml:space="preserve">Accelerating economic development in </w:t>
       </w:r>
       <w:r>
-        <w:rPr>
-          <w:rStyle w:val="FootnoteReference"/>
-        </w:rPr>
-        <w:footnoteReference w:id="1"/>
+        <w:t xml:space="preserve">Blue Economy </w:t>
+      </w:r>
+      <w:r>
+        <w:t>industries might require</w:t>
+      </w:r>
+      <w:r>
+        <w:t xml:space="preserve"> assessing wh</w:t>
+      </w:r>
+      <w:r>
+        <w:t>ether:</w:t>
       </w:r>
     </w:p>
     <w:p>
@@ -334,7 +3399,130 @@
           <w:ilvl w:val="3"/>
           <w:numId w:val="35"/>
         </w:numPr>
+        <w:tabs>
+          <w:tab w:val="clear" w:pos="2880"/>
+          <w:tab w:val="num" w:pos="3600"/>
+        </w:tabs>
+        <w:ind w:left="3600"/>
       </w:pPr>
+      <w:r>
+        <w:t>Palau’s current polic</w:t>
+      </w:r>
+      <w:r>
+        <w:t>ies</w:t>
+      </w:r>
+      <w:r>
+        <w:t xml:space="preserve"> help or</w:t>
+      </w:r>
+      <w:r>
+        <w:t xml:space="preserve"> hinder </w:t>
+      </w:r>
+      <w:r>
+        <w:t xml:space="preserve">new economic development into the Blue Economy. </w:t>
+      </w:r>
+    </w:p>
+    <w:p>
+      <w:pPr>
+        <w:pStyle w:val="ListParagraph"/>
+        <w:numPr>
+          <w:ilvl w:val="3"/>
+          <w:numId w:val="35"/>
+        </w:numPr>
+        <w:tabs>
+          <w:tab w:val="clear" w:pos="2880"/>
+          <w:tab w:val="num" w:pos="3600"/>
+        </w:tabs>
+        <w:ind w:left="3600"/>
+      </w:pPr>
+      <w:r>
+        <w:t xml:space="preserve">Enough </w:t>
+      </w:r>
+      <w:r>
+        <w:t xml:space="preserve">economic </w:t>
+      </w:r>
+      <w:r>
+        <w:t>resources (environment, physical, financial and workforce)</w:t>
+      </w:r>
+      <w:r>
+        <w:t xml:space="preserve"> are available for deploying into the Blue Economy, </w:t>
+      </w:r>
+    </w:p>
+    <w:p>
+      <w:pPr>
+        <w:pStyle w:val="ListParagraph"/>
+        <w:numPr>
+          <w:ilvl w:val="3"/>
+          <w:numId w:val="35"/>
+        </w:numPr>
+        <w:tabs>
+          <w:tab w:val="clear" w:pos="2880"/>
+          <w:tab w:val="num" w:pos="3600"/>
+        </w:tabs>
+        <w:ind w:left="3600"/>
+      </w:pPr>
+      <w:r>
+        <w:t xml:space="preserve">or </w:t>
+      </w:r>
+      <w:r>
+        <w:t xml:space="preserve">path dependency – the enduring </w:t>
+      </w:r>
+      <w:r>
+        <w:t>outcome</w:t>
+      </w:r>
+      <w:r>
+        <w:t>s</w:t>
+      </w:r>
+      <w:r>
+        <w:t xml:space="preserve"> from historic choices</w:t>
+      </w:r>
+      <w:r>
+        <w:t xml:space="preserve"> – hinder or increase the cost of changing economic direction.</w:t>
+      </w:r>
+    </w:p>
+    <w:p>
+      <w:pPr>
+        <w:pStyle w:val="ListParagraph"/>
+        <w:numPr>
+          <w:ilvl w:val="3"/>
+          <w:numId w:val="35"/>
+        </w:numPr>
+        <w:tabs>
+          <w:tab w:val="clear" w:pos="2880"/>
+          <w:tab w:val="num" w:pos="3600"/>
+        </w:tabs>
+        <w:ind w:left="3600"/>
+      </w:pPr>
+      <w:r>
+        <w:t xml:space="preserve">Competitive markets </w:t>
+      </w:r>
+      <w:r>
+        <w:rPr>
+          <w:i/>
+          <w:iCs/>
+        </w:rPr>
+        <w:t>incentivise</w:t>
+      </w:r>
+      <w:r>
+        <w:t xml:space="preserve"> economic development and industry change. </w:t>
+      </w:r>
+      <w:r>
+        <w:t>Any</w:t>
+      </w:r>
+      <w:r>
+        <w:t xml:space="preserve">, or all three, of these </w:t>
+      </w:r>
+      <w:r>
+        <w:t>constraints</w:t>
+      </w:r>
+      <w:r>
+        <w:t xml:space="preserve"> could be </w:t>
+      </w:r>
+      <w:r>
+        <w:t xml:space="preserve">operating to </w:t>
+      </w:r>
+      <w:r>
+        <w:t>prevent “organic” change.</w:t>
+      </w:r>
     </w:p>
     <w:p>
       <w:pPr>
@@ -342,41 +3530,32 @@
           <w:ilvl w:val="0"/>
           <w:numId w:val="35"/>
         </w:numPr>
+        <w:tabs>
+          <w:tab w:val="clear" w:pos="720"/>
+          <w:tab w:val="num" w:pos="1440"/>
+        </w:tabs>
+        <w:ind w:left="1440"/>
       </w:pPr>
       <w:r>
-        <w:t>What Marine-based industries “work”</w:t>
-      </w:r>
-    </w:p>
-    <w:p>
-      <w:pPr>
-        <w:numPr>
-          <w:ilvl w:val="1"/>
-          <w:numId w:val="35"/>
-        </w:numPr>
-      </w:pPr>
-      <w:r>
-        <w:t xml:space="preserve">Analysis </w:t>
+        <w:t>Factors for</w:t>
       </w:r>
       <w:r>
-        <w:t xml:space="preserve">based on </w:t>
+        <w:t xml:space="preserve"> </w:t>
       </w:r>
       <w:r>
-        <w:t xml:space="preserve">the United States of America </w:t>
+        <w:t>selecting</w:t>
       </w:r>
       <w:r>
-        <w:t>Marine Economy Satellite Account</w:t>
+        <w:t xml:space="preserve"> </w:t>
       </w:r>
       <w:r>
-        <w:t xml:space="preserve"> for</w:t>
+        <w:t>Blue Economy</w:t>
       </w:r>
       <w:r>
-        <w:t xml:space="preserve"> of what activities have proven </w:t>
+        <w:t xml:space="preserve"> </w:t>
       </w:r>
       <w:r>
-        <w:t>economic growth</w:t>
-      </w:r>
-      <w:r>
-        <w:t>.</w:t>
+        <w:t>industries</w:t>
       </w:r>
     </w:p>
     <w:p>
@@ -387,18 +3566,314 @@
         </w:numPr>
       </w:pPr>
       <w:r>
-        <w:t>Historical performance is not necessarily a good predictor of future economic value.</w:t>
+        <w:t>Labour-Intensive and Capital-Intensive Industries and the Role of Technology for economic development</w:t>
+      </w:r>
+    </w:p>
+    <w:p>
+      <w:pPr>
+        <w:numPr>
+          <w:ilvl w:val="3"/>
+          <w:numId w:val="35"/>
+        </w:numPr>
+      </w:pPr>
+      <w:r>
+        <w:t>Industries can be described as “labour-intensive”, or “capital-intensive” which reflects the relative importance of each as a “factor of production”.</w:t>
+      </w:r>
+    </w:p>
+    <w:p>
+      <w:pPr>
+        <w:numPr>
+          <w:ilvl w:val="4"/>
+          <w:numId w:val="35"/>
+        </w:numPr>
+      </w:pPr>
+      <w:r>
+        <w:t xml:space="preserve">Labour intensive industries require worker as their key inputs into economic </w:t>
+      </w:r>
+      <w:r>
+        <w:t>production,</w:t>
+      </w:r>
+      <w:r>
+        <w:t xml:space="preserve"> for example, retail activity.</w:t>
+      </w:r>
+    </w:p>
+    <w:p>
+      <w:pPr>
+        <w:numPr>
+          <w:ilvl w:val="4"/>
+          <w:numId w:val="35"/>
+        </w:numPr>
+      </w:pPr>
+      <w:r>
+        <w:t xml:space="preserve">Capital intensive industries use capital as their main productive inputs; for example, anything </w:t>
+      </w:r>
+      <w:r>
+        <w:lastRenderedPageBreak/>
+        <w:t>infrastructure, like ports, telecomm</w:t>
+      </w:r>
+      <w:r>
+        <w:t>uni</w:t>
+      </w:r>
+      <w:r>
+        <w:t>cations, and services like banking, where financial capital (money) is the main input and product.</w:t>
+      </w:r>
+    </w:p>
+    <w:p>
+      <w:pPr>
+        <w:numPr>
+          <w:ilvl w:val="3"/>
+          <w:numId w:val="35"/>
+        </w:numPr>
+      </w:pPr>
+      <w:r>
+        <w:t>Factors of production receive the value of their economic contribution they generate within an industry.</w:t>
+      </w:r>
+    </w:p>
+    <w:p>
+      <w:pPr>
+        <w:numPr>
+          <w:ilvl w:val="4"/>
+          <w:numId w:val="35"/>
+        </w:numPr>
+      </w:pPr>
+      <w:r>
+        <w:t xml:space="preserve">In labour-intensive industries, salaries and wages or similar compensation of labour is the largest component of the </w:t>
+      </w:r>
+      <w:proofErr w:type="gramStart"/>
+      <w:r>
+        <w:t>industry’s</w:t>
+      </w:r>
+      <w:proofErr w:type="gramEnd"/>
+      <w:r>
+        <w:t xml:space="preserve"> value-added.</w:t>
+      </w:r>
+    </w:p>
+    <w:p>
+      <w:pPr>
+        <w:numPr>
+          <w:ilvl w:val="4"/>
+          <w:numId w:val="35"/>
+        </w:numPr>
+      </w:pPr>
+      <w:r>
+        <w:t>In capital intensive industries, economic profit and operating surplus is the largest component of value added.</w:t>
+      </w:r>
+    </w:p>
+    <w:p>
+      <w:pPr>
+        <w:numPr>
+          <w:ilvl w:val="3"/>
+          <w:numId w:val="35"/>
+        </w:numPr>
+      </w:pPr>
+      <w:r>
+        <w:t xml:space="preserve">Incentivising </w:t>
+      </w:r>
+      <w:r>
+        <w:t>labour- or capital-intensive</w:t>
+      </w:r>
+      <w:r>
+        <w:t xml:space="preserve"> Blue Economy industr</w:t>
+      </w:r>
+      <w:r>
+        <w:t>ies</w:t>
+      </w:r>
+      <w:r>
+        <w:t xml:space="preserve"> has economic redistribution implications</w:t>
+      </w:r>
+      <w:r>
+        <w:t>, but the causal process for improvement is not linear</w:t>
+      </w:r>
+      <w:r>
+        <w:t>.</w:t>
+      </w:r>
+    </w:p>
+    <w:p>
+      <w:pPr>
+        <w:numPr>
+          <w:ilvl w:val="4"/>
+          <w:numId w:val="35"/>
+        </w:numPr>
+      </w:pPr>
+      <w:r>
+        <w:t xml:space="preserve">Capital intensive industries generate </w:t>
+      </w:r>
+      <w:r>
+        <w:t>“</w:t>
+      </w:r>
+      <w:r>
+        <w:t>o</w:t>
+      </w:r>
+      <w:r>
+        <w:t>perating surplus</w:t>
+      </w:r>
+      <w:r>
+        <w:t>”</w:t>
       </w:r>
       <w:r>
         <w:t xml:space="preserve"> </w:t>
+      </w:r>
+      <w:r>
+        <w:t>which is</w:t>
+      </w:r>
+      <w:r>
+        <w:t xml:space="preserve"> returned to the owners of capital used in production as profit. </w:t>
+      </w:r>
+    </w:p>
+    <w:p>
+      <w:pPr>
+        <w:numPr>
+          <w:ilvl w:val="4"/>
+          <w:numId w:val="35"/>
+        </w:numPr>
+      </w:pPr>
+      <w:r>
+        <w:t xml:space="preserve">Labour intensive industries generating </w:t>
+      </w:r>
+      <w:r>
+        <w:t>wages</w:t>
+      </w:r>
+      <w:r>
+        <w:t xml:space="preserve"> which support household income and welfare growth. </w:t>
+      </w:r>
+    </w:p>
+    <w:p>
+      <w:pPr>
+        <w:numPr>
+          <w:ilvl w:val="3"/>
+          <w:numId w:val="35"/>
+        </w:numPr>
+      </w:pPr>
+      <w:r>
+        <w:t>It may seem ironic, but creating business opportunities for owners of capital to profit from investing in a country is one of the most effective forms of generating country-based economic development.</w:t>
+      </w:r>
+    </w:p>
+    <w:p>
+      <w:pPr>
+        <w:numPr>
+          <w:ilvl w:val="4"/>
+          <w:numId w:val="35"/>
+        </w:numPr>
+      </w:pPr>
+      <w:r>
+        <w:t xml:space="preserve">Real wage growth depends on workforce productivity, which is influenced by the inherent skills and knowledge of the workforce </w:t>
+      </w:r>
+      <w:proofErr w:type="gramStart"/>
+      <w:r>
+        <w:t>and also</w:t>
+      </w:r>
+      <w:proofErr w:type="gramEnd"/>
+      <w:r>
+        <w:t>, paradoxically, how much capital they have available within their jobs.</w:t>
+      </w:r>
+      <w:r>
+        <w:t xml:space="preserve"> </w:t>
+      </w:r>
+      <w:r>
+        <w:t>Without profit opportunities, owners of capital as less likely to invest in new industry or new processes.</w:t>
+      </w:r>
+    </w:p>
+    <w:p>
+      <w:pPr>
+        <w:numPr>
+          <w:ilvl w:val="3"/>
+          <w:numId w:val="35"/>
+        </w:numPr>
+      </w:pPr>
+      <w:r>
+        <w:t xml:space="preserve">Whether an industry is labour intensive or capital intensive can change with technological innovation. </w:t>
+      </w:r>
+    </w:p>
+    <w:p>
+      <w:pPr>
+        <w:numPr>
+          <w:ilvl w:val="4"/>
+          <w:numId w:val="35"/>
+        </w:numPr>
+      </w:pPr>
+      <w:r>
+        <w:t>Most times innovation change happens outside a country’s sphere of influence.</w:t>
+      </w:r>
+    </w:p>
+    <w:p>
+      <w:pPr>
+        <w:numPr>
+          <w:ilvl w:val="4"/>
+          <w:numId w:val="35"/>
+        </w:numPr>
+      </w:pPr>
+      <w:r>
+        <w:t xml:space="preserve">Retail trade, accounting and legal services were all “labour intensive” industries until Walmart, Amazon, </w:t>
+      </w:r>
+      <w:r>
+        <w:lastRenderedPageBreak/>
+        <w:t>online shopping and artificial intelligence made each “capital intensive”.</w:t>
+      </w:r>
+    </w:p>
+    <w:p>
+      <w:pPr>
+        <w:numPr>
+          <w:ilvl w:val="3"/>
+          <w:numId w:val="35"/>
+        </w:numPr>
+      </w:pPr>
+    </w:p>
+    <w:p>
+      <w:pPr>
+        <w:pStyle w:val="ListParagraph"/>
+        <w:ind w:left="3240"/>
+      </w:pPr>
+    </w:p>
+    <w:p>
+      <w:pPr>
+        <w:pStyle w:val="ListParagraph"/>
+        <w:numPr>
+          <w:ilvl w:val="0"/>
+          <w:numId w:val="41"/>
+        </w:numPr>
+        <w:ind w:left="1080"/>
+      </w:pPr>
+      <w:r>
+        <w:t>Economic development factors</w:t>
+      </w:r>
+      <w:r>
+        <w:t xml:space="preserve">: </w:t>
+      </w:r>
+      <w:r>
+        <w:t>What Marine-based industries “work”</w:t>
+      </w:r>
+    </w:p>
+    <w:p>
+      <w:pPr>
+        <w:numPr>
+          <w:ilvl w:val="1"/>
+          <w:numId w:val="41"/>
+        </w:numPr>
+        <w:ind w:left="1800"/>
+      </w:pPr>
+      <w:r>
+        <w:t>Analysis based on the United States of America Marine Economy Satellite Account for of what activities have proven economic growth.</w:t>
       </w:r>
     </w:p>
     <w:p>
       <w:pPr>
         <w:numPr>
           <w:ilvl w:val="2"/>
-          <w:numId w:val="35"/>
+          <w:numId w:val="41"/>
         </w:numPr>
+        <w:ind w:left="2520"/>
+      </w:pPr>
+      <w:r>
+        <w:t xml:space="preserve">Historical performance is not necessarily a good predictor of future economic value. </w:t>
+      </w:r>
+    </w:p>
+    <w:p>
+      <w:pPr>
+        <w:numPr>
+          <w:ilvl w:val="2"/>
+          <w:numId w:val="41"/>
+        </w:numPr>
+        <w:ind w:left="2520"/>
       </w:pPr>
       <w:r>
         <w:t xml:space="preserve">The </w:t>
@@ -441,8 +3916,9 @@
       <w:pPr>
         <w:numPr>
           <w:ilvl w:val="1"/>
-          <w:numId w:val="35"/>
+          <w:numId w:val="41"/>
         </w:numPr>
+        <w:ind w:left="1800"/>
       </w:pPr>
       <w:r>
         <w:t>Economic assessments need to reflect the differences in scale between the two economies.</w:t>
@@ -452,8 +3928,9 @@
       <w:pPr>
         <w:numPr>
           <w:ilvl w:val="2"/>
-          <w:numId w:val="35"/>
+          <w:numId w:val="41"/>
         </w:numPr>
+        <w:ind w:left="2520"/>
       </w:pPr>
       <w:r>
         <w:t>Palau has less than 18,000 people</w:t>
@@ -481,338 +3958,26 @@
       <w:pPr>
         <w:numPr>
           <w:ilvl w:val="2"/>
-          <w:numId w:val="35"/>
+          <w:numId w:val="41"/>
         </w:numPr>
+        <w:ind w:left="2520"/>
       </w:pPr>
       <w:r>
         <w:t>The per capita GDP between the countries is $USD85,000 and $USD20,700 respectively, representing differences in the relative quantities of capital per person in each country.</w:t>
       </w:r>
     </w:p>
     <w:p>
-      <w:r>
-        <w:br w:type="page"/>
-      </w:r>
-    </w:p>
-    <w:p>
       <w:pPr>
-        <w:numPr>
-          <w:ilvl w:val="0"/>
-          <w:numId w:val="35"/>
-        </w:numPr>
-      </w:pPr>
-      <w:r>
-        <w:lastRenderedPageBreak/>
-        <w:t>Labour-Intensive</w:t>
-      </w:r>
-      <w:r>
-        <w:t xml:space="preserve"> and</w:t>
-      </w:r>
-      <w:r>
-        <w:t xml:space="preserve"> Capital-Intensive </w:t>
-      </w:r>
-      <w:r>
-        <w:t xml:space="preserve">Industries </w:t>
-      </w:r>
-      <w:r>
-        <w:t>and the Role of Technology</w:t>
-      </w:r>
-      <w:r>
-        <w:t xml:space="preserve"> for economic development</w:t>
-      </w:r>
-    </w:p>
-    <w:p>
-      <w:pPr>
-        <w:numPr>
-          <w:ilvl w:val="1"/>
-          <w:numId w:val="35"/>
-        </w:numPr>
-      </w:pPr>
-      <w:r>
-        <w:t>Industries can be described as “labour-intensive”, or “capital-intensive”</w:t>
-      </w:r>
-      <w:r>
-        <w:t xml:space="preserve"> which reflects the relative importance of each as a “factor of production”.</w:t>
-      </w:r>
-    </w:p>
-    <w:p>
-      <w:pPr>
-        <w:numPr>
-          <w:ilvl w:val="2"/>
-          <w:numId w:val="35"/>
-        </w:numPr>
-      </w:pPr>
-      <w:r>
-        <w:t xml:space="preserve">Labour intensive industries require worker as their key inputs into economic </w:t>
-      </w:r>
-      <w:proofErr w:type="gramStart"/>
-      <w:r>
-        <w:t>production;</w:t>
-      </w:r>
-      <w:proofErr w:type="gramEnd"/>
-      <w:r>
-        <w:t xml:space="preserve"> for example, retail activity.</w:t>
-      </w:r>
-    </w:p>
-    <w:p>
-      <w:pPr>
-        <w:numPr>
-          <w:ilvl w:val="2"/>
-          <w:numId w:val="35"/>
-        </w:numPr>
-      </w:pPr>
-      <w:r>
-        <w:t xml:space="preserve">Capital intensive industries use capital as their main productive inputs; for example, anything infrastructure, like ports, </w:t>
-      </w:r>
-      <w:proofErr w:type="spellStart"/>
-      <w:r>
-        <w:t>telecommucations</w:t>
-      </w:r>
-      <w:proofErr w:type="spellEnd"/>
-      <w:r>
-        <w:t>, and services like banking, where financial capital (money) is the main input and product.</w:t>
-      </w:r>
-    </w:p>
-    <w:p>
-      <w:pPr>
-        <w:numPr>
-          <w:ilvl w:val="1"/>
-          <w:numId w:val="35"/>
-        </w:numPr>
-      </w:pPr>
-      <w:r>
-        <w:t>Factors of production receive the value of their economic contribution they generate within an industry.</w:t>
-      </w:r>
-    </w:p>
-    <w:p>
-      <w:pPr>
-        <w:numPr>
-          <w:ilvl w:val="2"/>
-          <w:numId w:val="35"/>
-        </w:numPr>
-      </w:pPr>
-      <w:r>
-        <w:t xml:space="preserve">In labour-intensive industries, salaries and wages or similar compensation of labour is the largest component of the </w:t>
-      </w:r>
-      <w:proofErr w:type="gramStart"/>
-      <w:r>
-        <w:t>industry’s</w:t>
-      </w:r>
-      <w:proofErr w:type="gramEnd"/>
-      <w:r>
-        <w:t xml:space="preserve"> value-added.</w:t>
-      </w:r>
-    </w:p>
-    <w:p>
-      <w:pPr>
-        <w:numPr>
-          <w:ilvl w:val="2"/>
-          <w:numId w:val="35"/>
-        </w:numPr>
-      </w:pPr>
-      <w:r>
-        <w:t>In capital intensive industries, economic profit and operating surplus is the largest component of value added.</w:t>
-      </w:r>
-    </w:p>
-    <w:p>
-      <w:pPr>
-        <w:numPr>
-          <w:ilvl w:val="2"/>
-          <w:numId w:val="35"/>
-        </w:numPr>
-      </w:pPr>
-      <w:r>
-        <w:t xml:space="preserve">Compensation of labour is paid to an economy’s </w:t>
-      </w:r>
-      <w:proofErr w:type="gramStart"/>
-      <w:r>
-        <w:t>workforce, and</w:t>
-      </w:r>
-      <w:proofErr w:type="gramEnd"/>
-      <w:r>
-        <w:t xml:space="preserve"> </w:t>
-      </w:r>
-      <w:r>
-        <w:t xml:space="preserve">supports the development of social welfare and </w:t>
-      </w:r>
-      <w:r>
-        <w:t xml:space="preserve">its </w:t>
-      </w:r>
-      <w:r>
-        <w:t>development.</w:t>
-      </w:r>
-      <w:r>
-        <w:t xml:space="preserve"> </w:t>
-      </w:r>
-    </w:p>
-    <w:p>
-      <w:pPr>
-        <w:numPr>
-          <w:ilvl w:val="2"/>
-          <w:numId w:val="35"/>
-        </w:numPr>
-      </w:pPr>
-      <w:r>
-        <w:t>Operating surplus is returned to the owners of capital used in production as profit.</w:t>
-      </w:r>
-      <w:r>
-        <w:t xml:space="preserve"> Without profit opportunities, owners of capital as less likely to invest in new industry or new processes.</w:t>
-      </w:r>
-    </w:p>
-    <w:p>
-      <w:pPr>
-        <w:numPr>
-          <w:ilvl w:val="2"/>
-          <w:numId w:val="35"/>
-        </w:numPr>
-      </w:pPr>
-      <w:r>
-        <w:t xml:space="preserve">Real wages </w:t>
-      </w:r>
-      <w:proofErr w:type="gramStart"/>
-      <w:r>
-        <w:t>depends</w:t>
-      </w:r>
-      <w:proofErr w:type="gramEnd"/>
-      <w:r>
-        <w:t xml:space="preserve"> on workfor</w:t>
-      </w:r>
-      <w:r>
-        <w:t xml:space="preserve">ce productivity, which is influenced by the inherent skills and knowledge of the workforce </w:t>
-      </w:r>
-      <w:proofErr w:type="gramStart"/>
-      <w:r>
-        <w:t>and also</w:t>
-      </w:r>
-      <w:proofErr w:type="gramEnd"/>
-      <w:r>
-        <w:t>, paradoxically, how much capital they have available within their jobs.</w:t>
-      </w:r>
-    </w:p>
-    <w:p>
-      <w:pPr>
-        <w:numPr>
-          <w:ilvl w:val="2"/>
-          <w:numId w:val="35"/>
-        </w:numPr>
-      </w:pPr>
-      <w:r>
-        <w:t>It may seem ironic, but creating business opportunities for owners of capital to profit from investing in a country is one of the most effective forms of generating country-based economic development.</w:t>
-      </w:r>
-    </w:p>
-    <w:p>
-      <w:pPr>
-        <w:numPr>
-          <w:ilvl w:val="1"/>
-          <w:numId w:val="35"/>
-        </w:numPr>
-      </w:pPr>
-      <w:r>
-        <w:t>Whether an industry is labour intensive or capital intensive can change with technological innovation</w:t>
-      </w:r>
-      <w:r>
-        <w:t>. M</w:t>
-      </w:r>
-      <w:r>
-        <w:t xml:space="preserve">ost times </w:t>
-      </w:r>
-      <w:r>
-        <w:t>innovation change</w:t>
-      </w:r>
-      <w:r>
-        <w:t xml:space="preserve"> </w:t>
-      </w:r>
-      <w:r>
-        <w:t xml:space="preserve">happens outside </w:t>
-      </w:r>
-      <w:r>
-        <w:t xml:space="preserve">a country’s </w:t>
-      </w:r>
-      <w:r>
-        <w:t>sphere of influence</w:t>
-      </w:r>
-      <w:r>
-        <w:t>.</w:t>
-      </w:r>
-    </w:p>
-    <w:p>
-      <w:pPr>
-        <w:numPr>
-          <w:ilvl w:val="2"/>
-          <w:numId w:val="35"/>
-        </w:numPr>
-      </w:pPr>
-      <w:r>
-        <w:t>R</w:t>
-      </w:r>
-      <w:r>
-        <w:t xml:space="preserve">etail trade, accounting and legal services were all “labour intensive” industries until </w:t>
-      </w:r>
-      <w:r>
-        <w:t xml:space="preserve">Walmart, </w:t>
-      </w:r>
-      <w:r>
-        <w:t>Amazon, online shopping and artificial intelligence made each “capital intensive”.</w:t>
-      </w:r>
-    </w:p>
-    <w:p>
-      <w:pPr>
-        <w:numPr>
-          <w:ilvl w:val="2"/>
-          <w:numId w:val="35"/>
-        </w:numPr>
+        <w:ind w:left="1440"/>
       </w:pPr>
     </w:p>
     <w:p>
       <w:pPr>
         <w:numPr>
           <w:ilvl w:val="1"/>
-          <w:numId w:val="35"/>
+          <w:numId w:val="41"/>
         </w:numPr>
-      </w:pPr>
-      <w:r>
-        <w:t>The owners of Palau’s economic are overseas (IS THIS TRUE?)</w:t>
-      </w:r>
-    </w:p>
-    <w:p>
-      <w:pPr>
-        <w:numPr>
-          <w:ilvl w:val="0"/>
-          <w:numId w:val="35"/>
-        </w:numPr>
-      </w:pPr>
-      <w:r>
-        <w:t xml:space="preserve"> </w:t>
-      </w:r>
-    </w:p>
-    <w:p>
-      <w:pPr>
-        <w:numPr>
-          <w:ilvl w:val="0"/>
-          <w:numId w:val="35"/>
-        </w:numPr>
-      </w:pPr>
-      <w:r>
-        <w:t xml:space="preserve"> </w:t>
-      </w:r>
-    </w:p>
-    <w:p>
-      <w:pPr>
-        <w:numPr>
-          <w:ilvl w:val="0"/>
-          <w:numId w:val="35"/>
-        </w:numPr>
-      </w:pPr>
-      <w:r>
-        <w:t xml:space="preserve"> </w:t>
-      </w:r>
-    </w:p>
-    <w:p/>
-    <w:p>
-      <w:pPr>
-        <w:numPr>
-          <w:ilvl w:val="1"/>
-          <w:numId w:val="35"/>
-        </w:numPr>
+        <w:ind w:left="1800"/>
       </w:pPr>
       <w:r>
         <w:t xml:space="preserve">Developing the Blue Economy means pitching to Palau’s strengths in a way that attracts capital investment into the country. </w:t>
@@ -822,8 +3987,9 @@
       <w:pPr>
         <w:numPr>
           <w:ilvl w:val="2"/>
-          <w:numId w:val="35"/>
+          <w:numId w:val="41"/>
         </w:numPr>
+        <w:ind w:left="2520"/>
       </w:pPr>
       <w:r>
         <w:t>Activity choices need to reflect the differences between the two countries and their historical patterns of development.</w:t>
@@ -833,8 +3999,9 @@
       <w:pPr>
         <w:numPr>
           <w:ilvl w:val="2"/>
-          <w:numId w:val="35"/>
+          <w:numId w:val="41"/>
         </w:numPr>
+        <w:ind w:left="2520"/>
       </w:pPr>
       <w:r>
         <w:t>If industries can be characteri</w:t>
@@ -859,8 +4026,9 @@
       <w:pPr>
         <w:numPr>
           <w:ilvl w:val="2"/>
-          <w:numId w:val="35"/>
+          <w:numId w:val="41"/>
         </w:numPr>
+        <w:ind w:left="2520"/>
       </w:pPr>
       <w:r>
         <w:t xml:space="preserve">Marine-based economic activities which are labour-intensive are exclude </w:t>
@@ -880,8 +4048,9 @@
       <w:pPr>
         <w:numPr>
           <w:ilvl w:val="2"/>
-          <w:numId w:val="35"/>
+          <w:numId w:val="41"/>
         </w:numPr>
+        <w:ind w:left="2520"/>
       </w:pPr>
       <w:r>
         <w:t>With a very small workforce, developing brand new is heavily dependent on.</w:t>
@@ -891,8 +4060,825 @@
       <w:pPr>
         <w:numPr>
           <w:ilvl w:val="2"/>
+          <w:numId w:val="41"/>
+        </w:numPr>
+        <w:ind w:left="2520"/>
+      </w:pPr>
+    </w:p>
+    <w:p>
+      <w:pPr>
+        <w:pStyle w:val="ListParagraph"/>
+        <w:numPr>
+          <w:ilvl w:val="1"/>
+          <w:numId w:val="41"/>
+        </w:numPr>
+        <w:ind w:left="1800"/>
+      </w:pPr>
+    </w:p>
+    <w:p>
+      <w:pPr>
+        <w:pStyle w:val="ListParagraph"/>
+        <w:numPr>
+          <w:ilvl w:val="1"/>
           <w:numId w:val="35"/>
         </w:numPr>
+        <w:tabs>
+          <w:tab w:val="clear" w:pos="1440"/>
+          <w:tab w:val="num" w:pos="2880"/>
+        </w:tabs>
+        <w:ind w:left="2160"/>
+      </w:pPr>
+      <w:r>
+        <w:t xml:space="preserve">, </w:t>
+      </w:r>
+      <w:r>
+        <w:t xml:space="preserve">their societal </w:t>
+      </w:r>
+      <w:r>
+        <w:t>technolog</w:t>
+      </w:r>
+      <w:r>
+        <w:t>y</w:t>
+      </w:r>
+      <w:r>
+        <w:t xml:space="preserve">, and </w:t>
+      </w:r>
+      <w:r>
+        <w:t xml:space="preserve">their </w:t>
+      </w:r>
+      <w:r>
+        <w:t xml:space="preserve">economic regulatory </w:t>
+      </w:r>
+      <w:r>
+        <w:t>policy settings</w:t>
+      </w:r>
+      <w:r>
+        <w:t>.</w:t>
+      </w:r>
+    </w:p>
+    <w:p>
+      <w:pPr>
+        <w:pStyle w:val="ListParagraph"/>
+        <w:numPr>
+          <w:ilvl w:val="2"/>
+          <w:numId w:val="35"/>
+        </w:numPr>
+        <w:tabs>
+          <w:tab w:val="clear" w:pos="2160"/>
+          <w:tab w:val="num" w:pos="3600"/>
+        </w:tabs>
+        <w:ind w:left="2880"/>
+      </w:pPr>
+      <w:r>
+        <w:t>C</w:t>
+      </w:r>
+      <w:r>
+        <w:t xml:space="preserve">ountries </w:t>
+      </w:r>
+      <w:r>
+        <w:t xml:space="preserve">have </w:t>
+      </w:r>
+      <w:r>
+        <w:t>attributes</w:t>
+      </w:r>
+      <w:r>
+        <w:t xml:space="preserve"> which favour different industries</w:t>
+      </w:r>
+      <w:r>
+        <w:t xml:space="preserve">. </w:t>
+      </w:r>
+    </w:p>
+    <w:p>
+      <w:pPr>
+        <w:pStyle w:val="ListParagraph"/>
+        <w:numPr>
+          <w:ilvl w:val="3"/>
+          <w:numId w:val="35"/>
+        </w:numPr>
+        <w:tabs>
+          <w:tab w:val="clear" w:pos="2880"/>
+          <w:tab w:val="num" w:pos="4320"/>
+        </w:tabs>
+        <w:ind w:left="3600"/>
+      </w:pPr>
+      <w:r>
+        <w:t xml:space="preserve">An activity like </w:t>
+      </w:r>
+      <w:proofErr w:type="gramStart"/>
+      <w:r>
+        <w:t>s</w:t>
+      </w:r>
+      <w:r>
+        <w:t>hip</w:t>
+      </w:r>
+      <w:r>
+        <w:t>-</w:t>
+      </w:r>
+      <w:r>
+        <w:t>building</w:t>
+      </w:r>
+      <w:proofErr w:type="gramEnd"/>
+      <w:r>
+        <w:t xml:space="preserve"> might </w:t>
+      </w:r>
+      <w:r>
+        <w:t>favour</w:t>
+      </w:r>
+      <w:r>
+        <w:t xml:space="preserve"> Fiji</w:t>
+      </w:r>
+      <w:r>
+        <w:t>, which is spatially centric to regional customers</w:t>
+      </w:r>
+      <w:r>
+        <w:t>;</w:t>
+      </w:r>
+      <w:r>
+        <w:t xml:space="preserve"> has a large workforce</w:t>
+      </w:r>
+      <w:r>
+        <w:t>.</w:t>
+      </w:r>
+      <w:r>
+        <w:t xml:space="preserve"> and is close to input supply chains like New Zealand and Australia</w:t>
+      </w:r>
+      <w:r>
+        <w:t>.</w:t>
+      </w:r>
+    </w:p>
+    <w:p>
+      <w:pPr>
+        <w:pStyle w:val="ListParagraph"/>
+        <w:numPr>
+          <w:ilvl w:val="3"/>
+          <w:numId w:val="35"/>
+        </w:numPr>
+        <w:tabs>
+          <w:tab w:val="clear" w:pos="2880"/>
+          <w:tab w:val="num" w:pos="4320"/>
+        </w:tabs>
+        <w:ind w:left="3600"/>
+      </w:pPr>
+      <w:r>
+        <w:t xml:space="preserve">Ship-building </w:t>
+      </w:r>
+      <w:r>
+        <w:t xml:space="preserve">could be more </w:t>
+      </w:r>
+      <w:r>
+        <w:t xml:space="preserve">difficult </w:t>
+      </w:r>
+      <w:r>
+        <w:t xml:space="preserve">for a </w:t>
+      </w:r>
+      <w:r>
+        <w:t xml:space="preserve">remote </w:t>
+      </w:r>
+      <w:r>
+        <w:t>country</w:t>
+      </w:r>
+      <w:r>
+        <w:t xml:space="preserve"> like Kiribati</w:t>
+      </w:r>
+      <w:r>
+        <w:t xml:space="preserve"> with none of </w:t>
+      </w:r>
+      <w:r>
+        <w:t xml:space="preserve">the </w:t>
+      </w:r>
+      <w:r>
+        <w:t>attributes</w:t>
+      </w:r>
+      <w:r>
+        <w:t xml:space="preserve"> which makes Fiji more attractive.</w:t>
+      </w:r>
+    </w:p>
+    <w:p>
+      <w:pPr>
+        <w:pStyle w:val="ListParagraph"/>
+        <w:numPr>
+          <w:ilvl w:val="3"/>
+          <w:numId w:val="35"/>
+        </w:numPr>
+        <w:tabs>
+          <w:tab w:val="clear" w:pos="2880"/>
+          <w:tab w:val="num" w:pos="4320"/>
+        </w:tabs>
+        <w:ind w:left="3600"/>
+      </w:pPr>
+      <w:r>
+        <w:t>However</w:t>
+      </w:r>
+      <w:r>
+        <w:t xml:space="preserve">, </w:t>
+      </w:r>
+      <w:r>
+        <w:t>Kiribati might make a</w:t>
+      </w:r>
+      <w:r>
+        <w:t xml:space="preserve"> perfectly suited as </w:t>
+      </w:r>
+      <w:r>
+        <w:t>a transshipment</w:t>
+      </w:r>
+      <w:r>
+        <w:t xml:space="preserve"> location </w:t>
+      </w:r>
+      <w:r>
+        <w:rPr>
+          <w:i/>
+          <w:iCs/>
+        </w:rPr>
+        <w:t>because</w:t>
+      </w:r>
+      <w:r>
+        <w:t xml:space="preserve"> its </w:t>
+      </w:r>
+      <w:r>
+        <w:t>fishing vessel customers operate on the regions, and Kiribati’s location could minimise fuel costs.</w:t>
+      </w:r>
+    </w:p>
+    <w:p>
+      <w:pPr>
+        <w:pStyle w:val="ListParagraph"/>
+        <w:numPr>
+          <w:ilvl w:val="2"/>
+          <w:numId w:val="35"/>
+        </w:numPr>
+        <w:tabs>
+          <w:tab w:val="clear" w:pos="2160"/>
+          <w:tab w:val="num" w:pos="3600"/>
+        </w:tabs>
+        <w:ind w:left="2880"/>
+      </w:pPr>
+      <w:r>
+        <w:t xml:space="preserve">Some attributes can move over time, depending on </w:t>
+      </w:r>
+      <w:r>
+        <w:t xml:space="preserve">domestic </w:t>
+      </w:r>
+      <w:r>
+        <w:t xml:space="preserve">policy </w:t>
+      </w:r>
+      <w:r>
+        <w:t xml:space="preserve">choice </w:t>
+      </w:r>
+      <w:r>
+        <w:t>settings.</w:t>
+      </w:r>
+    </w:p>
+    <w:p>
+      <w:pPr>
+        <w:pStyle w:val="ListParagraph"/>
+        <w:numPr>
+          <w:ilvl w:val="3"/>
+          <w:numId w:val="35"/>
+        </w:numPr>
+        <w:tabs>
+          <w:tab w:val="clear" w:pos="2880"/>
+          <w:tab w:val="num" w:pos="4320"/>
+        </w:tabs>
+        <w:ind w:left="3600"/>
+      </w:pPr>
+      <w:r>
+        <w:t xml:space="preserve">Societal technology – </w:t>
+      </w:r>
+      <w:r>
+        <w:t>the amount of technical capability within a country</w:t>
+      </w:r>
+      <w:r>
+        <w:t xml:space="preserve"> – moves over time</w:t>
+      </w:r>
+      <w:r>
+        <w:t xml:space="preserve">. </w:t>
+      </w:r>
+    </w:p>
+    <w:p>
+      <w:pPr>
+        <w:pStyle w:val="ListParagraph"/>
+        <w:numPr>
+          <w:ilvl w:val="2"/>
+          <w:numId w:val="35"/>
+        </w:numPr>
+        <w:tabs>
+          <w:tab w:val="clear" w:pos="2160"/>
+          <w:tab w:val="num" w:pos="3600"/>
+        </w:tabs>
+        <w:ind w:left="2880"/>
+      </w:pPr>
+      <w:r>
+        <w:t>A country’s regulatory policy settings</w:t>
+      </w:r>
+      <w:r>
+        <w:t xml:space="preserve">, both externally and internally, </w:t>
+      </w:r>
+      <w:r>
+        <w:t>can be very influential</w:t>
+      </w:r>
+      <w:r>
+        <w:t>ly affect industry development choices</w:t>
+      </w:r>
+      <w:r>
+        <w:t>.</w:t>
+      </w:r>
+    </w:p>
+    <w:p>
+      <w:pPr>
+        <w:pStyle w:val="ListParagraph"/>
+        <w:numPr>
+          <w:ilvl w:val="3"/>
+          <w:numId w:val="35"/>
+        </w:numPr>
+        <w:tabs>
+          <w:tab w:val="clear" w:pos="2880"/>
+          <w:tab w:val="num" w:pos="4320"/>
+        </w:tabs>
+        <w:ind w:left="3600"/>
+      </w:pPr>
+      <w:r>
+        <w:t xml:space="preserve">Territories like New Caledonia, French Polynesia and Wallis and Futuna </w:t>
+      </w:r>
+      <w:r>
+        <w:t>have a comparative</w:t>
+      </w:r>
+      <w:r>
+        <w:t xml:space="preserve"> access </w:t>
+      </w:r>
+      <w:r>
+        <w:t>advantage to the</w:t>
+      </w:r>
+      <w:r>
+        <w:t xml:space="preserve"> European Union</w:t>
+      </w:r>
+      <w:r>
+        <w:t xml:space="preserve"> compared to other countries</w:t>
+      </w:r>
+      <w:r>
+        <w:t>.</w:t>
+      </w:r>
+    </w:p>
+    <w:p>
+      <w:pPr>
+        <w:pStyle w:val="ListParagraph"/>
+        <w:numPr>
+          <w:ilvl w:val="3"/>
+          <w:numId w:val="35"/>
+        </w:numPr>
+        <w:tabs>
+          <w:tab w:val="clear" w:pos="2880"/>
+          <w:tab w:val="num" w:pos="4320"/>
+        </w:tabs>
+        <w:ind w:left="3600"/>
+      </w:pPr>
+      <w:r>
+        <w:t>Compact</w:t>
+      </w:r>
+      <w:r>
+        <w:t>s</w:t>
+      </w:r>
+      <w:r>
+        <w:t xml:space="preserve"> of Free Association (COFA)</w:t>
+      </w:r>
+      <w:r>
+        <w:t xml:space="preserve">, </w:t>
+      </w:r>
+      <w:r>
+        <w:t xml:space="preserve">countries like </w:t>
+      </w:r>
+      <w:r>
+        <w:t>Palau</w:t>
+      </w:r>
+      <w:r>
+        <w:t xml:space="preserve">, </w:t>
+      </w:r>
+      <w:r>
+        <w:t>ha</w:t>
+      </w:r>
+      <w:r>
+        <w:t>ve</w:t>
+      </w:r>
+      <w:r>
+        <w:t xml:space="preserve"> low trade barriers</w:t>
+      </w:r>
+      <w:r>
+        <w:t xml:space="preserve"> with the United States of America (USA) and have a comparative access advantage into the largest consumer market.</w:t>
+      </w:r>
+    </w:p>
+    <w:p>
+      <w:pPr>
+        <w:pStyle w:val="ListParagraph"/>
+        <w:numPr>
+          <w:ilvl w:val="3"/>
+          <w:numId w:val="35"/>
+        </w:numPr>
+        <w:tabs>
+          <w:tab w:val="clear" w:pos="2880"/>
+          <w:tab w:val="num" w:pos="4320"/>
+        </w:tabs>
+        <w:ind w:left="3600"/>
+      </w:pPr>
+      <w:r>
+        <w:t>P</w:t>
+      </w:r>
+      <w:r>
+        <w:t xml:space="preserve">alau has several "restricted" and "semi-restricted" </w:t>
+      </w:r>
+      <w:r>
+        <w:t xml:space="preserve">industries </w:t>
+      </w:r>
+      <w:r>
+        <w:t>where foreign ownership</w:t>
+      </w:r>
+      <w:r>
+        <w:t xml:space="preserve">, including from the USA are </w:t>
+      </w:r>
+      <w:r>
+        <w:t xml:space="preserve">limited or prohibited. </w:t>
+      </w:r>
+      <w:r>
+        <w:t>These industries are closed to competition.</w:t>
+      </w:r>
+      <w:r>
+        <w:t xml:space="preserve"> </w:t>
+      </w:r>
+    </w:p>
+    <w:p>
+      <w:pPr>
+        <w:pStyle w:val="ListParagraph"/>
+        <w:numPr>
+          <w:ilvl w:val="4"/>
+          <w:numId w:val="35"/>
+        </w:numPr>
+        <w:tabs>
+          <w:tab w:val="clear" w:pos="3600"/>
+          <w:tab w:val="num" w:pos="5040"/>
+        </w:tabs>
+        <w:ind w:left="4320"/>
+      </w:pPr>
+      <w:r>
+        <w:t>Th</w:t>
+      </w:r>
+      <w:r>
+        <w:t>ey</w:t>
+      </w:r>
+      <w:r>
+        <w:t xml:space="preserve"> </w:t>
+      </w:r>
+      <w:r>
+        <w:t>are w</w:t>
+      </w:r>
+      <w:r>
+        <w:t>holesale and retail trade</w:t>
+      </w:r>
+      <w:r>
+        <w:t>; l</w:t>
+      </w:r>
+      <w:r>
+        <w:t>and and water transportation</w:t>
+      </w:r>
+      <w:r>
+        <w:t>, t</w:t>
+      </w:r>
+      <w:r>
+        <w:t>ravel and tour agencies</w:t>
+      </w:r>
+      <w:r>
+        <w:t>, and all of them could have Blue Economic development potential.</w:t>
+      </w:r>
+    </w:p>
+    <w:p>
+      <w:pPr>
+        <w:pStyle w:val="ListParagraph"/>
+        <w:numPr>
+          <w:ilvl w:val="1"/>
+          <w:numId w:val="35"/>
+        </w:numPr>
+        <w:tabs>
+          <w:tab w:val="clear" w:pos="1440"/>
+          <w:tab w:val="num" w:pos="2880"/>
+        </w:tabs>
+        <w:ind w:left="2160"/>
+      </w:pPr>
+    </w:p>
+    <w:p>
+      <w:pPr>
+        <w:pStyle w:val="ListParagraph"/>
+        <w:numPr>
+          <w:ilvl w:val="1"/>
+          <w:numId w:val="35"/>
+        </w:numPr>
+        <w:tabs>
+          <w:tab w:val="clear" w:pos="1440"/>
+          <w:tab w:val="num" w:pos="2880"/>
+        </w:tabs>
+        <w:ind w:left="2160"/>
+      </w:pPr>
+      <w:r>
+        <w:lastRenderedPageBreak/>
+        <w:t>Technology is the major engine of development and economic</w:t>
+      </w:r>
+      <w:r>
+        <w:t xml:space="preserve"> </w:t>
+      </w:r>
+      <w:r>
+        <w:t>growth in all countries. Its transfer is important. Development depends</w:t>
+      </w:r>
+      <w:r>
+        <w:t xml:space="preserve"> </w:t>
+      </w:r>
+      <w:r>
+        <w:t>upon the application of knowledge, which is essentially what the transfer of</w:t>
+      </w:r>
+      <w:r>
+        <w:t xml:space="preserve"> </w:t>
+      </w:r>
+      <w:r>
+        <w:t>technology is all about. Technology transfer empowers people. They do</w:t>
+      </w:r>
+      <w:r>
+        <w:t xml:space="preserve"> </w:t>
+      </w:r>
+      <w:r>
+        <w:t>things for themselves, rather than depend on others.</w:t>
+      </w:r>
+    </w:p>
+    <w:p>
+      <w:pPr>
+        <w:pStyle w:val="ListParagraph"/>
+        <w:numPr>
+          <w:ilvl w:val="1"/>
+          <w:numId w:val="35"/>
+        </w:numPr>
+        <w:tabs>
+          <w:tab w:val="clear" w:pos="1440"/>
+          <w:tab w:val="num" w:pos="2880"/>
+        </w:tabs>
+        <w:ind w:left="2160"/>
+      </w:pPr>
+      <w:r>
+        <w:t>Technology transfer is complex. It involves a mix of social, cultural,</w:t>
+      </w:r>
+      <w:r>
+        <w:t xml:space="preserve"> </w:t>
+      </w:r>
+      <w:r>
+        <w:t>economic, environmental, technological and other factors, which are</w:t>
+      </w:r>
+      <w:r>
+        <w:t xml:space="preserve"> </w:t>
+      </w:r>
+      <w:r>
+        <w:t>frequently ignored or neglected.</w:t>
+      </w:r>
+    </w:p>
+    <w:p>
+      <w:pPr>
+        <w:pStyle w:val="ListParagraph"/>
+        <w:numPr>
+          <w:ilvl w:val="1"/>
+          <w:numId w:val="35"/>
+        </w:numPr>
+        <w:tabs>
+          <w:tab w:val="clear" w:pos="1440"/>
+          <w:tab w:val="num" w:pos="2880"/>
+        </w:tabs>
+        <w:ind w:left="2160"/>
+      </w:pPr>
+      <w:r>
+        <w:t>Technology transfer through innovation and diffusion is the 'transmission'</w:t>
+      </w:r>
+      <w:r>
+        <w:t xml:space="preserve"> </w:t>
+      </w:r>
+      <w:r>
+        <w:t>of technological hardware and/or software from technology producers to</w:t>
+      </w:r>
+      <w:r>
+        <w:t xml:space="preserve"> </w:t>
+      </w:r>
+      <w:r>
+        <w:t>technology users.</w:t>
+      </w:r>
+    </w:p>
+    <w:p>
+      <w:pPr>
+        <w:pStyle w:val="ListParagraph"/>
+        <w:numPr>
+          <w:ilvl w:val="1"/>
+          <w:numId w:val="35"/>
+        </w:numPr>
+        <w:tabs>
+          <w:tab w:val="clear" w:pos="1440"/>
+          <w:tab w:val="num" w:pos="2880"/>
+        </w:tabs>
+        <w:ind w:left="2160"/>
+      </w:pPr>
+      <w:r>
+        <w:t>Technology is transferred directly or, more usually, indirectly from</w:t>
+      </w:r>
+      <w:r>
+        <w:t xml:space="preserve"> </w:t>
+      </w:r>
+      <w:r>
+        <w:t>producers to users. Technology producers or innovators include overseas</w:t>
+      </w:r>
+      <w:r>
+        <w:t xml:space="preserve"> </w:t>
+      </w:r>
+      <w:r>
+        <w:t>companies and transnational corporations, which produce technology</w:t>
+      </w:r>
+      <w:r>
+        <w:t xml:space="preserve"> </w:t>
+      </w:r>
+      <w:r>
+        <w:t xml:space="preserve">initially for consumption in Western markets. Technology users </w:t>
+      </w:r>
+      <w:proofErr w:type="gramStart"/>
+      <w:r>
+        <w:t xml:space="preserve">include </w:t>
+      </w:r>
+      <w:r>
+        <w:t xml:space="preserve"> t</w:t>
+      </w:r>
+      <w:r>
+        <w:t>he</w:t>
+      </w:r>
+      <w:proofErr w:type="gramEnd"/>
+      <w:r>
+        <w:t xml:space="preserve"> </w:t>
+      </w:r>
+      <w:r>
+        <w:t>public and private sectors, and the many smaller consumers in the</w:t>
+      </w:r>
+      <w:r>
+        <w:t xml:space="preserve"> </w:t>
+      </w:r>
+      <w:r>
+        <w:t>domestic and rural sectors.</w:t>
+      </w:r>
+    </w:p>
+    <w:p>
+      <w:pPr>
+        <w:pStyle w:val="ListParagraph"/>
+        <w:numPr>
+          <w:ilvl w:val="1"/>
+          <w:numId w:val="35"/>
+        </w:numPr>
+        <w:tabs>
+          <w:tab w:val="clear" w:pos="1440"/>
+          <w:tab w:val="num" w:pos="2880"/>
+        </w:tabs>
+        <w:ind w:left="2160"/>
+      </w:pPr>
+      <w:r>
+        <w:t>Technology is shaped in developed industrialised nations for local</w:t>
+      </w:r>
+      <w:r>
+        <w:t xml:space="preserve"> </w:t>
+      </w:r>
+      <w:r>
+        <w:t>production and consumption. It in turn shapes the development of</w:t>
+      </w:r>
+      <w:r>
+        <w:t xml:space="preserve"> </w:t>
+      </w:r>
+      <w:r>
+        <w:t>industrialised nations, creating new technological paradigms and</w:t>
+      </w:r>
+      <w:r>
+        <w:t xml:space="preserve"> </w:t>
+      </w:r>
+      <w:r>
+        <w:t>trajectories that shape the direction of further and future technological</w:t>
+      </w:r>
+      <w:r>
+        <w:t xml:space="preserve"> </w:t>
+      </w:r>
+      <w:r>
+        <w:t>change.</w:t>
+      </w:r>
+    </w:p>
+    <w:p>
+      <w:pPr>
+        <w:pStyle w:val="ListParagraph"/>
+        <w:numPr>
+          <w:ilvl w:val="1"/>
+          <w:numId w:val="35"/>
+        </w:numPr>
+        <w:tabs>
+          <w:tab w:val="clear" w:pos="1440"/>
+          <w:tab w:val="num" w:pos="2880"/>
+        </w:tabs>
+        <w:ind w:left="2160"/>
+      </w:pPr>
+      <w:r>
+        <w:t>Technology is ‘hardware’ products, tools and equipment and ‘software’ processes, skills, operating and management knowledge.</w:t>
+      </w:r>
+    </w:p>
+    <w:p>
+      <w:pPr>
+        <w:pStyle w:val="ListParagraph"/>
+        <w:numPr>
+          <w:ilvl w:val="2"/>
+          <w:numId w:val="35"/>
+        </w:numPr>
+        <w:tabs>
+          <w:tab w:val="clear" w:pos="2160"/>
+          <w:tab w:val="num" w:pos="3600"/>
+        </w:tabs>
+        <w:ind w:left="2880"/>
+      </w:pPr>
+      <w:r>
+        <w:t>Hardware and software are of equal importance – both are required for technology to work properly.</w:t>
+      </w:r>
+    </w:p>
+    <w:p>
+      <w:pPr>
+        <w:pStyle w:val="ListParagraph"/>
+        <w:numPr>
+          <w:ilvl w:val="2"/>
+          <w:numId w:val="35"/>
+        </w:numPr>
+        <w:tabs>
+          <w:tab w:val="clear" w:pos="2160"/>
+          <w:tab w:val="num" w:pos="3600"/>
+        </w:tabs>
+        <w:ind w:left="2880"/>
+      </w:pPr>
+    </w:p>
+    <w:p>
+      <w:pPr>
+        <w:pStyle w:val="ListParagraph"/>
+        <w:numPr>
+          <w:ilvl w:val="1"/>
+          <w:numId w:val="35"/>
+        </w:numPr>
+        <w:tabs>
+          <w:tab w:val="clear" w:pos="1440"/>
+          <w:tab w:val="num" w:pos="2880"/>
+        </w:tabs>
+        <w:ind w:left="2160"/>
+      </w:pPr>
+      <w:r>
+        <w:t>Technology</w:t>
+      </w:r>
+      <w:r>
+        <w:t xml:space="preserve"> exists within a societal capability ecosystem which enables its diffusion and support. </w:t>
+      </w:r>
+    </w:p>
+    <w:p>
+      <w:pPr>
+        <w:pStyle w:val="ListParagraph"/>
+        <w:numPr>
+          <w:ilvl w:val="2"/>
+          <w:numId w:val="35"/>
+        </w:numPr>
+        <w:tabs>
+          <w:tab w:val="clear" w:pos="2160"/>
+          <w:tab w:val="num" w:pos="3600"/>
+        </w:tabs>
+        <w:ind w:left="2880"/>
+      </w:pPr>
+      <w:r>
+        <w:t>Without the surrounding ecosystem to support technology diffusion technology-based initiatives will fail.</w:t>
+      </w:r>
+    </w:p>
+    <w:p>
+      <w:pPr>
+        <w:pStyle w:val="ListParagraph"/>
+        <w:numPr>
+          <w:ilvl w:val="2"/>
+          <w:numId w:val="35"/>
+        </w:numPr>
+        <w:tabs>
+          <w:tab w:val="clear" w:pos="2160"/>
+          <w:tab w:val="num" w:pos="3600"/>
+        </w:tabs>
+        <w:ind w:left="2880"/>
+      </w:pPr>
+      <w:r>
+        <w:t>The Pacific is potted with donor-aid funded projects which created expensive white elephants.</w:t>
+      </w:r>
+      <w:r>
+        <w:rPr>
+          <w:rStyle w:val="FootnoteReference"/>
+        </w:rPr>
+        <w:footnoteReference w:id="1"/>
+      </w:r>
+    </w:p>
+    <w:p>
+      <w:pPr>
+        <w:pStyle w:val="ListParagraph"/>
+        <w:numPr>
+          <w:ilvl w:val="3"/>
+          <w:numId w:val="35"/>
+        </w:numPr>
+        <w:tabs>
+          <w:tab w:val="clear" w:pos="2880"/>
+          <w:tab w:val="num" w:pos="3600"/>
+        </w:tabs>
+        <w:ind w:left="3600"/>
       </w:pPr>
     </w:p>
     <w:p>
@@ -901,6 +4887,11 @@
           <w:ilvl w:val="2"/>
           <w:numId w:val="35"/>
         </w:numPr>
+        <w:tabs>
+          <w:tab w:val="clear" w:pos="2160"/>
+          <w:tab w:val="num" w:pos="2880"/>
+        </w:tabs>
+        <w:ind w:left="2880"/>
       </w:pPr>
     </w:p>
     <w:p>
@@ -909,12 +4900,15 @@
           <w:ilvl w:val="1"/>
           <w:numId w:val="35"/>
         </w:numPr>
+        <w:tabs>
+          <w:tab w:val="clear" w:pos="1440"/>
+          <w:tab w:val="num" w:pos="2160"/>
+        </w:tabs>
+        <w:ind w:left="2160"/>
       </w:pPr>
       <w:r>
-        <w:t xml:space="preserve"> </w:t>
-      </w:r>
-      <w:r>
-        <w:t>Palau has preferential access to the United States of America which could reduce the transaction costs associated with developing a marine pharmaceutical partnership.</w:t>
+        <w:lastRenderedPageBreak/>
+        <w:t xml:space="preserve"> Palau has preferential access to the United States of America which could reduce the transaction costs associated with developing a marine pharmaceutical partnership.</w:t>
       </w:r>
     </w:p>
     <w:p>
@@ -923,6 +4917,11 @@
           <w:ilvl w:val="2"/>
           <w:numId w:val="35"/>
         </w:numPr>
+        <w:tabs>
+          <w:tab w:val="clear" w:pos="2160"/>
+          <w:tab w:val="num" w:pos="2880"/>
+        </w:tabs>
+        <w:ind w:left="2880"/>
       </w:pPr>
       <w:r>
         <w:t>Palau has economic connections with the United States of America which make the US Marine Economy a good theoretical estimator of areas for marine-based economic value.</w:t>
@@ -934,6 +4933,11 @@
           <w:ilvl w:val="2"/>
           <w:numId w:val="35"/>
         </w:numPr>
+        <w:tabs>
+          <w:tab w:val="clear" w:pos="2160"/>
+          <w:tab w:val="num" w:pos="2880"/>
+        </w:tabs>
+        <w:ind w:left="2880"/>
       </w:pPr>
       <w:r>
         <w:t>Through its Compact of Free Association (COFA) with the United States of America, Palau has low trade barriers.</w:t>
@@ -945,6 +4949,11 @@
           <w:ilvl w:val="2"/>
           <w:numId w:val="35"/>
         </w:numPr>
+        <w:tabs>
+          <w:tab w:val="clear" w:pos="2160"/>
+          <w:tab w:val="num" w:pos="2880"/>
+        </w:tabs>
+        <w:ind w:left="2880"/>
       </w:pPr>
       <w:r>
         <w:t>Palauan citizens can work in the U.S. without visas, though U.S. citizens require permits to work in Palau.</w:t>
@@ -956,6 +4965,11 @@
           <w:ilvl w:val="2"/>
           <w:numId w:val="35"/>
         </w:numPr>
+        <w:tabs>
+          <w:tab w:val="clear" w:pos="2160"/>
+          <w:tab w:val="num" w:pos="2880"/>
+        </w:tabs>
+        <w:ind w:left="2880"/>
       </w:pPr>
       <w:r>
         <w:t>The United States hosts trade meetings between private sector companies, and pacific companies, including Palau, reducing the search costs associated with finding a willing investment partner.</w:t>
@@ -1100,6 +5114,7 @@
         <w:ind w:left="1080"/>
       </w:pPr>
       <w:r>
+        <w:lastRenderedPageBreak/>
         <w:t>Regional containerisation and Palau’s options for transhipping </w:t>
       </w:r>
     </w:p>
@@ -1158,6 +5173,72 @@
           <w:numId w:val="38"/>
         </w:numPr>
       </w:pPr>
+    </w:p>
+    <w:p>
+      <w:pPr>
+        <w:pStyle w:val="ListParagraph"/>
+        <w:numPr>
+          <w:ilvl w:val="1"/>
+          <w:numId w:val="38"/>
+        </w:numPr>
+      </w:pPr>
+      <w:r>
+        <w:t xml:space="preserve">The choice of which marine-based industry(s) </w:t>
+      </w:r>
+      <w:proofErr w:type="spellStart"/>
+      <w:r>
+        <w:t>Palua</w:t>
+      </w:r>
+      <w:proofErr w:type="spellEnd"/>
+      <w:r>
+        <w:t xml:space="preserve"> would like to advance is a policy choice partly shaped by its existing resource endowment and technological </w:t>
+      </w:r>
+      <w:proofErr w:type="gramStart"/>
+      <w:r>
+        <w:t>capacity, and</w:t>
+      </w:r>
+      <w:proofErr w:type="gramEnd"/>
+      <w:r>
+        <w:t xml:space="preserve"> partly reflecting its view on </w:t>
+      </w:r>
+      <w:r>
+        <w:rPr>
+          <w:i/>
+          <w:iCs/>
+        </w:rPr>
+        <w:t>how</w:t>
+      </w:r>
+      <w:r>
+        <w:t xml:space="preserve"> it would like to develop, what futures it would like to avoid, and it values as a country.</w:t>
+      </w:r>
+    </w:p>
+    <w:p/>
+    <w:p>
+      <w:pPr>
+        <w:numPr>
+          <w:ilvl w:val="3"/>
+          <w:numId w:val="35"/>
+        </w:numPr>
+      </w:pPr>
+    </w:p>
+    <w:p>
+      <w:pPr>
+        <w:numPr>
+          <w:ilvl w:val="4"/>
+          <w:numId w:val="35"/>
+        </w:numPr>
+      </w:pPr>
+      <w:r>
+        <w:t xml:space="preserve">Compensation of labour is paid to an economy’s </w:t>
+      </w:r>
+      <w:proofErr w:type="gramStart"/>
+      <w:r>
+        <w:t>workforce, and</w:t>
+      </w:r>
+      <w:proofErr w:type="gramEnd"/>
+      <w:r>
+        <w:t xml:space="preserve"> supports the development of social welfare and its development. </w:t>
+      </w:r>
     </w:p>
     <w:p>
       <w:pPr>
@@ -40516,6 +44597,119 @@
     </w:lvl>
   </w:abstractNum>
   <w:abstractNum w:abstractNumId="21" w15:restartNumberingAfterBreak="0">
+    <w:nsid w:val="48B64379"/>
+    <w:multiLevelType w:val="hybridMultilevel"/>
+    <w:tmpl w:val="8BE44C18"/>
+    <w:lvl w:ilvl="0" w:tplc="0C090001">
+      <w:start w:val="1"/>
+      <w:numFmt w:val="bullet"/>
+      <w:lvlText w:val=""/>
+      <w:lvlJc w:val="left"/>
+      <w:pPr>
+        <w:ind w:left="360" w:hanging="360"/>
+      </w:pPr>
+      <w:rPr>
+        <w:rFonts w:ascii="Symbol" w:hAnsi="Symbol" w:hint="default"/>
+      </w:rPr>
+    </w:lvl>
+    <w:lvl w:ilvl="1" w:tplc="0C090003">
+      <w:start w:val="1"/>
+      <w:numFmt w:val="bullet"/>
+      <w:lvlText w:val="o"/>
+      <w:lvlJc w:val="left"/>
+      <w:pPr>
+        <w:ind w:left="1080" w:hanging="360"/>
+      </w:pPr>
+      <w:rPr>
+        <w:rFonts w:ascii="Courier New" w:hAnsi="Courier New" w:cs="Courier New" w:hint="default"/>
+      </w:rPr>
+    </w:lvl>
+    <w:lvl w:ilvl="2" w:tplc="0C090005">
+      <w:start w:val="1"/>
+      <w:numFmt w:val="bullet"/>
+      <w:lvlText w:val=""/>
+      <w:lvlJc w:val="left"/>
+      <w:pPr>
+        <w:ind w:left="1800" w:hanging="360"/>
+      </w:pPr>
+      <w:rPr>
+        <w:rFonts w:ascii="Wingdings" w:hAnsi="Wingdings" w:hint="default"/>
+      </w:rPr>
+    </w:lvl>
+    <w:lvl w:ilvl="3" w:tplc="0C090001" w:tentative="1">
+      <w:start w:val="1"/>
+      <w:numFmt w:val="bullet"/>
+      <w:lvlText w:val=""/>
+      <w:lvlJc w:val="left"/>
+      <w:pPr>
+        <w:ind w:left="2520" w:hanging="360"/>
+      </w:pPr>
+      <w:rPr>
+        <w:rFonts w:ascii="Symbol" w:hAnsi="Symbol" w:hint="default"/>
+      </w:rPr>
+    </w:lvl>
+    <w:lvl w:ilvl="4" w:tplc="0C090003" w:tentative="1">
+      <w:start w:val="1"/>
+      <w:numFmt w:val="bullet"/>
+      <w:lvlText w:val="o"/>
+      <w:lvlJc w:val="left"/>
+      <w:pPr>
+        <w:ind w:left="3240" w:hanging="360"/>
+      </w:pPr>
+      <w:rPr>
+        <w:rFonts w:ascii="Courier New" w:hAnsi="Courier New" w:cs="Courier New" w:hint="default"/>
+      </w:rPr>
+    </w:lvl>
+    <w:lvl w:ilvl="5" w:tplc="0C090005" w:tentative="1">
+      <w:start w:val="1"/>
+      <w:numFmt w:val="bullet"/>
+      <w:lvlText w:val=""/>
+      <w:lvlJc w:val="left"/>
+      <w:pPr>
+        <w:ind w:left="3960" w:hanging="360"/>
+      </w:pPr>
+      <w:rPr>
+        <w:rFonts w:ascii="Wingdings" w:hAnsi="Wingdings" w:hint="default"/>
+      </w:rPr>
+    </w:lvl>
+    <w:lvl w:ilvl="6" w:tplc="0C090001" w:tentative="1">
+      <w:start w:val="1"/>
+      <w:numFmt w:val="bullet"/>
+      <w:lvlText w:val=""/>
+      <w:lvlJc w:val="left"/>
+      <w:pPr>
+        <w:ind w:left="4680" w:hanging="360"/>
+      </w:pPr>
+      <w:rPr>
+        <w:rFonts w:ascii="Symbol" w:hAnsi="Symbol" w:hint="default"/>
+      </w:rPr>
+    </w:lvl>
+    <w:lvl w:ilvl="7" w:tplc="0C090003" w:tentative="1">
+      <w:start w:val="1"/>
+      <w:numFmt w:val="bullet"/>
+      <w:lvlText w:val="o"/>
+      <w:lvlJc w:val="left"/>
+      <w:pPr>
+        <w:ind w:left="5400" w:hanging="360"/>
+      </w:pPr>
+      <w:rPr>
+        <w:rFonts w:ascii="Courier New" w:hAnsi="Courier New" w:cs="Courier New" w:hint="default"/>
+      </w:rPr>
+    </w:lvl>
+    <w:lvl w:ilvl="8" w:tplc="0C090005" w:tentative="1">
+      <w:start w:val="1"/>
+      <w:numFmt w:val="bullet"/>
+      <w:lvlText w:val=""/>
+      <w:lvlJc w:val="left"/>
+      <w:pPr>
+        <w:ind w:left="6120" w:hanging="360"/>
+      </w:pPr>
+      <w:rPr>
+        <w:rFonts w:ascii="Wingdings" w:hAnsi="Wingdings" w:hint="default"/>
+      </w:rPr>
+    </w:lvl>
+  </w:abstractNum>
+  <w:abstractNum w:abstractNumId="22" w15:restartNumberingAfterBreak="0">
     <w:nsid w:val="4C9A7EA2"/>
     <w:multiLevelType w:val="multilevel"/>
     <w:tmpl w:val="E0CA5B8A"/>
@@ -40664,7 +44858,7 @@
       </w:rPr>
     </w:lvl>
   </w:abstractNum>
-  <w:abstractNum w:abstractNumId="22" w15:restartNumberingAfterBreak="0">
+  <w:abstractNum w:abstractNumId="23" w15:restartNumberingAfterBreak="0">
     <w:nsid w:val="53FD5774"/>
     <w:multiLevelType w:val="multilevel"/>
     <w:tmpl w:val="8820A5BA"/>
@@ -40813,7 +45007,7 @@
       </w:rPr>
     </w:lvl>
   </w:abstractNum>
-  <w:abstractNum w:abstractNumId="23" w15:restartNumberingAfterBreak="0">
+  <w:abstractNum w:abstractNumId="24" w15:restartNumberingAfterBreak="0">
     <w:nsid w:val="5B441BF9"/>
     <w:multiLevelType w:val="multilevel"/>
     <w:tmpl w:val="C8200B92"/>
@@ -40962,7 +45156,7 @@
       </w:rPr>
     </w:lvl>
   </w:abstractNum>
-  <w:abstractNum w:abstractNumId="24" w15:restartNumberingAfterBreak="0">
+  <w:abstractNum w:abstractNumId="25" w15:restartNumberingAfterBreak="0">
     <w:nsid w:val="5CAD32F0"/>
     <w:multiLevelType w:val="multilevel"/>
     <w:tmpl w:val="B248DFF6"/>
@@ -41111,7 +45305,7 @@
       </w:rPr>
     </w:lvl>
   </w:abstractNum>
-  <w:abstractNum w:abstractNumId="25" w15:restartNumberingAfterBreak="0">
+  <w:abstractNum w:abstractNumId="26" w15:restartNumberingAfterBreak="0">
     <w:nsid w:val="5CCA6DFB"/>
     <w:multiLevelType w:val="multilevel"/>
     <w:tmpl w:val="23340DD8"/>
@@ -41260,7 +45454,7 @@
       </w:rPr>
     </w:lvl>
   </w:abstractNum>
-  <w:abstractNum w:abstractNumId="26" w15:restartNumberingAfterBreak="0">
+  <w:abstractNum w:abstractNumId="27" w15:restartNumberingAfterBreak="0">
     <w:nsid w:val="5F730A5B"/>
     <w:multiLevelType w:val="multilevel"/>
     <w:tmpl w:val="CCD80046"/>
@@ -41328,7 +45522,7 @@
         <w:sz w:val="20"/>
       </w:rPr>
     </w:lvl>
-    <w:lvl w:ilvl="4" w:tentative="1">
+    <w:lvl w:ilvl="4">
       <w:start w:val="1"/>
       <w:numFmt w:val="bullet"/>
       <w:lvlText w:val=""/>
@@ -41409,7 +45603,7 @@
       </w:rPr>
     </w:lvl>
   </w:abstractNum>
-  <w:abstractNum w:abstractNumId="27" w15:restartNumberingAfterBreak="0">
+  <w:abstractNum w:abstractNumId="28" w15:restartNumberingAfterBreak="0">
     <w:nsid w:val="644B6681"/>
     <w:multiLevelType w:val="multilevel"/>
     <w:tmpl w:val="47F87F1A"/>
@@ -41522,7 +45716,7 @@
       </w:pPr>
     </w:lvl>
   </w:abstractNum>
-  <w:abstractNum w:abstractNumId="28" w15:restartNumberingAfterBreak="0">
+  <w:abstractNum w:abstractNumId="29" w15:restartNumberingAfterBreak="0">
     <w:nsid w:val="67DF2EC3"/>
     <w:multiLevelType w:val="multilevel"/>
     <w:tmpl w:val="3B20A130"/>
@@ -41671,7 +45865,7 @@
       </w:rPr>
     </w:lvl>
   </w:abstractNum>
-  <w:abstractNum w:abstractNumId="29" w15:restartNumberingAfterBreak="0">
+  <w:abstractNum w:abstractNumId="30" w15:restartNumberingAfterBreak="0">
     <w:nsid w:val="69505DC2"/>
     <w:multiLevelType w:val="multilevel"/>
     <w:tmpl w:val="5B4261EA"/>
@@ -41820,7 +46014,7 @@
       </w:rPr>
     </w:lvl>
   </w:abstractNum>
-  <w:abstractNum w:abstractNumId="30" w15:restartNumberingAfterBreak="0">
+  <w:abstractNum w:abstractNumId="31" w15:restartNumberingAfterBreak="0">
     <w:nsid w:val="69DC7215"/>
     <w:multiLevelType w:val="multilevel"/>
     <w:tmpl w:val="C444DAFA"/>
@@ -41969,7 +46163,7 @@
       </w:rPr>
     </w:lvl>
   </w:abstractNum>
-  <w:abstractNum w:abstractNumId="31" w15:restartNumberingAfterBreak="0">
+  <w:abstractNum w:abstractNumId="32" w15:restartNumberingAfterBreak="0">
     <w:nsid w:val="6C9273F8"/>
     <w:multiLevelType w:val="multilevel"/>
     <w:tmpl w:val="70ACED3A"/>
@@ -42118,7 +46312,7 @@
       </w:rPr>
     </w:lvl>
   </w:abstractNum>
-  <w:abstractNum w:abstractNumId="32" w15:restartNumberingAfterBreak="0">
+  <w:abstractNum w:abstractNumId="33" w15:restartNumberingAfterBreak="0">
     <w:nsid w:val="6D5D5EFD"/>
     <w:multiLevelType w:val="multilevel"/>
     <w:tmpl w:val="B0C4D792"/>
@@ -42267,7 +46461,7 @@
       </w:rPr>
     </w:lvl>
   </w:abstractNum>
-  <w:abstractNum w:abstractNumId="33" w15:restartNumberingAfterBreak="0">
+  <w:abstractNum w:abstractNumId="34" w15:restartNumberingAfterBreak="0">
     <w:nsid w:val="73B539FC"/>
     <w:multiLevelType w:val="hybridMultilevel"/>
     <w:tmpl w:val="4AE81962"/>
@@ -42380,7 +46574,7 @@
       </w:rPr>
     </w:lvl>
   </w:abstractNum>
-  <w:abstractNum w:abstractNumId="34" w15:restartNumberingAfterBreak="0">
+  <w:abstractNum w:abstractNumId="35" w15:restartNumberingAfterBreak="0">
     <w:nsid w:val="741A65E7"/>
     <w:multiLevelType w:val="multilevel"/>
     <w:tmpl w:val="3A58C450"/>
@@ -42529,7 +46723,7 @@
       </w:rPr>
     </w:lvl>
   </w:abstractNum>
-  <w:abstractNum w:abstractNumId="35" w15:restartNumberingAfterBreak="0">
+  <w:abstractNum w:abstractNumId="36" w15:restartNumberingAfterBreak="0">
     <w:nsid w:val="77E97A06"/>
     <w:multiLevelType w:val="multilevel"/>
     <w:tmpl w:val="362EEC6C"/>
@@ -42678,7 +46872,7 @@
       </w:rPr>
     </w:lvl>
   </w:abstractNum>
-  <w:abstractNum w:abstractNumId="36" w15:restartNumberingAfterBreak="0">
+  <w:abstractNum w:abstractNumId="37" w15:restartNumberingAfterBreak="0">
     <w:nsid w:val="786351C9"/>
     <w:multiLevelType w:val="multilevel"/>
     <w:tmpl w:val="8F24E158"/>
@@ -42827,7 +47021,7 @@
       </w:rPr>
     </w:lvl>
   </w:abstractNum>
-  <w:abstractNum w:abstractNumId="37" w15:restartNumberingAfterBreak="0">
+  <w:abstractNum w:abstractNumId="38" w15:restartNumberingAfterBreak="0">
     <w:nsid w:val="7A8046E6"/>
     <w:multiLevelType w:val="multilevel"/>
     <w:tmpl w:val="762C0164"/>
@@ -42976,7 +47170,7 @@
       </w:rPr>
     </w:lvl>
   </w:abstractNum>
-  <w:abstractNum w:abstractNumId="38" w15:restartNumberingAfterBreak="0">
+  <w:abstractNum w:abstractNumId="39" w15:restartNumberingAfterBreak="0">
     <w:nsid w:val="7C965E10"/>
     <w:multiLevelType w:val="multilevel"/>
     <w:tmpl w:val="942E1332"/>
@@ -43125,7 +47319,7 @@
       </w:rPr>
     </w:lvl>
   </w:abstractNum>
-  <w:abstractNum w:abstractNumId="39" w15:restartNumberingAfterBreak="0">
+  <w:abstractNum w:abstractNumId="40" w15:restartNumberingAfterBreak="0">
     <w:nsid w:val="7D020EE2"/>
     <w:multiLevelType w:val="multilevel"/>
     <w:tmpl w:val="63F40660"/>
@@ -43275,22 +47469,22 @@
     </w:lvl>
   </w:abstractNum>
   <w:num w:numId="1" w16cid:durableId="1565480678">
-    <w:abstractNumId w:val="38"/>
+    <w:abstractNumId w:val="39"/>
   </w:num>
   <w:num w:numId="2" w16cid:durableId="590312308">
     <w:abstractNumId w:val="5"/>
   </w:num>
   <w:num w:numId="3" w16cid:durableId="1729499806">
-    <w:abstractNumId w:val="37"/>
+    <w:abstractNumId w:val="38"/>
   </w:num>
   <w:num w:numId="4" w16cid:durableId="1234319998">
-    <w:abstractNumId w:val="36"/>
+    <w:abstractNumId w:val="37"/>
   </w:num>
   <w:num w:numId="5" w16cid:durableId="58409949">
     <w:abstractNumId w:val="18"/>
   </w:num>
   <w:num w:numId="6" w16cid:durableId="810095458">
-    <w:abstractNumId w:val="30"/>
+    <w:abstractNumId w:val="31"/>
   </w:num>
   <w:num w:numId="7" w16cid:durableId="1806119056">
     <w:abstractNumId w:val="19"/>
@@ -43302,10 +47496,10 @@
     <w:abstractNumId w:val="12"/>
   </w:num>
   <w:num w:numId="10" w16cid:durableId="603149420">
-    <w:abstractNumId w:val="23"/>
+    <w:abstractNumId w:val="24"/>
   </w:num>
   <w:num w:numId="11" w16cid:durableId="949974073">
-    <w:abstractNumId w:val="31"/>
+    <w:abstractNumId w:val="32"/>
   </w:num>
   <w:num w:numId="12" w16cid:durableId="538592037">
     <w:abstractNumId w:val="4"/>
@@ -43317,13 +47511,13 @@
     <w:abstractNumId w:val="16"/>
   </w:num>
   <w:num w:numId="15" w16cid:durableId="1635479622">
-    <w:abstractNumId w:val="29"/>
+    <w:abstractNumId w:val="30"/>
   </w:num>
   <w:num w:numId="16" w16cid:durableId="1272127505">
-    <w:abstractNumId w:val="35"/>
+    <w:abstractNumId w:val="36"/>
   </w:num>
   <w:num w:numId="17" w16cid:durableId="1475103388">
-    <w:abstractNumId w:val="32"/>
+    <w:abstractNumId w:val="33"/>
   </w:num>
   <w:num w:numId="18" w16cid:durableId="1156729730">
     <w:abstractNumId w:val="3"/>
@@ -43332,13 +47526,13 @@
     <w:abstractNumId w:val="6"/>
   </w:num>
   <w:num w:numId="20" w16cid:durableId="270092620">
-    <w:abstractNumId w:val="21"/>
+    <w:abstractNumId w:val="22"/>
   </w:num>
   <w:num w:numId="21" w16cid:durableId="120418540">
     <w:abstractNumId w:val="10"/>
   </w:num>
   <w:num w:numId="22" w16cid:durableId="435901939">
-    <w:abstractNumId w:val="28"/>
+    <w:abstractNumId w:val="29"/>
   </w:num>
   <w:num w:numId="23" w16cid:durableId="347101670">
     <w:abstractNumId w:val="7"/>
@@ -43347,13 +47541,13 @@
     <w:abstractNumId w:val="1"/>
   </w:num>
   <w:num w:numId="25" w16cid:durableId="1200388186">
-    <w:abstractNumId w:val="27"/>
+    <w:abstractNumId w:val="28"/>
   </w:num>
   <w:num w:numId="26" w16cid:durableId="761489925">
-    <w:abstractNumId w:val="24"/>
+    <w:abstractNumId w:val="25"/>
   </w:num>
   <w:num w:numId="27" w16cid:durableId="770054355">
-    <w:abstractNumId w:val="22"/>
+    <w:abstractNumId w:val="23"/>
   </w:num>
   <w:num w:numId="28" w16cid:durableId="299699494">
     <w:abstractNumId w:val="0"/>
@@ -43368,7 +47562,7 @@
     <w:abstractNumId w:val="15"/>
   </w:num>
   <w:num w:numId="32" w16cid:durableId="2139297097">
-    <w:abstractNumId w:val="39"/>
+    <w:abstractNumId w:val="40"/>
   </w:num>
   <w:num w:numId="33" w16cid:durableId="351297743">
     <w:abstractNumId w:val="20"/>
@@ -43377,22 +47571,25 @@
     <w:abstractNumId w:val="14"/>
   </w:num>
   <w:num w:numId="35" w16cid:durableId="2140762348">
-    <w:abstractNumId w:val="26"/>
+    <w:abstractNumId w:val="27"/>
   </w:num>
   <w:num w:numId="36" w16cid:durableId="1040545810">
-    <w:abstractNumId w:val="25"/>
+    <w:abstractNumId w:val="26"/>
   </w:num>
   <w:num w:numId="37" w16cid:durableId="1295910117">
     <w:abstractNumId w:val="2"/>
   </w:num>
   <w:num w:numId="38" w16cid:durableId="1380935321">
-    <w:abstractNumId w:val="34"/>
+    <w:abstractNumId w:val="35"/>
   </w:num>
   <w:num w:numId="39" w16cid:durableId="1119833927">
     <w:abstractNumId w:val="13"/>
   </w:num>
   <w:num w:numId="40" w16cid:durableId="53243760">
-    <w:abstractNumId w:val="33"/>
+    <w:abstractNumId w:val="34"/>
+  </w:num>
+  <w:num w:numId="41" w16cid:durableId="242183710">
+    <w:abstractNumId w:val="21"/>
   </w:num>
 </w:numbering>
 </file>
@@ -43483,7 +47680,7 @@
     <w:lsdException w:name="Closing" w:semiHidden="1" w:unhideWhenUsed="1"/>
     <w:lsdException w:name="Signature" w:semiHidden="1" w:unhideWhenUsed="1"/>
     <w:lsdException w:name="Default Paragraph Font" w:semiHidden="1" w:uiPriority="1" w:unhideWhenUsed="1"/>
-    <w:lsdException w:name="Body Text" w:semiHidden="1" w:unhideWhenUsed="1"/>
+    <w:lsdException w:name="Body Text" w:semiHidden="1" w:uiPriority="0" w:unhideWhenUsed="1" w:qFormat="1"/>
     <w:lsdException w:name="Body Text Indent" w:semiHidden="1" w:unhideWhenUsed="1"/>
     <w:lsdException w:name="List Continue" w:semiHidden="1" w:unhideWhenUsed="1"/>
     <w:lsdException w:name="List Continue 2" w:semiHidden="1" w:unhideWhenUsed="1"/>
@@ -43797,7 +47994,7 @@
   <w:style w:type="paragraph" w:default="1" w:styleId="Normal">
     <w:name w:val="Normal"/>
     <w:qFormat/>
-    <w:rsid w:val="008F4E5E"/>
+    <w:rsid w:val="000B27DE"/>
     <w:rPr>
       <w:lang w:val="en-NZ"/>
     </w:rPr>
@@ -44684,6 +48881,81 @@
       <w:shd w:val="clear" w:color="auto" w:fill="E1DFDD"/>
     </w:rPr>
   </w:style>
+  <w:style w:type="paragraph" w:styleId="Caption">
+    <w:name w:val="caption"/>
+    <w:basedOn w:val="Normal"/>
+    <w:next w:val="Normal"/>
+    <w:uiPriority w:val="35"/>
+    <w:unhideWhenUsed/>
+    <w:qFormat/>
+    <w:rsid w:val="00180973"/>
+    <w:pPr>
+      <w:spacing w:after="200" w:line="240" w:lineRule="auto"/>
+    </w:pPr>
+    <w:rPr>
+      <w:i/>
+      <w:iCs/>
+      <w:color w:val="0E2841" w:themeColor="text2"/>
+      <w:sz w:val="18"/>
+      <w:szCs w:val="18"/>
+    </w:rPr>
+  </w:style>
+  <w:style w:type="paragraph" w:styleId="BodyText">
+    <w:name w:val="Body Text"/>
+    <w:basedOn w:val="Normal"/>
+    <w:link w:val="BodyTextChar"/>
+    <w:qFormat/>
+    <w:rsid w:val="001167A8"/>
+    <w:pPr>
+      <w:spacing w:after="180" w:line="288" w:lineRule="auto"/>
+      <w:jc w:val="both"/>
+    </w:pPr>
+    <w:rPr>
+      <w:rFonts w:ascii="Calibri" w:hAnsi="Calibri" w:cs="Kalinga"/>
+      <w:kern w:val="0"/>
+      <w:sz w:val="22"/>
+      <w:lang w:val="en-US"/>
+      <w14:ligatures w14:val="none"/>
+    </w:rPr>
+  </w:style>
+  <w:style w:type="character" w:customStyle="1" w:styleId="BodyTextChar">
+    <w:name w:val="Body Text Char"/>
+    <w:basedOn w:val="DefaultParagraphFont"/>
+    <w:link w:val="BodyText"/>
+    <w:rsid w:val="001167A8"/>
+    <w:rPr>
+      <w:rFonts w:ascii="Calibri" w:hAnsi="Calibri" w:cs="Kalinga"/>
+      <w:kern w:val="0"/>
+      <w:sz w:val="22"/>
+      <w:lang w:val="en-US"/>
+      <w14:ligatures w14:val="none"/>
+    </w:rPr>
+  </w:style>
+  <w:style w:type="paragraph" w:customStyle="1" w:styleId="ImageCaption">
+    <w:name w:val="Image Caption"/>
+    <w:basedOn w:val="Caption"/>
+    <w:rsid w:val="001167A8"/>
+    <w:pPr>
+      <w:spacing w:after="120"/>
+    </w:pPr>
+    <w:rPr>
+      <w:rFonts w:ascii="Calibri" w:hAnsi="Calibri"/>
+      <w:iCs w:val="0"/>
+      <w:color w:val="auto"/>
+      <w:kern w:val="0"/>
+      <w:sz w:val="22"/>
+      <w:szCs w:val="24"/>
+      <w:lang w:val="en-US"/>
+      <w14:ligatures w14:val="none"/>
+    </w:rPr>
+  </w:style>
+  <w:style w:type="paragraph" w:customStyle="1" w:styleId="FirstParagraph">
+    <w:name w:val="First Paragraph"/>
+    <w:basedOn w:val="BodyText"/>
+    <w:next w:val="BodyText"/>
+    <w:qFormat/>
+    <w:rsid w:val="001167A8"/>
+  </w:style>
 </w:styles>
 </file>
 

--- a/Palau Blue Economy.docx
+++ b/Palau Blue Economy.docx
@@ -37,13 +37,8 @@
           <w:numId w:val="39"/>
         </w:numPr>
       </w:pPr>
-      <w:proofErr w:type="gramStart"/>
       <w:r>
-        <w:t>With the exception of</w:t>
-      </w:r>
-      <w:proofErr w:type="gramEnd"/>
-      <w:r>
-        <w:t xml:space="preserve"> Papua New Guinea, Australia and New Zealand, PICT land masses, relative to their </w:t>
+        <w:t xml:space="preserve">With the exception of Papua New Guinea, Australia and New Zealand, PICT land masses, relative to their </w:t>
       </w:r>
       <w:r>
         <w:t xml:space="preserve">Exclusive Economic Zones (EEZ) </w:t>
@@ -70,15 +65,7 @@
         <w:t xml:space="preserve">EEZ </w:t>
       </w:r>
       <w:r>
-        <w:t xml:space="preserve">implies the bulk of exploitable economic resources are </w:t>
-      </w:r>
-      <w:proofErr w:type="gramStart"/>
-      <w:r>
-        <w:t>marine-based</w:t>
-      </w:r>
-      <w:proofErr w:type="gramEnd"/>
-      <w:r>
-        <w:t xml:space="preserve">. </w:t>
+        <w:t xml:space="preserve">implies the bulk of exploitable economic resources are marine-based. </w:t>
       </w:r>
     </w:p>
     <w:p>
@@ -171,7 +158,6 @@
           <w:szCs w:val="20"/>
         </w:rPr>
       </w:pPr>
-      <w:proofErr w:type="gramStart"/>
       <w:r>
         <w:rPr>
           <w:i/>
@@ -179,17 +165,7 @@
           <w:sz w:val="18"/>
           <w:szCs w:val="20"/>
         </w:rPr>
-        <w:t>Note:*</w:t>
-      </w:r>
-      <w:proofErr w:type="gramEnd"/>
-      <w:r>
-        <w:rPr>
-          <w:i/>
-          <w:iCs/>
-          <w:sz w:val="18"/>
-          <w:szCs w:val="20"/>
-        </w:rPr>
-        <w:t xml:space="preserve"> These are: Clipperton Island, Maldives, Mauritius, Saint Helena, Seychelles, South Georgia and the South Sandwich Islands</w:t>
+        <w:t>Note:* These are: Clipperton Island, Maldives, Mauritius, Saint Helena, Seychelles, South Georgia and the South Sandwich Islands</w:t>
       </w:r>
     </w:p>
     <w:p>
@@ -207,15 +183,7 @@
         </w:numPr>
       </w:pPr>
       <w:r>
-        <w:t xml:space="preserve">The geographic realities of PICTs areas </w:t>
-      </w:r>
-      <w:proofErr w:type="gramStart"/>
-      <w:r>
-        <w:t>means</w:t>
-      </w:r>
-      <w:proofErr w:type="gramEnd"/>
-      <w:r>
-        <w:t xml:space="preserve"> their development pathways do not reflect standard approach to economic growth.</w:t>
+        <w:t>The geographic realities of PICTs areas means their development pathways do not reflect standard approach to economic growth.</w:t>
       </w:r>
     </w:p>
     <w:p>
@@ -3231,13 +3199,19 @@
         <w:ind w:left="1440"/>
       </w:pPr>
       <w:r>
-        <w:t xml:space="preserve">Why might a </w:t>
+        <w:t xml:space="preserve">Why </w:t>
+      </w:r>
+      <w:r>
+        <w:t>does a different “</w:t>
       </w:r>
       <w:r>
         <w:t>Blue Economy</w:t>
       </w:r>
       <w:r>
-        <w:t xml:space="preserve"> not exist already?</w:t>
+        <w:t xml:space="preserve">” </w:t>
+      </w:r>
+      <w:r>
+        <w:t>exist already?</w:t>
       </w:r>
     </w:p>
     <w:p>
@@ -3277,27 +3251,111 @@
         <w:ind w:left="2880"/>
       </w:pPr>
       <w:r>
-        <w:t>Competitive markets incentivise businesses to development profitable markets and capitalise on economic opportunities.</w:t>
+        <w:t xml:space="preserve">Competitive markets incentivise </w:t>
+      </w:r>
+      <w:r>
+        <w:t xml:space="preserve">firms and entrepreneurs </w:t>
+      </w:r>
+      <w:r>
+        <w:t xml:space="preserve">to development profitable </w:t>
+      </w:r>
+      <w:r>
+        <w:t>business</w:t>
+      </w:r>
+      <w:r>
+        <w:t xml:space="preserve"> </w:t>
+      </w:r>
+      <w:r>
+        <w:t xml:space="preserve">that </w:t>
+      </w:r>
+      <w:r>
+        <w:t xml:space="preserve">capitalise on </w:t>
+      </w:r>
+      <w:r>
+        <w:t xml:space="preserve">market </w:t>
+      </w:r>
+      <w:r>
+        <w:t>opportunities</w:t>
+      </w:r>
+      <w:r>
+        <w:t>, and changes in supply and demand conditions.</w:t>
       </w:r>
     </w:p>
     <w:p>
       <w:pPr>
         <w:pStyle w:val="ListParagraph"/>
         <w:numPr>
-          <w:ilvl w:val="1"/>
+          <w:ilvl w:val="2"/>
           <w:numId w:val="35"/>
         </w:numPr>
         <w:tabs>
-          <w:tab w:val="clear" w:pos="1440"/>
-          <w:tab w:val="num" w:pos="2160"/>
+          <w:tab w:val="clear" w:pos="2160"/>
+          <w:tab w:val="num" w:pos="2880"/>
         </w:tabs>
-        <w:ind w:left="2160"/>
+        <w:ind w:left="2880"/>
       </w:pPr>
       <w:r>
-        <w:t xml:space="preserve">Despite profitable opportunities, developmental constraints can prevent business and entrepreneurs from expanding into new industry or </w:t>
+        <w:t>If new Blue Economy industries are profitable and viable new businesses, then they should develop organically, without government subsidies or assistance.</w:t>
+      </w:r>
+    </w:p>
+    <w:p>
+      <w:pPr>
+        <w:pStyle w:val="ListParagraph"/>
+        <w:numPr>
+          <w:ilvl w:val="2"/>
+          <w:numId w:val="35"/>
+        </w:numPr>
+      </w:pPr>
+      <w:r>
+        <w:t xml:space="preserve">Blue Economy </w:t>
       </w:r>
       <w:r>
-        <w:t>activities</w:t>
+        <w:t>might be</w:t>
+      </w:r>
+      <w:r>
+        <w:t xml:space="preserve"> </w:t>
+      </w:r>
+      <w:r>
+        <w:t>un</w:t>
+      </w:r>
+      <w:r>
+        <w:t xml:space="preserve">profitable and </w:t>
+      </w:r>
+      <w:r>
+        <w:t>non-</w:t>
+      </w:r>
+      <w:r>
+        <w:t>viable</w:t>
+      </w:r>
+      <w:r>
+        <w:t xml:space="preserve"> due to </w:t>
+      </w:r>
+      <w:r>
+        <w:t xml:space="preserve">policy-related </w:t>
+      </w:r>
+      <w:r>
+        <w:t>developmental constraints.</w:t>
+      </w:r>
+    </w:p>
+    <w:p>
+      <w:pPr>
+        <w:pStyle w:val="ListParagraph"/>
+        <w:numPr>
+          <w:ilvl w:val="3"/>
+          <w:numId w:val="35"/>
+        </w:numPr>
+      </w:pPr>
+      <w:r>
+        <w:t xml:space="preserve">Despite </w:t>
+      </w:r>
+      <w:r>
+        <w:t xml:space="preserve">potentially being </w:t>
+      </w:r>
+      <w:r>
+        <w:t xml:space="preserve">profitable opportunities, </w:t>
+      </w:r>
+      <w:r>
+        <w:t>a range of policy-related and real factors might impede their development</w:t>
       </w:r>
       <w:r>
         <w:t>.</w:t>
@@ -3377,7 +3435,48 @@
         <w:ind w:left="2880"/>
       </w:pPr>
       <w:r>
-        <w:t xml:space="preserve">Accelerating economic development in </w:t>
+        <w:t>If Blue Economy industries are not organically developing, existing policies</w:t>
+      </w:r>
+      <w:r>
+        <w:t xml:space="preserve"> might need be impeding their development.</w:t>
+      </w:r>
+    </w:p>
+    <w:p>
+      <w:pPr>
+        <w:pStyle w:val="ListParagraph"/>
+        <w:numPr>
+          <w:ilvl w:val="2"/>
+          <w:numId w:val="35"/>
+        </w:numPr>
+        <w:tabs>
+          <w:tab w:val="clear" w:pos="2160"/>
+          <w:tab w:val="num" w:pos="2880"/>
+        </w:tabs>
+        <w:ind w:left="2880"/>
+      </w:pPr>
+      <w:r>
+        <w:t xml:space="preserve"> </w:t>
+      </w:r>
+    </w:p>
+    <w:p>
+      <w:pPr>
+        <w:pStyle w:val="ListParagraph"/>
+        <w:numPr>
+          <w:ilvl w:val="2"/>
+          <w:numId w:val="35"/>
+        </w:numPr>
+        <w:tabs>
+          <w:tab w:val="clear" w:pos="2160"/>
+        </w:tabs>
+      </w:pPr>
+      <w:r>
+        <w:t>Accelerating economic development in</w:t>
+      </w:r>
+      <w:r>
+        <w:t>to</w:t>
+      </w:r>
+      <w:r>
+        <w:t xml:space="preserve"> </w:t>
       </w:r>
       <w:r>
         <w:t xml:space="preserve">Blue Economy </w:t>
@@ -3386,10 +3485,10 @@
         <w:t>industries might require</w:t>
       </w:r>
       <w:r>
-        <w:t xml:space="preserve"> assessing wh</w:t>
+        <w:t xml:space="preserve"> </w:t>
       </w:r>
       <w:r>
-        <w:t>ether:</w:t>
+        <w:t>some policy introspection.</w:t>
       </w:r>
     </w:p>
     <w:p>
@@ -3401,9 +3500,7 @@
         </w:numPr>
         <w:tabs>
           <w:tab w:val="clear" w:pos="2880"/>
-          <w:tab w:val="num" w:pos="3600"/>
         </w:tabs>
-        <w:ind w:left="3600"/>
       </w:pPr>
       <w:r>
         <w:t>Palau’s current polic</w:t>
@@ -3430,9 +3527,7 @@
         </w:numPr>
         <w:tabs>
           <w:tab w:val="clear" w:pos="2880"/>
-          <w:tab w:val="num" w:pos="3600"/>
         </w:tabs>
-        <w:ind w:left="3600"/>
       </w:pPr>
       <w:r>
         <w:t xml:space="preserve">Enough </w:t>
@@ -3456,9 +3551,7 @@
         </w:numPr>
         <w:tabs>
           <w:tab w:val="clear" w:pos="2880"/>
-          <w:tab w:val="num" w:pos="3600"/>
         </w:tabs>
-        <w:ind w:left="3600"/>
       </w:pPr>
       <w:r>
         <w:t xml:space="preserve">or </w:t>
@@ -3486,11 +3579,6 @@
           <w:ilvl w:val="3"/>
           <w:numId w:val="35"/>
         </w:numPr>
-        <w:tabs>
-          <w:tab w:val="clear" w:pos="2880"/>
-          <w:tab w:val="num" w:pos="3600"/>
-        </w:tabs>
-        <w:ind w:left="3600"/>
       </w:pPr>
       <w:r>
         <w:t xml:space="preserve">Competitive markets </w:t>
@@ -3577,6 +3665,7 @@
         </w:numPr>
       </w:pPr>
       <w:r>
+        <w:lastRenderedPageBreak/>
         <w:t>Industries can be described as “labour-intensive”, or “capital-intensive” which reflects the relative importance of each as a “factor of production”.</w:t>
       </w:r>
     </w:p>
@@ -3605,11 +3694,7 @@
         </w:numPr>
       </w:pPr>
       <w:r>
-        <w:t xml:space="preserve">Capital intensive industries use capital as their main productive inputs; for example, anything </w:t>
-      </w:r>
-      <w:r>
-        <w:lastRenderedPageBreak/>
-        <w:t>infrastructure, like ports, telecomm</w:t>
+        <w:t>Capital intensive industries use capital as their main productive inputs; for example, anything infrastructure, like ports, telecomm</w:t>
       </w:r>
       <w:r>
         <w:t>uni</w:t>
@@ -3637,15 +3722,7 @@
         </w:numPr>
       </w:pPr>
       <w:r>
-        <w:t xml:space="preserve">In labour-intensive industries, salaries and wages or similar compensation of labour is the largest component of the </w:t>
-      </w:r>
-      <w:proofErr w:type="gramStart"/>
-      <w:r>
-        <w:t>industry’s</w:t>
-      </w:r>
-      <w:proofErr w:type="gramEnd"/>
-      <w:r>
-        <w:t xml:space="preserve"> value-added.</w:t>
+        <w:t>In labour-intensive industries, salaries and wages or similar compensation of labour is the largest component of the industry’s value-added.</w:t>
       </w:r>
     </w:p>
     <w:p>
@@ -3756,21 +3833,17 @@
         </w:numPr>
       </w:pPr>
       <w:r>
-        <w:t xml:space="preserve">Real wage growth depends on workforce productivity, which is influenced by the inherent skills and knowledge of the workforce </w:t>
-      </w:r>
-      <w:proofErr w:type="gramStart"/>
-      <w:r>
-        <w:t>and also</w:t>
-      </w:r>
-      <w:proofErr w:type="gramEnd"/>
-      <w:r>
-        <w:t>, paradoxically, how much capital they have available within their jobs.</w:t>
+        <w:t>Real wage growth depends on workforce productivity, which is influenced by the inherent skills and knowledge of the workforce and also, paradoxically, how much capital they have available within their jobs.</w:t>
       </w:r>
       <w:r>
         <w:t xml:space="preserve"> </w:t>
       </w:r>
       <w:r>
-        <w:t>Without profit opportunities, owners of capital as less likely to invest in new industry or new processes.</w:t>
+        <w:t xml:space="preserve">Without profit opportunities, </w:t>
+      </w:r>
+      <w:r>
+        <w:lastRenderedPageBreak/>
+        <w:t>owners of capital as less likely to invest in new industry or new processes.</w:t>
       </w:r>
     </w:p>
     <w:p>
@@ -3803,11 +3876,7 @@
         </w:numPr>
       </w:pPr>
       <w:r>
-        <w:t xml:space="preserve">Retail trade, accounting and legal services were all “labour intensive” industries until Walmart, Amazon, </w:t>
-      </w:r>
-      <w:r>
-        <w:lastRenderedPageBreak/>
-        <w:t>online shopping and artificial intelligence made each “capital intensive”.</w:t>
+        <w:t>Retail trade, accounting and legal services were all “labour intensive” industries until Walmart, Amazon, online shopping and artificial intelligence made each “capital intensive”.</w:t>
       </w:r>
     </w:p>
     <w:p>
@@ -4013,7 +4082,11 @@
         <w:t xml:space="preserve">ed as </w:t>
       </w:r>
       <w:r>
-        <w:t xml:space="preserve">“labour intensive” or “capital intensive”, then on the balance of probabilities, the Blue Economy will develop within capital-intensive industries using </w:t>
+        <w:t xml:space="preserve">“labour intensive” or “capital intensive”, then on the balance of probabilities, the </w:t>
+      </w:r>
+      <w:r>
+        <w:lastRenderedPageBreak/>
+        <w:t xml:space="preserve">Blue Economy will develop within capital-intensive industries using </w:t>
       </w:r>
       <w:r>
         <w:t>foreign direct investment, know-how and financial capital</w:t>
@@ -4162,11 +4235,7 @@
         <w:ind w:left="3600"/>
       </w:pPr>
       <w:r>
-        <w:t xml:space="preserve">An activity like </w:t>
-      </w:r>
-      <w:proofErr w:type="gramStart"/>
-      <w:r>
-        <w:t>s</w:t>
+        <w:t>An activity like s</w:t>
       </w:r>
       <w:r>
         <w:t>hip</w:t>
@@ -4175,11 +4244,7 @@
         <w:t>-</w:t>
       </w:r>
       <w:r>
-        <w:t>building</w:t>
-      </w:r>
-      <w:proofErr w:type="gramEnd"/>
-      <w:r>
-        <w:t xml:space="preserve"> might </w:t>
+        <w:t xml:space="preserve">building might </w:t>
       </w:r>
       <w:r>
         <w:t>favour</w:t>
@@ -4478,6 +4543,7 @@
         <w:ind w:left="3600"/>
       </w:pPr>
       <w:r>
+        <w:lastRenderedPageBreak/>
         <w:t>P</w:t>
       </w:r>
       <w:r>
@@ -4574,7 +4640,6 @@
         <w:ind w:left="2160"/>
       </w:pPr>
       <w:r>
-        <w:lastRenderedPageBreak/>
         <w:t>Technology is the major engine of development and economic</w:t>
       </w:r>
       <w:r>
@@ -4692,11 +4757,7 @@
         <w:t xml:space="preserve"> </w:t>
       </w:r>
       <w:r>
-        <w:t xml:space="preserve">initially for consumption in Western markets. Technology users </w:t>
-      </w:r>
-      <w:proofErr w:type="gramStart"/>
-      <w:r>
-        <w:t xml:space="preserve">include </w:t>
+        <w:t xml:space="preserve">initially for consumption in Western markets. Technology users include </w:t>
       </w:r>
       <w:r>
         <w:t xml:space="preserve"> t</w:t>
@@ -4704,7 +4765,6 @@
       <w:r>
         <w:t>he</w:t>
       </w:r>
-      <w:proofErr w:type="gramEnd"/>
       <w:r>
         <w:t xml:space="preserve"> </w:t>
       </w:r>
@@ -4841,6 +4901,7 @@
         <w:ind w:left="2880"/>
       </w:pPr>
       <w:r>
+        <w:lastRenderedPageBreak/>
         <w:t>Without the surrounding ecosystem to support technology diffusion technology-based initiatives will fail.</w:t>
       </w:r>
     </w:p>
@@ -4907,7 +4968,6 @@
         <w:ind w:left="2160"/>
       </w:pPr>
       <w:r>
-        <w:lastRenderedPageBreak/>
         <w:t xml:space="preserve"> Palau has preferential access to the United States of America which could reduce the transaction costs associated with developing a marine pharmaceutical partnership.</w:t>
       </w:r>
     </w:p>
@@ -5077,6 +5137,7 @@
         </w:numPr>
       </w:pPr>
       <w:r>
+        <w:lastRenderedPageBreak/>
         <w:t>Partnering with global pharmaceutical firms for the discovery of anti-cancer, anti-inflammatory, and antimicrobial compounds from sponges, tunicates, and soft corals.</w:t>
       </w:r>
     </w:p>
@@ -5114,7 +5175,6 @@
         <w:ind w:left="1080"/>
       </w:pPr>
       <w:r>
-        <w:lastRenderedPageBreak/>
         <w:t>Regional containerisation and Palau’s options for transhipping </w:t>
       </w:r>
     </w:p>
@@ -5191,15 +5251,7 @@
       </w:r>
       <w:proofErr w:type="spellEnd"/>
       <w:r>
-        <w:t xml:space="preserve"> would like to advance is a policy choice partly shaped by its existing resource endowment and technological </w:t>
-      </w:r>
-      <w:proofErr w:type="gramStart"/>
-      <w:r>
-        <w:t>capacity, and</w:t>
-      </w:r>
-      <w:proofErr w:type="gramEnd"/>
-      <w:r>
-        <w:t xml:space="preserve"> partly reflecting its view on </w:t>
+        <w:t xml:space="preserve"> would like to advance is a policy choice partly shaped by its existing resource endowment and technological capacity, and partly reflecting its view on </w:t>
       </w:r>
       <w:r>
         <w:rPr>
@@ -5229,15 +5281,7 @@
         </w:numPr>
       </w:pPr>
       <w:r>
-        <w:t xml:space="preserve">Compensation of labour is paid to an economy’s </w:t>
-      </w:r>
-      <w:proofErr w:type="gramStart"/>
-      <w:r>
-        <w:t>workforce, and</w:t>
-      </w:r>
-      <w:proofErr w:type="gramEnd"/>
-      <w:r>
-        <w:t xml:space="preserve"> supports the development of social welfare and its development. </w:t>
+        <w:t xml:space="preserve">Compensation of labour is paid to an economy’s workforce, and supports the development of social welfare and its development. </w:t>
       </w:r>
     </w:p>
     <w:p>
@@ -41141,31 +41185,7 @@
                 <w:lang w:eastAsia="en-AU"/>
                 <w14:ligatures w14:val="none"/>
               </w:rPr>
-              <w:t xml:space="preserve">3. Consists of government and commercial vessels not built in shipyards. Vessels include, but not limited to, commercial fishing boats, motorboats (inboard and outboard), inflatables, tour boats, sailboats, and underwater remote operated vehicles. Activity associated with the manufacture of boats and other </w:t>
-            </w:r>
-            <w:proofErr w:type="gramStart"/>
-            <w:r>
-              <w:rPr>
-                <w:rFonts w:ascii="Arial" w:eastAsia="Times New Roman" w:hAnsi="Arial" w:cs="Arial"/>
-                <w:kern w:val="0"/>
-                <w:sz w:val="14"/>
-                <w:szCs w:val="14"/>
-                <w:lang w:eastAsia="en-AU"/>
-                <w14:ligatures w14:val="none"/>
-              </w:rPr>
-              <w:t>water craft</w:t>
-            </w:r>
-            <w:proofErr w:type="gramEnd"/>
-            <w:r>
-              <w:rPr>
-                <w:rFonts w:ascii="Arial" w:eastAsia="Times New Roman" w:hAnsi="Arial" w:cs="Arial"/>
-                <w:kern w:val="0"/>
-                <w:sz w:val="14"/>
-                <w:szCs w:val="14"/>
-                <w:lang w:eastAsia="en-AU"/>
-                <w14:ligatures w14:val="none"/>
-              </w:rPr>
-              <w:t xml:space="preserve"> used for recreational purposes is included in tourism and recreation sector.</w:t>
+              <w:t>3. Consists of government and commercial vessels not built in shipyards. Vessels include, but not limited to, commercial fishing boats, motorboats (inboard and outboard), inflatables, tour boats, sailboats, and underwater remote operated vehicles. Activity associated with the manufacture of boats and other water craft used for recreational purposes is included in tourism and recreation sector.</w:t>
             </w:r>
           </w:p>
         </w:tc>

--- a/Palau Blue Economy.docx
+++ b/Palau Blue Economy.docx
@@ -56,116 +56,7 @@
         </w:numPr>
       </w:pPr>
       <w:r>
-        <w:t>T</w:t>
-      </w:r>
-      <w:r>
-        <w:t xml:space="preserve">he scarcity of land for PICTs relative to the area of their </w:t>
-      </w:r>
-      <w:r>
-        <w:t xml:space="preserve">EEZ </w:t>
-      </w:r>
-      <w:r>
-        <w:t xml:space="preserve">implies the bulk of exploitable economic resources are marine-based. </w:t>
-      </w:r>
-    </w:p>
-    <w:p>
-      <w:pPr>
-        <w:pStyle w:val="ImageCaption"/>
-        <w:numPr>
-          <w:ilvl w:val="0"/>
-          <w:numId w:val="39"/>
-        </w:numPr>
-      </w:pPr>
-      <w:r>
-        <w:rPr>
-          <w:noProof/>
-        </w:rPr>
-        <w:drawing>
-          <wp:anchor distT="0" distB="0" distL="114300" distR="114300" simplePos="0" relativeHeight="251659264" behindDoc="0" locked="0" layoutInCell="1" allowOverlap="1" wp14:anchorId="6C1283D2" wp14:editId="7A17076C">
-            <wp:simplePos x="0" y="0"/>
-            <wp:positionH relativeFrom="margin">
-              <wp:align>left</wp:align>
-            </wp:positionH>
-            <wp:positionV relativeFrom="paragraph">
-              <wp:posOffset>299720</wp:posOffset>
-            </wp:positionV>
-            <wp:extent cx="5959475" cy="4158615"/>
-            <wp:effectExtent l="0" t="0" r="3175" b="0"/>
-            <wp:wrapTopAndBottom/>
-            <wp:docPr id="36" name="Picture" descr="Figure 1: Distribution of countries by land size relative to EEZ size (World Bank Groupings)"/>
-            <wp:cNvGraphicFramePr/>
-            <a:graphic xmlns:a="http://schemas.openxmlformats.org/drawingml/2006/main">
-              <a:graphicData uri="http://schemas.openxmlformats.org/drawingml/2006/picture">
-                <pic:pic xmlns:pic="http://schemas.openxmlformats.org/drawingml/2006/picture">
-                  <pic:nvPicPr>
-                    <pic:cNvPr id="37" name="Picture" descr="Graphical_Output/Relative%20Land%20Area%20to%20EEZ.png"/>
-                    <pic:cNvPicPr>
-                      <a:picLocks noChangeAspect="1" noChangeArrowheads="1"/>
-                    </pic:cNvPicPr>
-                  </pic:nvPicPr>
-                  <pic:blipFill>
-                    <a:blip r:embed="rId8" cstate="print">
-                      <a:extLst>
-                        <a:ext uri="{28A0092B-C50C-407E-A947-70E740481C1C}">
-                          <a14:useLocalDpi xmlns:a14="http://schemas.microsoft.com/office/drawing/2010/main" val="0"/>
-                        </a:ext>
-                      </a:extLst>
-                    </a:blip>
-                    <a:stretch>
-                      <a:fillRect/>
-                    </a:stretch>
-                  </pic:blipFill>
-                  <pic:spPr bwMode="auto">
-                    <a:xfrm>
-                      <a:off x="0" y="0"/>
-                      <a:ext cx="5959475" cy="4158615"/>
-                    </a:xfrm>
-                    <a:prstGeom prst="rect">
-                      <a:avLst/>
-                    </a:prstGeom>
-                    <a:noFill/>
-                    <a:ln w="9525">
-                      <a:noFill/>
-                      <a:headEnd/>
-                      <a:tailEnd/>
-                    </a:ln>
-                  </pic:spPr>
-                </pic:pic>
-              </a:graphicData>
-            </a:graphic>
-            <wp14:sizeRelH relativeFrom="margin">
-              <wp14:pctWidth>0</wp14:pctWidth>
-            </wp14:sizeRelH>
-            <wp14:sizeRelV relativeFrom="margin">
-              <wp14:pctHeight>0</wp14:pctHeight>
-            </wp14:sizeRelV>
-          </wp:anchor>
-        </w:drawing>
-      </w:r>
-      <w:r>
-        <w:t>Figure 1: Distribution of countries by land size relative to EEZ size (World Bank Groupings)</w:t>
-      </w:r>
-    </w:p>
-    <w:p>
-      <w:pPr>
-        <w:pStyle w:val="BodyText"/>
-        <w:numPr>
-          <w:ilvl w:val="0"/>
-          <w:numId w:val="39"/>
-        </w:numPr>
-        <w:rPr>
-          <w:sz w:val="18"/>
-          <w:szCs w:val="20"/>
-        </w:rPr>
-      </w:pPr>
-      <w:r>
-        <w:rPr>
-          <w:i/>
-          <w:iCs/>
-          <w:sz w:val="18"/>
-          <w:szCs w:val="20"/>
-        </w:rPr>
-        <w:t>Note:* These are: Clipperton Island, Maldives, Mauritius, Saint Helena, Seychelles, South Georgia and the South Sandwich Islands</w:t>
+        <w:t xml:space="preserve">The scarcity of land for PICTs relative to the area of their EEZ implies the bulk of exploitable economic resources are marine-based. </w:t>
       </w:r>
     </w:p>
     <w:p>
@@ -243,7 +134,6 @@
         </w:numPr>
       </w:pPr>
       <w:r>
-        <w:lastRenderedPageBreak/>
         <w:t>F</w:t>
       </w:r>
       <w:r>
@@ -3145,10 +3035,18 @@
           <w:ilvl w:val="0"/>
           <w:numId w:val="40"/>
         </w:numPr>
-        <w:ind w:left="1440"/>
-      </w:pPr>
-      <w:r>
-        <w:t>Technology and technology transfer is fundamental for developing Palau’s Blue Economy.</w:t>
+      </w:pPr>
+      <w:r>
+        <w:t xml:space="preserve">Palau’s </w:t>
+      </w:r>
+      <w:r>
+        <w:t xml:space="preserve">future </w:t>
+      </w:r>
+      <w:r>
+        <w:t>lies in becoming a "Blue Lab" and "Blue Port" for the Pacific</w:t>
+      </w:r>
+      <w:r>
+        <w:t xml:space="preserve"> through, sequentially:</w:t>
       </w:r>
     </w:p>
     <w:p>
@@ -3158,8 +3056,241 @@
           <w:ilvl w:val="1"/>
           <w:numId w:val="40"/>
         </w:numPr>
-        <w:ind w:left="2160"/>
-      </w:pPr>
+      </w:pPr>
+      <w:r>
+        <w:t>Developing a domestic fishing capability</w:t>
+      </w:r>
+      <w:r>
+        <w:t xml:space="preserve"> and </w:t>
+      </w:r>
+      <w:r>
+        <w:t>s</w:t>
+      </w:r>
+      <w:r>
+        <w:t>peciali</w:t>
+      </w:r>
+      <w:r>
+        <w:t>s</w:t>
+      </w:r>
+      <w:r>
+        <w:t xml:space="preserve">ed </w:t>
+      </w:r>
+      <w:r>
+        <w:t>m</w:t>
+      </w:r>
+      <w:r>
+        <w:t xml:space="preserve">arine </w:t>
+      </w:r>
+      <w:r>
+        <w:t>w</w:t>
+      </w:r>
+      <w:r>
+        <w:t xml:space="preserve">arehousing </w:t>
+      </w:r>
+      <w:r>
+        <w:t>and</w:t>
+      </w:r>
+      <w:r>
+        <w:t xml:space="preserve"> </w:t>
+      </w:r>
+      <w:r>
+        <w:t>c</w:t>
+      </w:r>
+      <w:r>
+        <w:t>old</w:t>
+      </w:r>
+      <w:r>
+        <w:t>-c</w:t>
+      </w:r>
+      <w:r>
+        <w:t xml:space="preserve">hain </w:t>
+      </w:r>
+      <w:r>
+        <w:t>l</w:t>
+      </w:r>
+      <w:r>
+        <w:t>ogistics</w:t>
+      </w:r>
+      <w:r>
+        <w:t>.</w:t>
+      </w:r>
+    </w:p>
+    <w:p>
+      <w:pPr>
+        <w:pStyle w:val="ListParagraph"/>
+        <w:numPr>
+          <w:ilvl w:val="1"/>
+          <w:numId w:val="40"/>
+        </w:numPr>
+      </w:pPr>
+      <w:r>
+        <w:t>Building off a modern port redevelopments into developing an advanced r</w:t>
+      </w:r>
+      <w:r>
+        <w:t>egional containerisation, transhipping and warehousing</w:t>
+      </w:r>
+      <w:r>
+        <w:t xml:space="preserve"> </w:t>
+      </w:r>
+      <w:r>
+        <w:t>capability</w:t>
+      </w:r>
+      <w:r>
+        <w:t xml:space="preserve"> and offering “de-risked” warehousing and transhipping services for South China Seas customers.</w:t>
+      </w:r>
+    </w:p>
+    <w:p>
+      <w:pPr>
+        <w:pStyle w:val="ListParagraph"/>
+        <w:numPr>
+          <w:ilvl w:val="1"/>
+          <w:numId w:val="40"/>
+        </w:numPr>
+      </w:pPr>
+    </w:p>
+    <w:p>
+      <w:pPr>
+        <w:pStyle w:val="ListParagraph"/>
+        <w:numPr>
+          <w:ilvl w:val="0"/>
+          <w:numId w:val="40"/>
+        </w:numPr>
+      </w:pPr>
+    </w:p>
+    <w:p>
+      <w:pPr>
+        <w:pStyle w:val="ListParagraph"/>
+        <w:numPr>
+          <w:ilvl w:val="0"/>
+          <w:numId w:val="40"/>
+        </w:numPr>
+      </w:pPr>
+      <w:r>
+        <w:t xml:space="preserve">The transition from simply "selling fishing rights" to foreign fleets toward building Domestic Industrial Fishing and Export Infrastructure </w:t>
+      </w:r>
+      <w:r>
+        <w:t>would be</w:t>
+      </w:r>
+      <w:r>
+        <w:t xml:space="preserve"> one of the most significant shifts </w:t>
+      </w:r>
+      <w:r>
+        <w:t>towards advancing a</w:t>
+      </w:r>
+      <w:r>
+        <w:t xml:space="preserve"> "Blue Economy"</w:t>
+      </w:r>
+      <w:r>
+        <w:t>.</w:t>
+      </w:r>
+    </w:p>
+    <w:p>
+      <w:pPr>
+        <w:pStyle w:val="ListParagraph"/>
+        <w:numPr>
+          <w:ilvl w:val="0"/>
+          <w:numId w:val="40"/>
+        </w:numPr>
+      </w:pPr>
+      <w:r>
+        <w:t xml:space="preserve">For nations that own their fleets and processing plants, the economic gain is not just in </w:t>
+      </w:r>
+      <w:r>
+        <w:t>receiving licensing fees from overseas catch</w:t>
+      </w:r>
+      <w:r>
+        <w:t xml:space="preserve"> but in </w:t>
+      </w:r>
+      <w:r>
+        <w:t xml:space="preserve">capturing </w:t>
+      </w:r>
+      <w:r>
+        <w:t xml:space="preserve">the Gross Value Added (GVA) </w:t>
+      </w:r>
+      <w:r>
+        <w:t xml:space="preserve">associated with </w:t>
+      </w:r>
+      <w:r>
+        <w:t>processing, packaging, and international distribution</w:t>
+      </w:r>
+      <w:r>
+        <w:t>.</w:t>
+      </w:r>
+    </w:p>
+    <w:p>
+      <w:pPr>
+        <w:pStyle w:val="ListParagraph"/>
+        <w:numPr>
+          <w:ilvl w:val="0"/>
+          <w:numId w:val="40"/>
+        </w:numPr>
+      </w:pPr>
+      <w:r>
+        <w:t xml:space="preserve">Developing a domestic fishing capability, together with </w:t>
+      </w:r>
+      <w:r>
+        <w:t>s</w:t>
+      </w:r>
+      <w:r>
+        <w:t xml:space="preserve">pecialized </w:t>
+      </w:r>
+      <w:r>
+        <w:t>m</w:t>
+      </w:r>
+      <w:r>
+        <w:t xml:space="preserve">arine </w:t>
+      </w:r>
+      <w:r>
+        <w:t>w</w:t>
+      </w:r>
+      <w:r>
+        <w:t xml:space="preserve">arehousing </w:t>
+      </w:r>
+      <w:r>
+        <w:t>and</w:t>
+      </w:r>
+      <w:r>
+        <w:t xml:space="preserve"> </w:t>
+      </w:r>
+      <w:r>
+        <w:t>c</w:t>
+      </w:r>
+      <w:r>
+        <w:t>old</w:t>
+      </w:r>
+      <w:r>
+        <w:t>-c</w:t>
+      </w:r>
+      <w:r>
+        <w:t xml:space="preserve">hain </w:t>
+      </w:r>
+      <w:r>
+        <w:t>l</w:t>
+      </w:r>
+      <w:r>
+        <w:t>ogistics</w:t>
+      </w:r>
+      <w:r>
+        <w:t xml:space="preserve"> would be the </w:t>
+      </w:r>
+    </w:p>
+    <w:p>
+      <w:pPr>
+        <w:pStyle w:val="ListParagraph"/>
+        <w:ind w:left="1440"/>
+      </w:pPr>
+    </w:p>
+    <w:p>
+      <w:pPr>
+        <w:pStyle w:val="ListParagraph"/>
+        <w:numPr>
+          <w:ilvl w:val="0"/>
+          <w:numId w:val="40"/>
+        </w:numPr>
+      </w:pPr>
+      <w:r>
+        <w:t>Technology and technology transfer is fundamental for developing Palau’s Blue Economy.</w:t>
+      </w:r>
     </w:p>
     <w:p>
       <w:pPr>
@@ -3228,13 +3359,7 @@
         <w:ind w:left="2160"/>
       </w:pPr>
       <w:r>
-        <w:t xml:space="preserve">Economics encourages businesses and individuals to seek </w:t>
-      </w:r>
-      <w:r>
-        <w:t>profitable</w:t>
-      </w:r>
-      <w:r>
-        <w:t xml:space="preserve"> opportunities for new development. </w:t>
+        <w:t xml:space="preserve">Economics encourages businesses and individuals to seek profitable opportunities for new development. </w:t>
       </w:r>
     </w:p>
     <w:p>
@@ -3307,28 +3432,7 @@
         </w:numPr>
       </w:pPr>
       <w:r>
-        <w:t xml:space="preserve">Blue Economy </w:t>
-      </w:r>
-      <w:r>
-        <w:t>might be</w:t>
-      </w:r>
-      <w:r>
-        <w:t xml:space="preserve"> </w:t>
-      </w:r>
-      <w:r>
-        <w:t>un</w:t>
-      </w:r>
-      <w:r>
-        <w:t xml:space="preserve">profitable and </w:t>
-      </w:r>
-      <w:r>
-        <w:t>non-</w:t>
-      </w:r>
-      <w:r>
-        <w:t>viable</w:t>
-      </w:r>
-      <w:r>
-        <w:t xml:space="preserve"> due to </w:t>
+        <w:t xml:space="preserve">Blue Economy might be unprofitable and non-viable due to </w:t>
       </w:r>
       <w:r>
         <w:t xml:space="preserve">policy-related </w:t>
@@ -3634,13 +3738,7 @@
         <w:t>selecting</w:t>
       </w:r>
       <w:r>
-        <w:t xml:space="preserve"> </w:t>
-      </w:r>
-      <w:r>
-        <w:t>Blue Economy</w:t>
-      </w:r>
-      <w:r>
-        <w:t xml:space="preserve"> </w:t>
+        <w:t xml:space="preserve"> Blue Economy </w:t>
       </w:r>
       <w:r>
         <w:t>industries</w:t>
@@ -3779,22 +3877,13 @@
         <w:t>“</w:t>
       </w:r>
       <w:r>
-        <w:t>o</w:t>
-      </w:r>
-      <w:r>
-        <w:t>perating surplus</w:t>
+        <w:t>operating surplus</w:t>
       </w:r>
       <w:r>
         <w:t>”</w:t>
       </w:r>
       <w:r>
-        <w:t xml:space="preserve"> </w:t>
-      </w:r>
-      <w:r>
-        <w:t>which is</w:t>
-      </w:r>
-      <w:r>
-        <w:t xml:space="preserve"> returned to the owners of capital used in production as profit. </w:t>
+        <w:t xml:space="preserve"> which is returned to the owners of capital used in production as profit. </w:t>
       </w:r>
     </w:p>
     <w:p>
@@ -3833,13 +3922,7 @@
         </w:numPr>
       </w:pPr>
       <w:r>
-        <w:t>Real wage growth depends on workforce productivity, which is influenced by the inherent skills and knowledge of the workforce and also, paradoxically, how much capital they have available within their jobs.</w:t>
-      </w:r>
-      <w:r>
-        <w:t xml:space="preserve"> </w:t>
-      </w:r>
-      <w:r>
-        <w:t xml:space="preserve">Without profit opportunities, </w:t>
+        <w:t xml:space="preserve">Real wage growth depends on workforce productivity, which is influenced by the inherent skills and knowledge of the workforce and also, paradoxically, how much capital they have available within their jobs. Without profit opportunities, </w:t>
       </w:r>
       <w:r>
         <w:lastRenderedPageBreak/>
@@ -3901,15 +3984,24 @@
           <w:numId w:val="41"/>
         </w:numPr>
         <w:ind w:left="1080"/>
-      </w:pPr>
-      <w:r>
+        <w:rPr>
+          <w:b/>
+          <w:bCs/>
+        </w:rPr>
+      </w:pPr>
+      <w:r>
+        <w:rPr>
+          <w:b/>
+          <w:bCs/>
+        </w:rPr>
         <w:t>Economic development factors</w:t>
       </w:r>
       <w:r>
-        <w:t xml:space="preserve">: </w:t>
-      </w:r>
-      <w:r>
-        <w:t>What Marine-based industries “work”</w:t>
+        <w:rPr>
+          <w:b/>
+          <w:bCs/>
+        </w:rPr>
+        <w:t>: What Marine-based industries “work”</w:t>
       </w:r>
     </w:p>
     <w:p>
@@ -4544,28 +4636,10 @@
       </w:pPr>
       <w:r>
         <w:lastRenderedPageBreak/>
-        <w:t>P</w:t>
-      </w:r>
-      <w:r>
-        <w:t xml:space="preserve">alau has several "restricted" and "semi-restricted" </w:t>
-      </w:r>
-      <w:r>
-        <w:t xml:space="preserve">industries </w:t>
-      </w:r>
-      <w:r>
-        <w:t>where foreign ownership</w:t>
-      </w:r>
-      <w:r>
-        <w:t xml:space="preserve">, including from the USA are </w:t>
-      </w:r>
-      <w:r>
-        <w:t xml:space="preserve">limited or prohibited. </w:t>
-      </w:r>
-      <w:r>
-        <w:t>These industries are closed to competition.</w:t>
-      </w:r>
-      <w:r>
-        <w:t xml:space="preserve"> </w:t>
+        <w:t xml:space="preserve">Palau has several "restricted" and "semi-restricted" industries where foreign ownership, including from the USA are limited or prohibited. </w:t>
+      </w:r>
+      <w:r>
+        <w:t xml:space="preserve">These industries are closed to competition. </w:t>
       </w:r>
     </w:p>
     <w:p>
@@ -4588,25 +4662,7 @@
         <w:t>ey</w:t>
       </w:r>
       <w:r>
-        <w:t xml:space="preserve"> </w:t>
-      </w:r>
-      <w:r>
-        <w:t>are w</w:t>
-      </w:r>
-      <w:r>
-        <w:t>holesale and retail trade</w:t>
-      </w:r>
-      <w:r>
-        <w:t>; l</w:t>
-      </w:r>
-      <w:r>
-        <w:t>and and water transportation</w:t>
-      </w:r>
-      <w:r>
-        <w:t>, t</w:t>
-      </w:r>
-      <w:r>
-        <w:t>ravel and tour agencies</w:t>
+        <w:t xml:space="preserve"> are wholesale and retail trade; land and water transportation, travel and tour agencies</w:t>
       </w:r>
       <w:r>
         <w:t>, and all of them could have Blue Economic development potential.</w:t>
@@ -4640,31 +4696,7 @@
         <w:ind w:left="2160"/>
       </w:pPr>
       <w:r>
-        <w:t>Technology is the major engine of development and economic</w:t>
-      </w:r>
-      <w:r>
-        <w:t xml:space="preserve"> </w:t>
-      </w:r>
-      <w:r>
-        <w:t>growth in all countries. Its transfer is important. Development depends</w:t>
-      </w:r>
-      <w:r>
-        <w:t xml:space="preserve"> </w:t>
-      </w:r>
-      <w:r>
-        <w:t>upon the application of knowledge, which is essentially what the transfer of</w:t>
-      </w:r>
-      <w:r>
-        <w:t xml:space="preserve"> </w:t>
-      </w:r>
-      <w:r>
-        <w:t>technology is all about. Technology transfer empowers people. They do</w:t>
-      </w:r>
-      <w:r>
-        <w:t xml:space="preserve"> </w:t>
-      </w:r>
-      <w:r>
-        <w:t>things for themselves, rather than depend on others.</w:t>
+        <w:t>Technology is the major engine of development and economic growth in all countries. Its transfer is important. Development depends upon the application of knowledge, which is essentially what the transfer of technology is all about. Technology transfer empowers people. They do things for themselves, rather than depend on others.</w:t>
       </w:r>
     </w:p>
     <w:p>
@@ -5056,6 +5088,14 @@
     </w:p>
     <w:p>
       <w:pPr>
+        <w:ind w:left="720"/>
+      </w:pPr>
+      <w:r>
+        <w:t xml:space="preserve">Using the </w:t>
+      </w:r>
+    </w:p>
+    <w:p>
+      <w:pPr>
         <w:numPr>
           <w:ilvl w:val="0"/>
           <w:numId w:val="35"/>
@@ -5065,9 +5105,136 @@
           <w:tab w:val="num" w:pos="1080"/>
         </w:tabs>
         <w:ind w:left="1080"/>
-      </w:pPr>
-      <w:r>
+        <w:rPr>
+          <w:b/>
+          <w:bCs/>
+        </w:rPr>
+      </w:pPr>
+      <w:r>
+        <w:rPr>
+          <w:b/>
+          <w:bCs/>
+        </w:rPr>
         <w:t>Marine pharmaceuticals and biotech </w:t>
+      </w:r>
+    </w:p>
+    <w:p>
+      <w:pPr>
+        <w:ind w:left="1080"/>
+      </w:pPr>
+      <w:r>
+        <w:t>In this scenario, Palau would p</w:t>
+      </w:r>
+      <w:r>
+        <w:t>artner with</w:t>
+      </w:r>
+      <w:r>
+        <w:t xml:space="preserve"> a</w:t>
+      </w:r>
+      <w:r>
+        <w:t xml:space="preserve"> global pharmaceutical firm</w:t>
+      </w:r>
+      <w:r>
+        <w:t>(</w:t>
+      </w:r>
+      <w:r>
+        <w:t>s</w:t>
+      </w:r>
+      <w:r>
+        <w:t>)</w:t>
+      </w:r>
+      <w:r>
+        <w:t xml:space="preserve"> </w:t>
+      </w:r>
+      <w:r>
+        <w:t>to undertake biotech exploration within its biodiverse marine environment searching for</w:t>
+      </w:r>
+      <w:r>
+        <w:t xml:space="preserve"> anti-cancer, anti-inflammatory, and antimicrobial compounds from sponges, tunicates, and soft corals.</w:t>
+      </w:r>
+    </w:p>
+    <w:p>
+      <w:pPr>
+        <w:ind w:left="1080"/>
+      </w:pPr>
+      <w:r>
+        <w:t>Publicly available information suggests t</w:t>
+      </w:r>
+      <w:r>
+        <w:t>he</w:t>
+      </w:r>
+      <w:r>
+        <w:t xml:space="preserve"> g</w:t>
+      </w:r>
+      <w:r>
+        <w:t xml:space="preserve">lobal </w:t>
+      </w:r>
+      <w:r>
+        <w:t>m</w:t>
+      </w:r>
+      <w:r>
+        <w:t xml:space="preserve">arine </w:t>
+      </w:r>
+      <w:r>
+        <w:t>b</w:t>
+      </w:r>
+      <w:r>
+        <w:t xml:space="preserve">iotechnology </w:t>
+      </w:r>
+      <w:r>
+        <w:t>m</w:t>
+      </w:r>
+      <w:r>
+        <w:t xml:space="preserve">arket is projected to grow at a 9.8% </w:t>
+      </w:r>
+      <w:r>
+        <w:t>compound annual growth rate</w:t>
+      </w:r>
+      <w:r>
+        <w:t>, reaching nearly USD 11.9 billion by 2030, up from an estimated USD 6.8 billion in 2024</w:t>
+      </w:r>
+      <w:r>
+        <w:t>.</w:t>
+      </w:r>
+      <w:r>
+        <w:rPr>
+          <w:rStyle w:val="FootnoteReference"/>
+        </w:rPr>
+        <w:footnoteReference w:id="2"/>
+      </w:r>
+    </w:p>
+    <w:p>
+      <w:pPr>
+        <w:ind w:left="1080"/>
+      </w:pPr>
+      <w:r>
+        <w:lastRenderedPageBreak/>
+        <w:t>Royalties from successful drugs can reach hundreds of millions. Even without a "blockbuster" drug, licensing fees for research</w:t>
+      </w:r>
+      <w:r>
+        <w:t xml:space="preserve"> could</w:t>
+      </w:r>
+      <w:r>
+        <w:t xml:space="preserve"> provide </w:t>
+      </w:r>
+      <w:r>
+        <w:t xml:space="preserve">a </w:t>
+      </w:r>
+      <w:r>
+        <w:t>steady non-extractive revenue</w:t>
+      </w:r>
+      <w:r>
+        <w:t xml:space="preserve"> stream built off </w:t>
+      </w:r>
+      <w:r>
+        <w:rPr>
+          <w:i/>
+          <w:iCs/>
+        </w:rPr>
+        <w:t>maintaining</w:t>
+      </w:r>
+      <w:r>
+        <w:t xml:space="preserve"> Palau’s strong marine biodiversity.</w:t>
       </w:r>
     </w:p>
     <w:p>
@@ -5078,19 +5245,7 @@
         </w:numPr>
       </w:pPr>
       <w:r>
-        <w:t xml:space="preserve">Marine pharmaceuticals and biotech </w:t>
-      </w:r>
-      <w:r>
-        <w:t>align with</w:t>
-      </w:r>
-      <w:r>
-        <w:t xml:space="preserve"> Palau’s </w:t>
-      </w:r>
-      <w:r>
-        <w:t xml:space="preserve">environmental </w:t>
-      </w:r>
-      <w:r>
-        <w:t>strengths.</w:t>
+        <w:t>Based on information within the USA Marine Accounts, marine pharmaceutics and marine-based biotechnology were the fastest growing source of marine-based value added.</w:t>
       </w:r>
     </w:p>
     <w:p>
@@ -5101,7 +5256,45 @@
         </w:numPr>
       </w:pPr>
       <w:r>
-        <w:t>Palau possesses one of the world’s most biodiverse marine environments, offering a "living library" for drug discovery.</w:t>
+        <w:t>The value of m</w:t>
+      </w:r>
+      <w:r>
+        <w:t xml:space="preserve">arine pharmaceutics and marine-based </w:t>
+      </w:r>
+      <w:r>
+        <w:t>real value added increased from a $US 646 million industry in 2014, into a $US 6716 million industry in 2023, an annual average cumulative growth rate of approximately 30% over this period.</w:t>
+      </w:r>
+    </w:p>
+    <w:p>
+      <w:pPr>
+        <w:numPr>
+          <w:ilvl w:val="1"/>
+          <w:numId w:val="35"/>
+        </w:numPr>
+      </w:pPr>
+      <w:r>
+        <w:t>The US</w:t>
+      </w:r>
+      <w:r>
+        <w:t>A</w:t>
+      </w:r>
+      <w:r>
+        <w:t xml:space="preserve"> currently holds nearly 40% of the global market share in marine pharmaceuticals</w:t>
+      </w:r>
+      <w:r>
+        <w:t xml:space="preserve">, </w:t>
+      </w:r>
+      <w:r>
+        <w:t>focus</w:t>
+      </w:r>
+      <w:r>
+        <w:t>ing</w:t>
+      </w:r>
+      <w:r>
+        <w:t xml:space="preserve"> on high-value oncology treatments.</w:t>
+      </w:r>
+      <w:r>
+        <w:t xml:space="preserve"> </w:t>
       </w:r>
     </w:p>
     <w:p>
@@ -5112,13 +5305,30 @@
         </w:numPr>
       </w:pPr>
       <w:r>
-        <w:t xml:space="preserve">Palau, through its Palau International Coral Reef Centre, has strong research linkages with world leading </w:t>
-      </w:r>
-      <w:r>
-        <w:t xml:space="preserve">tertiary education providers with extensive </w:t>
-      </w:r>
-      <w:r>
-        <w:t>marine science skills.</w:t>
+        <w:t>The US</w:t>
+      </w:r>
+      <w:r>
+        <w:t>A</w:t>
+      </w:r>
+      <w:r>
+        <w:t xml:space="preserve"> gains through intellectual property, high-tech job creation, and export revenue from life-saving drugs.</w:t>
+      </w:r>
+    </w:p>
+    <w:p>
+      <w:pPr>
+        <w:numPr>
+          <w:ilvl w:val="1"/>
+          <w:numId w:val="35"/>
+        </w:numPr>
+      </w:pPr>
+      <w:r>
+        <w:t>The USA has a number of commercial medical i</w:t>
+      </w:r>
+      <w:r>
+        <w:t xml:space="preserve">nstitutions </w:t>
+      </w:r>
+      <w:r>
+        <w:t>which specialise in marine pharmaceutical research.</w:t>
       </w:r>
     </w:p>
     <w:p>
@@ -5128,6 +5338,23 @@
           <w:numId w:val="35"/>
         </w:numPr>
       </w:pPr>
+      <w:r>
+        <w:t>Organisation l</w:t>
+      </w:r>
+      <w:r>
+        <w:t>ike the Scripps Institution of Oceanography act as pipelines for pharmaceutical giants like Pfizer and Gilead Sciences.</w:t>
+      </w:r>
+    </w:p>
+    <w:p>
+      <w:pPr>
+        <w:numPr>
+          <w:ilvl w:val="2"/>
+          <w:numId w:val="35"/>
+        </w:numPr>
+      </w:pPr>
+      <w:r>
+        <w:t xml:space="preserve">Companies like Seattle Genetics have commercialized antibody-drug conjugates inspired by marine payloads, capturing a significant portion of the modern oncology market. </w:t>
+      </w:r>
     </w:p>
     <w:p>
       <w:pPr>
@@ -5137,7 +5364,235 @@
         </w:numPr>
       </w:pPr>
       <w:r>
+        <w:t>Other countries besides the USA are also focusing on unlocking the medicinal properties of the marine environment.</w:t>
+      </w:r>
+    </w:p>
+    <w:p>
+      <w:pPr>
+        <w:numPr>
+          <w:ilvl w:val="2"/>
+          <w:numId w:val="35"/>
+        </w:numPr>
+      </w:pPr>
+      <w:r>
+        <w:t>PharmaMar</w:t>
+      </w:r>
+      <w:r>
+        <w:rPr>
+          <w:rStyle w:val="FootnoteReference"/>
+        </w:rPr>
+        <w:footnoteReference w:id="3"/>
+      </w:r>
+      <w:r>
+        <w:t>, a Spanish company</w:t>
+      </w:r>
+      <w:r>
+        <w:t>, specialises in d</w:t>
+      </w:r>
+      <w:r>
+        <w:t>iscover</w:t>
+      </w:r>
+      <w:r>
+        <w:t>ing,</w:t>
+      </w:r>
+      <w:r>
+        <w:t xml:space="preserve"> develop</w:t>
+      </w:r>
+      <w:r>
+        <w:t>ing</w:t>
+      </w:r>
+      <w:r>
+        <w:t>, and commercialization of marine-derived oncology treatments</w:t>
+      </w:r>
+      <w:r>
+        <w:t xml:space="preserve">. </w:t>
+      </w:r>
+      <w:r>
+        <w:t xml:space="preserve">They </w:t>
+      </w:r>
+      <w:r>
+        <w:t>currently</w:t>
+      </w:r>
+      <w:r>
+        <w:t xml:space="preserve"> hold a global collection of 550,000 marine samples, generating hundreds of millions in royalties and licensing fees from partnerships with companies like Merck and Jazz Pharmaceuticals</w:t>
+      </w:r>
+      <w:r>
+        <w:t>.</w:t>
+      </w:r>
+    </w:p>
+    <w:p>
+      <w:pPr>
+        <w:numPr>
+          <w:ilvl w:val="2"/>
+          <w:numId w:val="35"/>
+        </w:numPr>
+      </w:pPr>
+      <w:r>
+        <w:t>South Korea has moved from viewing marine biotech as "research" to a "national priority."</w:t>
+      </w:r>
+      <w:r>
+        <w:t xml:space="preserve"> It estimates t</w:t>
+      </w:r>
+      <w:r>
+        <w:t xml:space="preserve">he value of the global marine bio market </w:t>
+      </w:r>
+      <w:r>
+        <w:t>in 2022 wa</w:t>
+      </w:r>
+      <w:r>
+        <w:t xml:space="preserve">s </w:t>
+      </w:r>
+      <w:r>
+        <w:t>approximately USD4.8</w:t>
+      </w:r>
+      <w:r>
+        <w:t xml:space="preserve"> </w:t>
+      </w:r>
+      <w:r>
+        <w:t>bi</w:t>
+      </w:r>
+      <w:r>
+        <w:t xml:space="preserve">llion, with </w:t>
+      </w:r>
+      <w:r>
         <w:lastRenderedPageBreak/>
+        <w:t xml:space="preserve">expectations for it to grow </w:t>
+      </w:r>
+      <w:r>
+        <w:t>to USD 7.5 bi</w:t>
+      </w:r>
+      <w:r>
+        <w:t>llion by 2027</w:t>
+      </w:r>
+      <w:r>
+        <w:t xml:space="preserve">. South </w:t>
+      </w:r>
+      <w:r>
+        <w:t>Korea</w:t>
+      </w:r>
+      <w:r>
+        <w:t xml:space="preserve"> notes its</w:t>
+      </w:r>
+      <w:r>
+        <w:t xml:space="preserve"> market alone </w:t>
+      </w:r>
+      <w:r>
+        <w:t>wa</w:t>
+      </w:r>
+      <w:r>
+        <w:t xml:space="preserve">s </w:t>
+      </w:r>
+      <w:r>
+        <w:t>exhibit</w:t>
+      </w:r>
+      <w:r>
+        <w:t>ing</w:t>
+      </w:r>
+      <w:r>
+        <w:t xml:space="preserve"> 8% yearly growth</w:t>
+      </w:r>
+      <w:r>
+        <w:t xml:space="preserve"> in 2022</w:t>
+      </w:r>
+      <w:r>
+        <w:t>.</w:t>
+      </w:r>
+      <w:r>
+        <w:rPr>
+          <w:rStyle w:val="FootnoteReference"/>
+        </w:rPr>
+        <w:footnoteReference w:id="4"/>
+      </w:r>
+    </w:p>
+    <w:p>
+      <w:pPr>
+        <w:numPr>
+          <w:ilvl w:val="2"/>
+          <w:numId w:val="35"/>
+        </w:numPr>
+      </w:pPr>
+      <w:r>
+        <w:t>Australia is looking to enter the marine bioproducts market.</w:t>
+      </w:r>
+    </w:p>
+    <w:p>
+      <w:pPr>
+        <w:numPr>
+          <w:ilvl w:val="3"/>
+          <w:numId w:val="35"/>
+        </w:numPr>
+      </w:pPr>
+      <w:r>
+        <w:t>Its Marine Bioproducts Cooperative Research Cent</w:t>
+      </w:r>
+    </w:p>
+    <w:p>
+      <w:pPr>
+        <w:numPr>
+          <w:ilvl w:val="1"/>
+          <w:numId w:val="35"/>
+        </w:numPr>
+      </w:pPr>
+      <w:r>
+        <w:t xml:space="preserve">Marine pharmaceuticals and biotech </w:t>
+      </w:r>
+      <w:r>
+        <w:t>align with</w:t>
+      </w:r>
+      <w:r>
+        <w:t xml:space="preserve"> Palau’s </w:t>
+      </w:r>
+      <w:r>
+        <w:t xml:space="preserve">environmental </w:t>
+      </w:r>
+      <w:r>
+        <w:t>strengths.</w:t>
+      </w:r>
+    </w:p>
+    <w:p>
+      <w:pPr>
+        <w:numPr>
+          <w:ilvl w:val="2"/>
+          <w:numId w:val="35"/>
+        </w:numPr>
+      </w:pPr>
+      <w:r>
+        <w:t>Palau possesses one of the world’s most biodiverse marine environments, offering a "living library" for drug discovery.</w:t>
+      </w:r>
+    </w:p>
+    <w:p>
+      <w:pPr>
+        <w:numPr>
+          <w:ilvl w:val="2"/>
+          <w:numId w:val="35"/>
+        </w:numPr>
+      </w:pPr>
+      <w:r>
+        <w:t xml:space="preserve">Palau, through its Palau International Coral Reef Centre, has strong research linkages with world leading </w:t>
+      </w:r>
+      <w:r>
+        <w:t xml:space="preserve">tertiary education providers with extensive </w:t>
+      </w:r>
+      <w:r>
+        <w:t>marine science skills.</w:t>
+      </w:r>
+    </w:p>
+    <w:p>
+      <w:pPr>
+        <w:numPr>
+          <w:ilvl w:val="2"/>
+          <w:numId w:val="35"/>
+        </w:numPr>
+      </w:pPr>
+    </w:p>
+    <w:p>
+      <w:pPr>
+        <w:numPr>
+          <w:ilvl w:val="1"/>
+          <w:numId w:val="35"/>
+        </w:numPr>
+      </w:pPr>
+      <w:r>
         <w:t>Partnering with global pharmaceutical firms for the discovery of anti-cancer, anti-inflammatory, and antimicrobial compounds from sponges, tunicates, and soft corals.</w:t>
       </w:r>
     </w:p>
@@ -5173,17 +5628,797 @@
           <w:tab w:val="num" w:pos="1080"/>
         </w:tabs>
         <w:ind w:left="1080"/>
-      </w:pPr>
-      <w:r>
-        <w:t>Regional containerisation and Palau’s options for transhipping </w:t>
+        <w:rPr>
+          <w:b/>
+          <w:bCs/>
+        </w:rPr>
+      </w:pPr>
+      <w:r>
+        <w:rPr>
+          <w:b/>
+          <w:bCs/>
+        </w:rPr>
+        <w:t>Regional containerisation</w:t>
+      </w:r>
+      <w:r>
+        <w:rPr>
+          <w:b/>
+          <w:bCs/>
+        </w:rPr>
+        <w:t xml:space="preserve">, </w:t>
+      </w:r>
+      <w:r>
+        <w:rPr>
+          <w:b/>
+          <w:bCs/>
+        </w:rPr>
+        <w:t>transhipping </w:t>
+      </w:r>
+      <w:r>
+        <w:rPr>
+          <w:b/>
+          <w:bCs/>
+        </w:rPr>
+        <w:t>and warehousing</w:t>
       </w:r>
     </w:p>
     <w:p>
       <w:pPr>
+        <w:pStyle w:val="ListParagraph"/>
         <w:numPr>
-          <w:ilvl w:val="1"/>
+          <w:ilvl w:val="3"/>
           <w:numId w:val="36"/>
         </w:numPr>
+        <w:rPr>
+          <w:lang w:val="en-AU"/>
+        </w:rPr>
+      </w:pPr>
+      <w:r>
+        <w:rPr>
+          <w:lang w:val="en-AU"/>
+        </w:rPr>
+        <w:t xml:space="preserve">The value of Regional Containerization and Transshipment Hubs has evolved significantly in recent years. </w:t>
+      </w:r>
+      <w:r>
+        <w:rPr>
+          <w:lang w:val="en-AU"/>
+        </w:rPr>
+        <w:t>H</w:t>
+      </w:r>
+      <w:r>
+        <w:rPr>
+          <w:lang w:val="en-AU"/>
+        </w:rPr>
+        <w:t>ubs are no longer just "stops" for ships; they are strategic economic engines that provide fiscal stability, job creation, and a shield against global supply chain volatility.</w:t>
+      </w:r>
+    </w:p>
+    <w:p>
+      <w:pPr>
+        <w:pStyle w:val="ListParagraph"/>
+        <w:numPr>
+          <w:ilvl w:val="3"/>
+          <w:numId w:val="36"/>
+        </w:numPr>
+        <w:rPr>
+          <w:lang w:val="en-AU"/>
+        </w:rPr>
+      </w:pPr>
+      <w:r>
+        <w:rPr>
+          <w:lang w:val="en-AU"/>
+        </w:rPr>
+        <w:t>T</w:t>
+      </w:r>
+      <w:r>
+        <w:rPr>
+          <w:lang w:val="en-AU"/>
+        </w:rPr>
+        <w:t>he global container transshipment market is a multi-billion dollar sector, with key hubs like Singapore and Panama reporting record-breaking performances despite geopolitical tensions.</w:t>
+      </w:r>
+    </w:p>
+    <w:p>
+      <w:pPr>
+        <w:pStyle w:val="ListParagraph"/>
+        <w:numPr>
+          <w:ilvl w:val="3"/>
+          <w:numId w:val="36"/>
+        </w:numPr>
+      </w:pPr>
+      <w:r>
+        <w:t xml:space="preserve">The current scope for </w:t>
+      </w:r>
+      <w:r>
+        <w:t>operating as a regional sea transport hub</w:t>
+      </w:r>
+      <w:r>
+        <w:t xml:space="preserve"> is </w:t>
+      </w:r>
+      <w:r>
+        <w:t xml:space="preserve">probably </w:t>
+      </w:r>
+      <w:r>
+        <w:t>limited; h</w:t>
+      </w:r>
+      <w:r>
+        <w:t xml:space="preserve">owever, Palau </w:t>
+      </w:r>
+      <w:r>
+        <w:t xml:space="preserve">has location features which support this development. </w:t>
+      </w:r>
+    </w:p>
+    <w:p>
+      <w:pPr>
+        <w:pStyle w:val="ListParagraph"/>
+        <w:numPr>
+          <w:ilvl w:val="4"/>
+          <w:numId w:val="36"/>
+        </w:numPr>
+      </w:pPr>
+      <w:r>
+        <w:t xml:space="preserve">The South China Sea is under geopolitical dispute between China and many other Asian countries. It is a strategic “bottleneck” that </w:t>
+      </w:r>
+      <w:r>
+        <w:lastRenderedPageBreak/>
+        <w:t xml:space="preserve">creates a similar transport risk as now being exploited by the Strait of </w:t>
+      </w:r>
+      <w:r>
+        <w:t>Hormuz</w:t>
+      </w:r>
+      <w:r>
+        <w:t xml:space="preserve"> in the Middle East.</w:t>
+      </w:r>
+      <w:r>
+        <w:t xml:space="preserve"> </w:t>
+      </w:r>
+    </w:p>
+    <w:p>
+      <w:pPr>
+        <w:pStyle w:val="ListParagraph"/>
+        <w:numPr>
+          <w:ilvl w:val="4"/>
+          <w:numId w:val="36"/>
+        </w:numPr>
+      </w:pPr>
+      <w:r>
+        <w:t>Freedom of navigation has become a subject of concern in both the South China Sea and the Taiwan Strait, where attempts to assert control over transit — rather than impose tolls — have driven tensions.</w:t>
+      </w:r>
+    </w:p>
+    <w:p>
+      <w:pPr>
+        <w:pStyle w:val="ListParagraph"/>
+        <w:numPr>
+          <w:ilvl w:val="3"/>
+          <w:numId w:val="36"/>
+        </w:numPr>
+      </w:pPr>
+      <w:r>
+        <w:t xml:space="preserve">Palau, being very close to Asia </w:t>
+      </w:r>
+      <w:r>
+        <w:t>and</w:t>
+      </w:r>
+      <w:r>
+        <w:t xml:space="preserve"> a Compact of Free Association country, </w:t>
+      </w:r>
+      <w:r>
+        <w:t xml:space="preserve">both </w:t>
+      </w:r>
+      <w:r>
+        <w:t>sits out</w:t>
+      </w:r>
+      <w:r>
+        <w:t>side</w:t>
+      </w:r>
+      <w:r>
+        <w:t xml:space="preserve"> the South China Sea</w:t>
+      </w:r>
+      <w:r>
+        <w:t xml:space="preserve"> and is already associated with the United States of America</w:t>
+      </w:r>
+      <w:r>
+        <w:t xml:space="preserve">. It </w:t>
+      </w:r>
+      <w:r>
+        <w:t>offers a</w:t>
+      </w:r>
+      <w:r>
+        <w:t xml:space="preserve">n unparallelled </w:t>
+      </w:r>
+      <w:r>
+        <w:t xml:space="preserve">level of </w:t>
+      </w:r>
+      <w:r>
+        <w:t xml:space="preserve">physical and economic </w:t>
+      </w:r>
+      <w:r>
+        <w:t>security</w:t>
+      </w:r>
+      <w:r>
+        <w:t xml:space="preserve"> to Asian sea transport operators</w:t>
+      </w:r>
+      <w:r>
+        <w:t xml:space="preserve"> seeking to “de-risk” their commercial activities</w:t>
+      </w:r>
+      <w:r>
+        <w:t>.</w:t>
+      </w:r>
+    </w:p>
+    <w:p>
+      <w:pPr>
+        <w:pStyle w:val="ListParagraph"/>
+        <w:numPr>
+          <w:ilvl w:val="4"/>
+          <w:numId w:val="36"/>
+        </w:numPr>
+      </w:pPr>
+      <w:r>
+        <w:t xml:space="preserve">As recently highlighted in the Iranian </w:t>
+      </w:r>
+      <w:r>
+        <w:t>War, the</w:t>
+      </w:r>
+      <w:r>
+        <w:t xml:space="preserve"> commercial risk for businesses operating within geopolitical bottleneck locations is large. Media reports have noted </w:t>
+      </w:r>
+      <w:r>
+        <w:t xml:space="preserve">Iran is tolling </w:t>
+      </w:r>
+      <w:r>
+        <w:t>access through the Straits of Hormez to the tune of an equivalent $US 2 million.</w:t>
+      </w:r>
+      <w:r>
+        <w:rPr>
+          <w:rStyle w:val="FootnoteReference"/>
+        </w:rPr>
+        <w:footnoteReference w:id="5"/>
+      </w:r>
+    </w:p>
+    <w:p>
+      <w:pPr>
+        <w:numPr>
+          <w:ilvl w:val="4"/>
+          <w:numId w:val="36"/>
+        </w:numPr>
+        <w:rPr>
+          <w:lang w:val="en-AU"/>
+        </w:rPr>
+      </w:pPr>
+      <w:r>
+        <w:rPr>
+          <w:b/>
+          <w:bCs/>
+          <w:lang w:val="en-AU"/>
+        </w:rPr>
+        <w:t>T</w:t>
+      </w:r>
+      <w:r>
+        <w:rPr>
+          <w:lang w:val="en-AU"/>
+        </w:rPr>
+        <w:t xml:space="preserve">ransshipment hubs </w:t>
+      </w:r>
+      <w:r>
+        <w:rPr>
+          <w:lang w:val="en-AU"/>
+        </w:rPr>
+        <w:t xml:space="preserve">can </w:t>
+      </w:r>
+      <w:r>
+        <w:rPr>
+          <w:lang w:val="en-AU"/>
+        </w:rPr>
+        <w:t>become</w:t>
+      </w:r>
+      <w:r>
+        <w:rPr>
+          <w:lang w:val="en-AU"/>
+        </w:rPr>
+        <w:t xml:space="preserve"> </w:t>
+      </w:r>
+      <w:r>
+        <w:rPr>
+          <w:lang w:val="en-AU"/>
+        </w:rPr>
+        <w:t xml:space="preserve">geopolitical </w:t>
+      </w:r>
+      <w:r>
+        <w:rPr>
+          <w:lang w:val="en-AU"/>
+        </w:rPr>
+        <w:t xml:space="preserve">"shock absorbers." When the Red Sea was disrupted, hubs like </w:t>
+      </w:r>
+      <w:r>
+        <w:rPr>
+          <w:lang w:val="en-AU"/>
+        </w:rPr>
+        <w:t>Tanjung Pelepas (Malaysia) and Colombo (Sri Lanka)</w:t>
+      </w:r>
+      <w:r>
+        <w:rPr>
+          <w:lang w:val="en-AU"/>
+        </w:rPr>
+        <w:t xml:space="preserve"> saw surges in volume as ships rerouted, capturing revenue that would have otherwise gone to Middle Eastern ports.</w:t>
+      </w:r>
+    </w:p>
+    <w:p>
+      <w:pPr>
+        <w:pStyle w:val="ListParagraph"/>
+        <w:numPr>
+          <w:ilvl w:val="3"/>
+          <w:numId w:val="36"/>
+        </w:numPr>
+        <w:rPr>
+          <w:lang w:val="en-AU"/>
+        </w:rPr>
+      </w:pPr>
+      <w:r>
+        <w:rPr>
+          <w:lang w:val="en-AU"/>
+        </w:rPr>
+        <w:t>Several nations have successfully built their entire economic identities around these hubs.</w:t>
+      </w:r>
+    </w:p>
+    <w:p>
+      <w:pPr>
+        <w:pStyle w:val="ListParagraph"/>
+        <w:numPr>
+          <w:ilvl w:val="4"/>
+          <w:numId w:val="36"/>
+        </w:numPr>
+        <w:rPr>
+          <w:lang w:val="en-AU"/>
+        </w:rPr>
+      </w:pPr>
+      <w:r>
+        <w:rPr>
+          <w:lang w:val="en-AU"/>
+        </w:rPr>
+        <w:t>Singapore remains the world’s premier transshipment hub. In 2025, it handled a record 44.7 million TEUs (Twenty-foot Equivalent Units), with roughly 85–90% of that volume being transshipment (cargo moved from one ship to another rather than staying in the country).</w:t>
+      </w:r>
+    </w:p>
+    <w:p>
+      <w:pPr>
+        <w:numPr>
+          <w:ilvl w:val="4"/>
+          <w:numId w:val="36"/>
+        </w:numPr>
+        <w:rPr>
+          <w:lang w:val="en-AU"/>
+        </w:rPr>
+      </w:pPr>
+      <w:r>
+        <w:rPr>
+          <w:lang w:val="en-AU"/>
+        </w:rPr>
+        <w:t>The maritime sector contributed to the creation of over 15,700 new jobs in Singapore, with two-thirds of those being high-paying professional roles.</w:t>
+      </w:r>
+      <w:r>
+        <w:rPr>
+          <w:lang w:val="en-AU"/>
+        </w:rPr>
+        <w:t xml:space="preserve"> </w:t>
+      </w:r>
+    </w:p>
+    <w:p>
+      <w:pPr>
+        <w:numPr>
+          <w:ilvl w:val="4"/>
+          <w:numId w:val="36"/>
+        </w:numPr>
+        <w:rPr>
+          <w:lang w:val="en-AU"/>
+        </w:rPr>
+      </w:pPr>
+      <w:r>
+        <w:rPr>
+          <w:lang w:val="en-AU"/>
+        </w:rPr>
+        <w:t>Malaysia’s Port of Tanjung Pelepas has recently capitalised on geopolitical trade issues. Through offering lower costs than Singapore and capturing the "Red Sea Diversion" traffic, Malaysia elevated its status to the 13th largest port in the world, significantly boosting its national GDP.</w:t>
+      </w:r>
+    </w:p>
+    <w:p>
+      <w:pPr>
+        <w:numPr>
+          <w:ilvl w:val="3"/>
+          <w:numId w:val="36"/>
+        </w:numPr>
+        <w:rPr>
+          <w:lang w:val="en-AU"/>
+        </w:rPr>
+      </w:pPr>
+      <w:r>
+        <w:rPr>
+          <w:lang w:val="en-AU"/>
+        </w:rPr>
+        <w:lastRenderedPageBreak/>
+        <w:t xml:space="preserve">Panama has leveraged its canal to become a </w:t>
+      </w:r>
+      <w:r>
+        <w:rPr>
+          <w:lang w:val="en-AU"/>
+        </w:rPr>
+        <w:t>l</w:t>
+      </w:r>
+      <w:r>
+        <w:rPr>
+          <w:lang w:val="en-AU"/>
+        </w:rPr>
+        <w:t xml:space="preserve">ogistics </w:t>
+      </w:r>
+      <w:r>
+        <w:rPr>
+          <w:lang w:val="en-AU"/>
+        </w:rPr>
+        <w:t xml:space="preserve">centre of excellent through its </w:t>
+      </w:r>
+      <w:r>
+        <w:rPr>
+          <w:lang w:val="en-AU"/>
+        </w:rPr>
+        <w:t>"Multinational Company Headquarters"</w:t>
+      </w:r>
+      <w:r>
+        <w:rPr>
+          <w:lang w:val="en-AU"/>
+        </w:rPr>
+        <w:t xml:space="preserve"> </w:t>
+      </w:r>
+      <w:r>
+        <w:t>(SEM)</w:t>
+      </w:r>
+      <w:r>
+        <w:rPr>
+          <w:lang w:val="en-AU"/>
+        </w:rPr>
+        <w:t xml:space="preserve"> regime</w:t>
+      </w:r>
+      <w:r>
+        <w:rPr>
+          <w:lang w:val="en-AU"/>
+        </w:rPr>
+        <w:t>.</w:t>
+      </w:r>
+    </w:p>
+    <w:p>
+      <w:pPr>
+        <w:numPr>
+          <w:ilvl w:val="4"/>
+          <w:numId w:val="36"/>
+        </w:numPr>
+        <w:rPr>
+          <w:lang w:val="en-AU"/>
+        </w:rPr>
+      </w:pPr>
+      <w:r>
+        <w:t xml:space="preserve">A Multinational Company Headquarters (SEM) is a corporate entity that coordinates and manages regional operations for a given multinational company. </w:t>
+      </w:r>
+    </w:p>
+    <w:p>
+      <w:pPr>
+        <w:numPr>
+          <w:ilvl w:val="4"/>
+          <w:numId w:val="36"/>
+        </w:numPr>
+        <w:rPr>
+          <w:lang w:val="en-AU"/>
+        </w:rPr>
+      </w:pPr>
+      <w:r>
+        <w:t>In Panama, the SEM regime was designed to attract global companies, facilitating their integration at the regional level under a solid and beneficial legal framework.</w:t>
+      </w:r>
+      <w:r>
+        <w:t xml:space="preserve"> </w:t>
+      </w:r>
+    </w:p>
+    <w:p>
+      <w:pPr>
+        <w:numPr>
+          <w:ilvl w:val="4"/>
+          <w:numId w:val="36"/>
+        </w:numPr>
+      </w:pPr>
+      <w:r>
+        <w:t>For your company to operate as an SEM, it is essential to meet the following requirements:</w:t>
+      </w:r>
+      <w:r>
+        <w:rPr>
+          <w:rStyle w:val="FootnoteReference"/>
+        </w:rPr>
+        <w:footnoteReference w:id="6"/>
+      </w:r>
+    </w:p>
+    <w:p>
+      <w:pPr>
+        <w:numPr>
+          <w:ilvl w:val="5"/>
+          <w:numId w:val="36"/>
+        </w:numPr>
+      </w:pPr>
+      <w:r>
+        <w:t>Provide evidence that your multinational company operates in at least two countries other than the one in which it is headquartered.</w:t>
+      </w:r>
+    </w:p>
+    <w:p>
+      <w:pPr>
+        <w:numPr>
+          <w:ilvl w:val="5"/>
+          <w:numId w:val="36"/>
+        </w:numPr>
+      </w:pPr>
+      <w:r>
+        <w:t>Explain the activities you will carry out in Panama and how these contribute to the development of regional operations.</w:t>
+      </w:r>
+    </w:p>
+    <w:p>
+      <w:pPr>
+        <w:numPr>
+          <w:ilvl w:val="5"/>
+          <w:numId w:val="36"/>
+        </w:numPr>
+      </w:pPr>
+      <w:r>
+        <w:t>Prove a company's minimum equity (generally, this is several million dollars).</w:t>
+      </w:r>
+    </w:p>
+    <w:p>
+      <w:pPr>
+        <w:numPr>
+          <w:ilvl w:val="5"/>
+          <w:numId w:val="36"/>
+        </w:numPr>
+      </w:pPr>
+      <w:r>
+        <w:t>Demonstrate contracts or investment plans that justify your interest in the SEM regime.</w:t>
+      </w:r>
+    </w:p>
+    <w:p>
+      <w:pPr>
+        <w:numPr>
+          <w:ilvl w:val="5"/>
+          <w:numId w:val="36"/>
+        </w:numPr>
+      </w:pPr>
+      <w:r>
+        <w:t>Ensure the hiring of local employees and the training of human talent in Panama.</w:t>
+      </w:r>
+    </w:p>
+    <w:p>
+      <w:pPr>
+        <w:numPr>
+          <w:ilvl w:val="4"/>
+          <w:numId w:val="36"/>
+        </w:numPr>
+        <w:rPr>
+          <w:lang w:val="en-AU"/>
+        </w:rPr>
+      </w:pPr>
+      <w:r>
+        <w:rPr>
+          <w:lang w:val="en-AU"/>
+        </w:rPr>
+        <w:t>Panama has created over 10,000 jobs directly linked to the logistics and hub activity surrounding the canal.</w:t>
+      </w:r>
+    </w:p>
+    <w:p>
+      <w:pPr>
+        <w:pStyle w:val="ListParagraph"/>
+        <w:numPr>
+          <w:ilvl w:val="3"/>
+          <w:numId w:val="36"/>
+        </w:numPr>
+      </w:pPr>
+      <w:r>
+        <w:t>The Malakal Commercial Port is the main commercial port of Palau</w:t>
+      </w:r>
+      <w:r>
+        <w:t xml:space="preserve"> but would need expanded or an alternative location developed. </w:t>
+      </w:r>
+      <w:r>
+        <w:t>The maximum draft</w:t>
+      </w:r>
+      <w:r>
+        <w:t xml:space="preserve"> </w:t>
+      </w:r>
+      <w:r>
+        <w:t>the p</w:t>
+      </w:r>
+      <w:r>
+        <w:t xml:space="preserve">ort can accommodate </w:t>
+      </w:r>
+      <w:r>
+        <w:t xml:space="preserve">are </w:t>
+      </w:r>
+      <w:r>
+        <w:t xml:space="preserve">vessels </w:t>
+      </w:r>
+      <w:r>
+        <w:t>less than</w:t>
+      </w:r>
+      <w:r>
+        <w:t xml:space="preserve"> 7.2 meters.</w:t>
+      </w:r>
+      <w:r>
+        <w:rPr>
+          <w:rStyle w:val="FootnoteReference"/>
+        </w:rPr>
+        <w:footnoteReference w:id="7"/>
+      </w:r>
+      <w:r>
+        <w:t xml:space="preserve"> The largest vessel that has come alongside of the Malakal Commercial Port </w:t>
+      </w:r>
+      <w:r>
+        <w:t xml:space="preserve">had a </w:t>
+      </w:r>
+      <w:r>
+        <w:t>maximum draft of 6.6 meters.</w:t>
+      </w:r>
+      <w:r>
+        <w:t xml:space="preserve"> </w:t>
+      </w:r>
+    </w:p>
+    <w:p>
+      <w:r>
+        <w:lastRenderedPageBreak/>
+        <w:drawing>
+          <wp:inline distT="0" distB="0" distL="0" distR="0" wp14:anchorId="288751E4" wp14:editId="73DEF94D">
+            <wp:extent cx="5731510" cy="3564890"/>
+            <wp:effectExtent l="0" t="0" r="2540" b="0"/>
+            <wp:docPr id="648607994" name="Picture 1"/>
+            <wp:cNvGraphicFramePr>
+              <a:graphicFrameLocks xmlns:a="http://schemas.openxmlformats.org/drawingml/2006/main" noChangeAspect="1"/>
+            </wp:cNvGraphicFramePr>
+            <a:graphic xmlns:a="http://schemas.openxmlformats.org/drawingml/2006/main">
+              <a:graphicData uri="http://schemas.openxmlformats.org/drawingml/2006/picture">
+                <pic:pic xmlns:pic="http://schemas.openxmlformats.org/drawingml/2006/picture">
+                  <pic:nvPicPr>
+                    <pic:cNvPr id="648607994" name=""/>
+                    <pic:cNvPicPr/>
+                  </pic:nvPicPr>
+                  <pic:blipFill>
+                    <a:blip r:embed="rId8"/>
+                    <a:stretch>
+                      <a:fillRect/>
+                    </a:stretch>
+                  </pic:blipFill>
+                  <pic:spPr>
+                    <a:xfrm>
+                      <a:off x="0" y="0"/>
+                      <a:ext cx="5731510" cy="3564890"/>
+                    </a:xfrm>
+                    <a:prstGeom prst="rect">
+                      <a:avLst/>
+                    </a:prstGeom>
+                  </pic:spPr>
+                </pic:pic>
+              </a:graphicData>
+            </a:graphic>
+          </wp:inline>
+        </w:drawing>
+      </w:r>
+    </w:p>
+    <w:p>
+      <w:pPr>
+        <w:pStyle w:val="ListParagraph"/>
+        <w:numPr>
+          <w:ilvl w:val="3"/>
+          <w:numId w:val="36"/>
+        </w:numPr>
+        <w:rPr>
+          <w:lang w:val="en-AU"/>
+        </w:rPr>
+      </w:pPr>
+      <w:r>
+        <w:rPr>
+          <w:lang w:val="en-AU"/>
+        </w:rPr>
+        <w:t xml:space="preserve">For Palau, the "value" </w:t>
+      </w:r>
+      <w:r>
+        <w:rPr>
+          <w:lang w:val="en-AU"/>
+        </w:rPr>
+        <w:t xml:space="preserve">of engaging in this Blue Economy industry </w:t>
+      </w:r>
+      <w:r>
+        <w:rPr>
+          <w:lang w:val="en-AU"/>
+        </w:rPr>
+        <w:t>is</w:t>
+      </w:r>
+      <w:r>
+        <w:rPr>
+          <w:lang w:val="en-AU"/>
+        </w:rPr>
+        <w:t xml:space="preserve"> </w:t>
+      </w:r>
+      <w:r>
+        <w:rPr>
+          <w:lang w:val="en-AU"/>
+        </w:rPr>
+        <w:t>n</w:t>
+      </w:r>
+      <w:r>
+        <w:rPr>
+          <w:lang w:val="en-AU"/>
+        </w:rPr>
+        <w:t>o</w:t>
+      </w:r>
+      <w:r>
+        <w:rPr>
+          <w:lang w:val="en-AU"/>
+        </w:rPr>
+        <w:t xml:space="preserve">t in competing with Singapore, but in becoming a </w:t>
+      </w:r>
+      <w:r>
+        <w:rPr>
+          <w:lang w:val="en-AU"/>
+        </w:rPr>
+        <w:t>"Feeder Hub"</w:t>
+      </w:r>
+      <w:r>
+        <w:rPr>
+          <w:lang w:val="en-AU"/>
+        </w:rPr>
+        <w:t xml:space="preserve">: </w:t>
+      </w:r>
+      <w:r>
+        <w:rPr>
+          <w:lang w:val="en-AU"/>
+        </w:rPr>
+        <w:t>consolidating regional cargo from neighbo</w:t>
+      </w:r>
+      <w:r>
+        <w:rPr>
+          <w:lang w:val="en-AU"/>
+        </w:rPr>
+        <w:t>u</w:t>
+      </w:r>
+      <w:r>
+        <w:rPr>
+          <w:lang w:val="en-AU"/>
+        </w:rPr>
+        <w:t xml:space="preserve">ring </w:t>
+      </w:r>
+      <w:r>
+        <w:rPr>
+          <w:lang w:val="en-AU"/>
+        </w:rPr>
+        <w:t>countries</w:t>
+      </w:r>
+      <w:r>
+        <w:rPr>
+          <w:lang w:val="en-AU"/>
+        </w:rPr>
+        <w:t xml:space="preserve"> into larger ships, reducing the cost of imports for </w:t>
+      </w:r>
+      <w:r>
+        <w:rPr>
+          <w:lang w:val="en-AU"/>
+        </w:rPr>
+        <w:t>Palauans</w:t>
+      </w:r>
+      <w:r>
+        <w:rPr>
+          <w:lang w:val="en-AU"/>
+        </w:rPr>
+        <w:t xml:space="preserve"> </w:t>
+      </w:r>
+      <w:r>
+        <w:rPr>
+          <w:lang w:val="en-AU"/>
+        </w:rPr>
+        <w:t>and building on their geopolitical advantages</w:t>
+      </w:r>
+      <w:r>
+        <w:rPr>
+          <w:lang w:val="en-AU"/>
+        </w:rPr>
+        <w:t>.</w:t>
+      </w:r>
+    </w:p>
+    <w:p>
+      <w:pPr>
+        <w:ind w:left="1080"/>
       </w:pPr>
     </w:p>
     <w:p>
@@ -5192,14 +6427,31 @@
           <w:ilvl w:val="0"/>
           <w:numId w:val="37"/>
         </w:numPr>
-        <w:tabs>
-          <w:tab w:val="clear" w:pos="720"/>
-          <w:tab w:val="num" w:pos="1080"/>
-        </w:tabs>
-        <w:ind w:left="1080"/>
-      </w:pPr>
-      <w:r>
-        <w:t>Specialised marine warehousing and cold chain logistics </w:t>
+        <w:rPr>
+          <w:b/>
+          <w:bCs/>
+        </w:rPr>
+      </w:pPr>
+      <w:r>
+        <w:rPr>
+          <w:b/>
+          <w:bCs/>
+        </w:rPr>
+        <w:t>Specialised marine warehousing and cold</w:t>
+      </w:r>
+      <w:r>
+        <w:rPr>
+          <w:b/>
+          <w:bCs/>
+        </w:rPr>
+        <w:t>-</w:t>
+      </w:r>
+      <w:r>
+        <w:rPr>
+          <w:b/>
+          <w:bCs/>
+        </w:rPr>
+        <w:t>chain logistics </w:t>
       </w:r>
     </w:p>
     <w:p>
@@ -5209,6 +6461,388 @@
           <w:numId w:val="37"/>
         </w:numPr>
       </w:pPr>
+      <w:r>
+        <w:t xml:space="preserve">Building on an expanded </w:t>
+      </w:r>
+      <w:r>
+        <w:t>containerisation and port capacity, s</w:t>
+      </w:r>
+      <w:r>
+        <w:t>pecialised marine warehousing and cold chain logistics</w:t>
+      </w:r>
+      <w:r>
+        <w:t xml:space="preserve"> focuses on developing v</w:t>
+      </w:r>
+      <w:r>
+        <w:t>alue-</w:t>
+      </w:r>
+      <w:r>
+        <w:t>a</w:t>
+      </w:r>
+      <w:r>
+        <w:t>dded services</w:t>
+      </w:r>
+      <w:r>
+        <w:t xml:space="preserve">, like </w:t>
+      </w:r>
+      <w:r>
+        <w:t>climate-controlled warehousing for high-value marine exports (biotech samples and premium sashimi-grade tuna)</w:t>
+      </w:r>
+      <w:r>
+        <w:t>.</w:t>
+      </w:r>
+    </w:p>
+    <w:p>
+      <w:pPr>
+        <w:pStyle w:val="ListParagraph"/>
+        <w:numPr>
+          <w:ilvl w:val="1"/>
+          <w:numId w:val="37"/>
+        </w:numPr>
+      </w:pPr>
+      <w:r>
+        <w:t>This industry expansion builds up</w:t>
+      </w:r>
+      <w:r>
+        <w:t xml:space="preserve"> Palau's central location between Southeast Asia and the US territories to act as a "Boutique Logistics Center" for temperature-sensitive marine products.</w:t>
+      </w:r>
+    </w:p>
+    <w:p>
+      <w:pPr>
+        <w:pStyle w:val="ListParagraph"/>
+        <w:ind w:left="1800"/>
+      </w:pPr>
+    </w:p>
+    <w:p>
+      <w:pPr>
+        <w:pStyle w:val="ListParagraph"/>
+        <w:numPr>
+          <w:ilvl w:val="1"/>
+          <w:numId w:val="37"/>
+        </w:numPr>
+      </w:pPr>
+      <w:r>
+        <w:t>Developing s</w:t>
+      </w:r>
+      <w:r>
+        <w:t>pecialised marine warehousing and cold chain logistics </w:t>
+      </w:r>
+      <w:r>
+        <w:t xml:space="preserve">builds on </w:t>
+      </w:r>
+      <w:r>
+        <w:rPr>
+          <w:lang w:val="en-AU"/>
+        </w:rPr>
+        <w:t xml:space="preserve">consumer demand </w:t>
+      </w:r>
+      <w:r>
+        <w:rPr>
+          <w:lang w:val="en-AU"/>
+        </w:rPr>
+        <w:t>for</w:t>
+      </w:r>
+      <w:r>
+        <w:rPr>
+          <w:lang w:val="en-AU"/>
+        </w:rPr>
+        <w:t xml:space="preserve"> fresh, high-value seafood and pharmaceutical products</w:t>
+      </w:r>
+      <w:r>
+        <w:rPr>
+          <w:lang w:val="en-AU"/>
+        </w:rPr>
+        <w:t xml:space="preserve"> and complements the development of a domestic tuna fisheries industry. </w:t>
+      </w:r>
+    </w:p>
+    <w:p>
+      <w:pPr>
+        <w:pStyle w:val="ListParagraph"/>
+      </w:pPr>
+    </w:p>
+    <w:p>
+      <w:pPr>
+        <w:pStyle w:val="ListParagraph"/>
+        <w:numPr>
+          <w:ilvl w:val="1"/>
+          <w:numId w:val="37"/>
+        </w:numPr>
+      </w:pPr>
+      <w:r>
+        <w:rPr>
+          <w:lang w:val="en-AU"/>
+        </w:rPr>
+        <w:lastRenderedPageBreak/>
+        <w:t>Specialised f</w:t>
+      </w:r>
+      <w:r>
+        <w:rPr>
+          <w:lang w:val="en-AU"/>
+        </w:rPr>
+        <w:t>acilities represent the difference between selling a low-value commodity (like canned fish) and a premium export (like sashimi-grade tuna).</w:t>
+      </w:r>
+    </w:p>
+    <w:p>
+      <w:pPr>
+        <w:pStyle w:val="ListParagraph"/>
+      </w:pPr>
+    </w:p>
+    <w:p>
+      <w:pPr>
+        <w:pStyle w:val="ListParagraph"/>
+        <w:numPr>
+          <w:ilvl w:val="2"/>
+          <w:numId w:val="37"/>
+        </w:numPr>
+      </w:pPr>
+      <w:r>
+        <w:rPr>
+          <w:lang w:val="en-AU"/>
+        </w:rPr>
+        <w:t>Sashimi-grade tuna maintained at -60°C in speciali</w:t>
+      </w:r>
+      <w:r>
+        <w:rPr>
+          <w:lang w:val="en-AU"/>
+        </w:rPr>
+        <w:t>s</w:t>
+      </w:r>
+      <w:r>
+        <w:rPr>
+          <w:lang w:val="en-AU"/>
+        </w:rPr>
+        <w:t>ed ultra-low temperature (ULT) warehouses can command prices 3 to 5 times higher than standard frozen tuna.</w:t>
+      </w:r>
+    </w:p>
+    <w:p>
+      <w:pPr>
+        <w:pStyle w:val="ListParagraph"/>
+        <w:ind w:left="2520"/>
+      </w:pPr>
+    </w:p>
+    <w:p>
+      <w:pPr>
+        <w:pStyle w:val="ListParagraph"/>
+        <w:numPr>
+          <w:ilvl w:val="2"/>
+          <w:numId w:val="37"/>
+        </w:numPr>
+      </w:pPr>
+      <w:r>
+        <w:rPr>
+          <w:lang w:val="en-AU"/>
+        </w:rPr>
+        <w:t xml:space="preserve">Warehousing allows countries to store high-value marine bioproducts or frozen stock </w:t>
+      </w:r>
+      <w:r>
+        <w:rPr>
+          <w:lang w:val="en-AU"/>
+        </w:rPr>
+        <w:t xml:space="preserve">to be sold counter-cyclically. Unlike fresh tuna, which needs sold regardless of the current market price, </w:t>
+      </w:r>
+      <w:r>
+        <w:rPr>
+          <w:lang w:val="en-AU"/>
+        </w:rPr>
+        <w:t>cold-chain logistics could maximise the sale value of the product through selling during periods of high prices only</w:t>
+      </w:r>
+      <w:r>
+        <w:rPr>
+          <w:lang w:val="en-AU"/>
+        </w:rPr>
+        <w:t>.</w:t>
+      </w:r>
+    </w:p>
+    <w:p>
+      <w:pPr>
+        <w:numPr>
+          <w:ilvl w:val="1"/>
+          <w:numId w:val="37"/>
+        </w:numPr>
+      </w:pPr>
+      <w:r>
+        <w:t xml:space="preserve">Vietnam and Norway have used </w:t>
+      </w:r>
+      <w:r>
+        <w:t>s</w:t>
+      </w:r>
+      <w:r>
+        <w:t>pecialised marine warehousing and cold chain logistics</w:t>
+      </w:r>
+      <w:r>
+        <w:t xml:space="preserve"> to maximise the value of their domestic fisheries.</w:t>
+      </w:r>
+    </w:p>
+    <w:p>
+      <w:pPr>
+        <w:numPr>
+          <w:ilvl w:val="2"/>
+          <w:numId w:val="37"/>
+        </w:numPr>
+      </w:pPr>
+      <w:r>
+        <w:t xml:space="preserve">Vietnam’s </w:t>
+      </w:r>
+      <w:r>
+        <w:t>New Era Cold Storage Joint Stock Company (NECS)</w:t>
+      </w:r>
+      <w:r>
+        <w:rPr>
+          <w:rStyle w:val="FootnoteReference"/>
+        </w:rPr>
+        <w:footnoteReference w:id="8"/>
+      </w:r>
+      <w:r>
+        <w:t xml:space="preserve"> opened in 2022, and ensuring it</w:t>
+      </w:r>
+      <w:r>
+        <w:t xml:space="preserve">s facilities where both state-of-the-art technologically, but also its processes met international quality-assurance standards for the European Union, China and the United States. </w:t>
+      </w:r>
+    </w:p>
+    <w:p>
+      <w:pPr>
+        <w:numPr>
+          <w:ilvl w:val="2"/>
+          <w:numId w:val="37"/>
+        </w:numPr>
+      </w:pPr>
+      <w:r>
+        <w:t>NECS performance has been hampered by tariffs on Vietnam</w:t>
+      </w:r>
+      <w:r>
+        <w:rPr>
+          <w:rStyle w:val="FootnoteReference"/>
+        </w:rPr>
+        <w:footnoteReference w:id="9"/>
+      </w:r>
+      <w:r>
+        <w:t xml:space="preserve"> which would not apply to Palau</w:t>
+      </w:r>
+      <w:r>
+        <w:t xml:space="preserve">. Even with tariffs, its </w:t>
+      </w:r>
+      <w:r>
+        <w:t xml:space="preserve">pangasius </w:t>
+      </w:r>
+      <w:r>
+        <w:t xml:space="preserve">fish </w:t>
+      </w:r>
+      <w:r>
+        <w:t>export turnover exceeded USD 2 billion, up 9% year-on-year</w:t>
+      </w:r>
+      <w:r>
+        <w:t xml:space="preserve"> which Vietnam associates with </w:t>
+      </w:r>
+      <w:r>
+        <w:t>diversify</w:t>
+      </w:r>
+      <w:r>
+        <w:t>ing</w:t>
+      </w:r>
+      <w:r>
+        <w:t xml:space="preserve"> </w:t>
+      </w:r>
+      <w:r>
+        <w:t xml:space="preserve">its </w:t>
+      </w:r>
+      <w:r>
+        <w:t>markets, expand value-added processing, and strengthen sustainability certifications to enhance long-term competitiveness</w:t>
+      </w:r>
+      <w:r>
+        <w:t>.</w:t>
+      </w:r>
+    </w:p>
+    <w:p>
+      <w:pPr>
+        <w:numPr>
+          <w:ilvl w:val="1"/>
+          <w:numId w:val="37"/>
+        </w:numPr>
+      </w:pPr>
+      <w:r>
+        <w:rPr>
+          <w:lang w:val="en-AU"/>
+        </w:rPr>
+        <w:t>Norway</w:t>
+      </w:r>
+      <w:r>
+        <w:rPr>
+          <w:lang w:val="en-AU"/>
+        </w:rPr>
+        <w:t xml:space="preserve">’s cold-chain logistics enables it to a global leader in the salmon market, </w:t>
+      </w:r>
+      <w:r>
+        <w:rPr>
+          <w:lang w:val="en-AU"/>
+        </w:rPr>
+        <w:t>export</w:t>
+      </w:r>
+      <w:r>
+        <w:rPr>
+          <w:lang w:val="en-AU"/>
+        </w:rPr>
+        <w:t>ing</w:t>
+      </w:r>
+      <w:r>
+        <w:rPr>
+          <w:lang w:val="en-AU"/>
+        </w:rPr>
+        <w:t xml:space="preserve"> nearly </w:t>
+      </w:r>
+      <w:r>
+        <w:rPr>
+          <w:lang w:val="en-AU"/>
+        </w:rPr>
+        <w:t>$</w:t>
+      </w:r>
+      <w:r>
+        <w:rPr>
+          <w:lang w:val="en-AU"/>
+        </w:rPr>
+        <w:t>US</w:t>
+      </w:r>
+      <w:r>
+        <w:rPr>
+          <w:lang w:val="en-AU"/>
+        </w:rPr>
+        <w:t xml:space="preserve">15 billion </w:t>
+      </w:r>
+      <w:r>
+        <w:rPr>
+          <w:lang w:val="en-AU"/>
+        </w:rPr>
+        <w:t>in seafood annually</w:t>
+      </w:r>
+      <w:r>
+        <w:rPr>
+          <w:lang w:val="en-AU"/>
+        </w:rPr>
+        <w:t xml:space="preserve">. Its </w:t>
+      </w:r>
+      <w:r>
+        <w:rPr>
+          <w:lang w:val="en-AU"/>
+        </w:rPr>
+        <w:t xml:space="preserve">cold chain efficiency ensuring that "Fresh" remains </w:t>
+      </w:r>
+      <w:r>
+        <w:rPr>
+          <w:lang w:val="en-AU"/>
+        </w:rPr>
+        <w:t>its</w:t>
+      </w:r>
+      <w:r>
+        <w:rPr>
+          <w:lang w:val="en-AU"/>
+        </w:rPr>
+        <w:t xml:space="preserve"> primary—and most profitable—brand</w:t>
+      </w:r>
+      <w:r>
+        <w:rPr>
+          <w:lang w:val="en-AU"/>
+        </w:rPr>
+        <w:t>.</w:t>
+      </w:r>
     </w:p>
     <w:p>
       <w:pPr>
@@ -5221,8 +6855,16 @@
           <w:tab w:val="num" w:pos="1080"/>
         </w:tabs>
         <w:ind w:left="1080"/>
-      </w:pPr>
-      <w:r>
+        <w:rPr>
+          <w:b/>
+          <w:bCs/>
+        </w:rPr>
+      </w:pPr>
+      <w:r>
+        <w:rPr>
+          <w:b/>
+          <w:bCs/>
+        </w:rPr>
         <w:t>Domestic-based industrial fishing and export options</w:t>
       </w:r>
     </w:p>
@@ -5233,6 +6875,53 @@
           <w:numId w:val="38"/>
         </w:numPr>
       </w:pPr>
+      <w:r>
+        <w:t>Developing this aspect of the Blue Economy involves i</w:t>
+      </w:r>
+      <w:r>
+        <w:t>nvesting in a Palau-owned fleet</w:t>
+      </w:r>
+      <w:r>
+        <w:t xml:space="preserve"> and capitalising on Palau’s world class tuna resources. </w:t>
+      </w:r>
+    </w:p>
+    <w:p>
+      <w:pPr>
+        <w:numPr>
+          <w:ilvl w:val="2"/>
+          <w:numId w:val="38"/>
+        </w:numPr>
+      </w:pPr>
+      <w:r>
+        <w:lastRenderedPageBreak/>
+        <w:t xml:space="preserve">Developing this industry means also preserving a large proportion of the </w:t>
+      </w:r>
+      <w:r>
+        <w:t>Palau National Marine Sanctuary</w:t>
+      </w:r>
+      <w:r>
+        <w:t>, opening a component for domestic-based tuna fishing, along the lines advised by SPC in our recent work.</w:t>
+      </w:r>
+    </w:p>
+    <w:p>
+      <w:pPr>
+        <w:numPr>
+          <w:ilvl w:val="2"/>
+          <w:numId w:val="38"/>
+        </w:numPr>
+      </w:pPr>
+      <w:r>
+        <w:t xml:space="preserve">In addition to a fleet, Palau would invest in a centralised processing facility and focus on processing high-end tuna for the </w:t>
+      </w:r>
+      <w:r>
+        <w:t>Japan</w:t>
+      </w:r>
+      <w:r>
+        <w:t>ese</w:t>
+      </w:r>
+      <w:r>
+        <w:t xml:space="preserve"> and European markets.</w:t>
+      </w:r>
     </w:p>
     <w:p>
       <w:pPr>
@@ -5243,15 +6932,7 @@
         </w:numPr>
       </w:pPr>
       <w:r>
-        <w:t xml:space="preserve">The choice of which marine-based industry(s) </w:t>
-      </w:r>
-      <w:proofErr w:type="spellStart"/>
-      <w:r>
-        <w:t>Palua</w:t>
-      </w:r>
-      <w:proofErr w:type="spellEnd"/>
-      <w:r>
-        <w:t xml:space="preserve"> would like to advance is a policy choice partly shaped by its existing resource endowment and technological capacity, and partly reflecting its view on </w:t>
+        <w:t xml:space="preserve">The choice of which marine-based industry(s) Palua would like to advance is a policy choice partly shaped by its existing resource endowment and technological capacity, and partly reflecting its view on </w:t>
       </w:r>
       <w:r>
         <w:rPr>
@@ -5373,7 +7054,7 @@
                 <w:lang w:eastAsia="en-AU"/>
                 <w14:ligatures w14:val="none"/>
               </w:rPr>
-              <w:footnoteReference w:id="2"/>
+              <w:footnoteReference w:id="10"/>
             </w:r>
           </w:p>
         </w:tc>
@@ -12832,31 +14513,7 @@
                 <w:lang w:eastAsia="en-AU"/>
                 <w14:ligatures w14:val="none"/>
               </w:rPr>
-              <w:t xml:space="preserve">        National </w:t>
-            </w:r>
-            <w:proofErr w:type="spellStart"/>
-            <w:r>
-              <w:rPr>
-                <w:rFonts w:ascii="Arial" w:eastAsia="Times New Roman" w:hAnsi="Arial" w:cs="Arial"/>
-                <w:kern w:val="0"/>
-                <w:sz w:val="14"/>
-                <w:szCs w:val="14"/>
-                <w:lang w:eastAsia="en-AU"/>
-                <w14:ligatures w14:val="none"/>
-              </w:rPr>
-              <w:t>defense</w:t>
-            </w:r>
-            <w:proofErr w:type="spellEnd"/>
-            <w:r>
-              <w:rPr>
-                <w:rFonts w:ascii="Arial" w:eastAsia="Times New Roman" w:hAnsi="Arial" w:cs="Arial"/>
-                <w:kern w:val="0"/>
-                <w:sz w:val="14"/>
-                <w:szCs w:val="14"/>
-                <w:lang w:eastAsia="en-AU"/>
-                <w14:ligatures w14:val="none"/>
-              </w:rPr>
-              <w:t xml:space="preserve"> research and development (R&amp;D)</w:t>
+              <w:t xml:space="preserve">        National defense research and development (R&amp;D)</w:t>
             </w:r>
           </w:p>
         </w:tc>
@@ -14272,31 +15929,7 @@
                 <w:lang w:eastAsia="en-AU"/>
                 <w14:ligatures w14:val="none"/>
               </w:rPr>
-              <w:t xml:space="preserve">        </w:t>
-            </w:r>
-            <w:proofErr w:type="spellStart"/>
-            <w:r>
-              <w:rPr>
-                <w:rFonts w:ascii="Arial" w:eastAsia="Times New Roman" w:hAnsi="Arial" w:cs="Arial"/>
-                <w:kern w:val="0"/>
-                <w:sz w:val="14"/>
-                <w:szCs w:val="14"/>
-                <w:lang w:eastAsia="en-AU"/>
-                <w14:ligatures w14:val="none"/>
-              </w:rPr>
-              <w:t>Nonacademic</w:t>
-            </w:r>
-            <w:proofErr w:type="spellEnd"/>
-            <w:r>
-              <w:rPr>
-                <w:rFonts w:ascii="Arial" w:eastAsia="Times New Roman" w:hAnsi="Arial" w:cs="Arial"/>
-                <w:kern w:val="0"/>
-                <w:sz w:val="14"/>
-                <w:szCs w:val="14"/>
-                <w:lang w:eastAsia="en-AU"/>
-                <w14:ligatures w14:val="none"/>
-              </w:rPr>
-              <w:t xml:space="preserve"> R&amp;D</w:t>
+              <w:t xml:space="preserve">        Nonacademic R&amp;D</w:t>
             </w:r>
           </w:p>
         </w:tc>
@@ -39106,31 +40739,7 @@
                 <w:lang w:eastAsia="en-AU"/>
                 <w14:ligatures w14:val="none"/>
               </w:rPr>
-              <w:t xml:space="preserve">    National </w:t>
-            </w:r>
-            <w:proofErr w:type="spellStart"/>
-            <w:r>
-              <w:rPr>
-                <w:rFonts w:ascii="Arial" w:eastAsia="Times New Roman" w:hAnsi="Arial" w:cs="Arial"/>
-                <w:kern w:val="0"/>
-                <w:sz w:val="14"/>
-                <w:szCs w:val="14"/>
-                <w:lang w:eastAsia="en-AU"/>
-                <w14:ligatures w14:val="none"/>
-              </w:rPr>
-              <w:t>defense</w:t>
-            </w:r>
-            <w:proofErr w:type="spellEnd"/>
-            <w:r>
-              <w:rPr>
-                <w:rFonts w:ascii="Arial" w:eastAsia="Times New Roman" w:hAnsi="Arial" w:cs="Arial"/>
-                <w:kern w:val="0"/>
-                <w:sz w:val="14"/>
-                <w:szCs w:val="14"/>
-                <w:lang w:eastAsia="en-AU"/>
-                <w14:ligatures w14:val="none"/>
-              </w:rPr>
-              <w:t xml:space="preserve"> and public administration</w:t>
+              <w:t xml:space="preserve">    National defense and public administration</w:t>
             </w:r>
           </w:p>
         </w:tc>
@@ -39602,31 +41211,7 @@
                 <w:lang w:eastAsia="en-AU"/>
                 <w14:ligatures w14:val="none"/>
               </w:rPr>
-              <w:t xml:space="preserve">      National </w:t>
-            </w:r>
-            <w:proofErr w:type="spellStart"/>
-            <w:r>
-              <w:rPr>
-                <w:rFonts w:ascii="Arial" w:eastAsia="Times New Roman" w:hAnsi="Arial" w:cs="Arial"/>
-                <w:kern w:val="0"/>
-                <w:sz w:val="14"/>
-                <w:szCs w:val="14"/>
-                <w:lang w:eastAsia="en-AU"/>
-                <w14:ligatures w14:val="none"/>
-              </w:rPr>
-              <w:t>defense</w:t>
-            </w:r>
-            <w:proofErr w:type="spellEnd"/>
-            <w:r>
-              <w:rPr>
-                <w:rFonts w:ascii="Arial" w:eastAsia="Times New Roman" w:hAnsi="Arial" w:cs="Arial"/>
-                <w:kern w:val="0"/>
-                <w:sz w:val="14"/>
-                <w:szCs w:val="14"/>
-                <w:lang w:eastAsia="en-AU"/>
-                <w14:ligatures w14:val="none"/>
-              </w:rPr>
-              <w:t xml:space="preserve"> and coast guard</w:t>
+              <w:t xml:space="preserve">      National defense and coast guard</w:t>
             </w:r>
           </w:p>
         </w:tc>
@@ -41327,31 +42912,7 @@
                 <w:lang w:eastAsia="en-AU"/>
                 <w14:ligatures w14:val="none"/>
               </w:rPr>
-              <w:t xml:space="preserve">5. Consists of swimming, </w:t>
-            </w:r>
-            <w:proofErr w:type="spellStart"/>
-            <w:r>
-              <w:rPr>
-                <w:rFonts w:ascii="Arial" w:eastAsia="Times New Roman" w:hAnsi="Arial" w:cs="Arial"/>
-                <w:kern w:val="0"/>
-                <w:sz w:val="14"/>
-                <w:szCs w:val="14"/>
-                <w:lang w:eastAsia="en-AU"/>
-                <w14:ligatures w14:val="none"/>
-              </w:rPr>
-              <w:t>snorkeling</w:t>
-            </w:r>
-            <w:proofErr w:type="spellEnd"/>
-            <w:r>
-              <w:rPr>
-                <w:rFonts w:ascii="Arial" w:eastAsia="Times New Roman" w:hAnsi="Arial" w:cs="Arial"/>
-                <w:kern w:val="0"/>
-                <w:sz w:val="14"/>
-                <w:szCs w:val="14"/>
-                <w:lang w:eastAsia="en-AU"/>
-                <w14:ligatures w14:val="none"/>
-              </w:rPr>
-              <w:t>, scuba diving, surfing, and related water activities.</w:t>
+              <w:t>5. Consists of swimming, snorkeling, scuba diving, surfing, and related water activities.</w:t>
             </w:r>
           </w:p>
         </w:tc>
@@ -41509,6 +43070,237 @@
         <w:t xml:space="preserve"> </w:t>
       </w:r>
       <w:hyperlink r:id="rId1" w:history="1">
+        <w:r>
+          <w:rPr>
+            <w:rStyle w:val="Hyperlink"/>
+          </w:rPr>
+          <w:t>https://www.strategicmarketresearch.com/market-report/marine-biotechnology-market</w:t>
+        </w:r>
+      </w:hyperlink>
+    </w:p>
+    <w:p>
+      <w:pPr>
+        <w:pStyle w:val="FootnoteText"/>
+        <w:rPr>
+          <w:lang w:val="en-AU"/>
+        </w:rPr>
+      </w:pPr>
+    </w:p>
+  </w:footnote>
+  <w:footnote w:id="3">
+    <w:p>
+      <w:pPr>
+        <w:pStyle w:val="FootnoteText"/>
+        <w:rPr>
+          <w:lang w:val="en-AU"/>
+        </w:rPr>
+      </w:pPr>
+      <w:r>
+        <w:rPr>
+          <w:rStyle w:val="FootnoteReference"/>
+        </w:rPr>
+        <w:footnoteRef/>
+      </w:r>
+      <w:r>
+        <w:t xml:space="preserve"> </w:t>
+      </w:r>
+      <w:hyperlink r:id="rId2" w:history="1">
+        <w:r>
+          <w:rPr>
+            <w:rStyle w:val="Hyperlink"/>
+          </w:rPr>
+          <w:t>https://pharmamar.com/en/</w:t>
+        </w:r>
+      </w:hyperlink>
+    </w:p>
+  </w:footnote>
+  <w:footnote w:id="4">
+    <w:p>
+      <w:pPr>
+        <w:pStyle w:val="FootnoteText"/>
+        <w:rPr>
+          <w:lang w:val="en-AU"/>
+        </w:rPr>
+      </w:pPr>
+      <w:r>
+        <w:rPr>
+          <w:rStyle w:val="FootnoteReference"/>
+        </w:rPr>
+        <w:footnoteRef/>
+      </w:r>
+      <w:r>
+        <w:t xml:space="preserve"> </w:t>
+      </w:r>
+      <w:hyperlink r:id="rId3" w:history="1">
+        <w:r>
+          <w:rPr>
+            <w:rStyle w:val="Hyperlink"/>
+          </w:rPr>
+          <w:t>https://www.korea.net/Government/Briefing-Room/Press-Releases/view?articleId=6543&amp;type=O</w:t>
+        </w:r>
+      </w:hyperlink>
+    </w:p>
+  </w:footnote>
+  <w:footnote w:id="5">
+    <w:p>
+      <w:pPr>
+        <w:pStyle w:val="FootnoteText"/>
+      </w:pPr>
+      <w:r>
+        <w:rPr>
+          <w:rStyle w:val="FootnoteReference"/>
+        </w:rPr>
+        <w:footnoteRef/>
+      </w:r>
+      <w:r>
+        <w:t xml:space="preserve"> </w:t>
+      </w:r>
+      <w:hyperlink r:id="rId4" w:history="1">
+        <w:r>
+          <w:rPr>
+            <w:rStyle w:val="Hyperlink"/>
+          </w:rPr>
+          <w:t>https://www.sbs.com.au/news/article/iran-toll-fees-straight-of-hormuz-explainer/s9x6yk9yc</w:t>
+        </w:r>
+      </w:hyperlink>
+    </w:p>
+    <w:p>
+      <w:pPr>
+        <w:pStyle w:val="FootnoteText"/>
+        <w:rPr>
+          <w:lang w:val="en-AU"/>
+        </w:rPr>
+      </w:pPr>
+    </w:p>
+  </w:footnote>
+  <w:footnote w:id="6">
+    <w:p>
+      <w:pPr>
+        <w:pStyle w:val="FootnoteText"/>
+        <w:rPr>
+          <w:lang w:val="en-AU"/>
+        </w:rPr>
+      </w:pPr>
+      <w:r>
+        <w:rPr>
+          <w:rStyle w:val="FootnoteReference"/>
+        </w:rPr>
+        <w:footnoteRef/>
+      </w:r>
+      <w:r>
+        <w:t xml:space="preserve"> </w:t>
+      </w:r>
+      <w:hyperlink r:id="rId5" w:history="1">
+        <w:r>
+          <w:rPr>
+            <w:rStyle w:val="Hyperlink"/>
+          </w:rPr>
+          <w:t>https://www.limitlesslegal.com/en-us/blog/how-to-set-up-your-multinational-headquarters-in-panama</w:t>
+        </w:r>
+      </w:hyperlink>
+    </w:p>
+  </w:footnote>
+  <w:footnote w:id="7">
+    <w:p>
+      <w:pPr>
+        <w:pStyle w:val="FootnoteText"/>
+        <w:rPr>
+          <w:lang w:val="en-AU"/>
+        </w:rPr>
+      </w:pPr>
+      <w:r>
+        <w:rPr>
+          <w:rStyle w:val="FootnoteReference"/>
+        </w:rPr>
+        <w:footnoteRef/>
+      </w:r>
+      <w:r>
+        <w:t xml:space="preserve"> </w:t>
+      </w:r>
+      <w:hyperlink r:id="rId6" w:history="1">
+        <w:r>
+          <w:rPr>
+            <w:rStyle w:val="Hyperlink"/>
+          </w:rPr>
+          <w:t>https://palau-data.sprep.org/system/files/PORT%20INFORMATION.pdf</w:t>
+        </w:r>
+      </w:hyperlink>
+    </w:p>
+  </w:footnote>
+  <w:footnote w:id="8">
+    <w:p>
+      <w:pPr>
+        <w:pStyle w:val="FootnoteText"/>
+        <w:rPr>
+          <w:lang w:val="en-AU"/>
+        </w:rPr>
+      </w:pPr>
+      <w:r>
+        <w:rPr>
+          <w:rStyle w:val="FootnoteReference"/>
+        </w:rPr>
+        <w:footnoteRef/>
+      </w:r>
+      <w:r>
+        <w:t xml:space="preserve"> </w:t>
+      </w:r>
+      <w:hyperlink r:id="rId7" w:history="1">
+        <w:r>
+          <w:rPr>
+            <w:rStyle w:val="Hyperlink"/>
+          </w:rPr>
+          <w:t>https://necs.vn/en/about/</w:t>
+        </w:r>
+      </w:hyperlink>
+    </w:p>
+  </w:footnote>
+  <w:footnote w:id="9">
+    <w:p>
+      <w:pPr>
+        <w:pStyle w:val="FootnoteText"/>
+      </w:pPr>
+      <w:r>
+        <w:rPr>
+          <w:rStyle w:val="FootnoteReference"/>
+        </w:rPr>
+        <w:footnoteRef/>
+      </w:r>
+      <w:r>
+        <w:t xml:space="preserve"> </w:t>
+      </w:r>
+      <w:hyperlink r:id="rId8" w:history="1">
+        <w:r>
+          <w:rPr>
+            <w:rStyle w:val="Hyperlink"/>
+          </w:rPr>
+          <w:t>https://necs.vn/en/vietnamese-pangasius-exports-surpass-usd-2-billion-in-11-months-of-2025/</w:t>
+        </w:r>
+      </w:hyperlink>
+    </w:p>
+    <w:p>
+      <w:pPr>
+        <w:pStyle w:val="FootnoteText"/>
+        <w:rPr>
+          <w:lang w:val="en-AU"/>
+        </w:rPr>
+      </w:pPr>
+    </w:p>
+  </w:footnote>
+  <w:footnote w:id="10">
+    <w:p>
+      <w:pPr>
+        <w:pStyle w:val="FootnoteText"/>
+      </w:pPr>
+      <w:r>
+        <w:rPr>
+          <w:rStyle w:val="FootnoteReference"/>
+        </w:rPr>
+        <w:footnoteRef/>
+      </w:r>
+      <w:r>
+        <w:t xml:space="preserve"> </w:t>
+      </w:r>
+      <w:hyperlink r:id="rId9" w:history="1">
         <w:r>
           <w:rPr>
             <w:rStyle w:val="Hyperlink"/>
@@ -41832,9 +43624,9 @@
       <w:lvlJc w:val="left"/>
       <w:pPr>
         <w:tabs>
-          <w:tab w:val="num" w:pos="720"/>
+          <w:tab w:val="num" w:pos="1080"/>
         </w:tabs>
-        <w:ind w:left="720" w:hanging="360"/>
+        <w:ind w:left="1080" w:hanging="360"/>
       </w:pPr>
       <w:rPr>
         <w:rFonts w:ascii="Symbol" w:hAnsi="Symbol" w:hint="default"/>
@@ -41848,25 +43640,25 @@
       <w:lvlJc w:val="left"/>
       <w:pPr>
         <w:tabs>
-          <w:tab w:val="num" w:pos="1440"/>
+          <w:tab w:val="num" w:pos="1800"/>
         </w:tabs>
-        <w:ind w:left="1440" w:hanging="360"/>
+        <w:ind w:left="1800" w:hanging="360"/>
       </w:pPr>
       <w:rPr>
         <w:rFonts w:ascii="Symbol" w:hAnsi="Symbol" w:hint="default"/>
         <w:sz w:val="20"/>
       </w:rPr>
     </w:lvl>
-    <w:lvl w:ilvl="2" w:tentative="1">
+    <w:lvl w:ilvl="2">
       <w:start w:val="1"/>
       <w:numFmt w:val="bullet"/>
       <w:lvlText w:val=""/>
       <w:lvlJc w:val="left"/>
       <w:pPr>
         <w:tabs>
-          <w:tab w:val="num" w:pos="2160"/>
+          <w:tab w:val="num" w:pos="2520"/>
         </w:tabs>
-        <w:ind w:left="2160" w:hanging="360"/>
+        <w:ind w:left="2520" w:hanging="360"/>
       </w:pPr>
       <w:rPr>
         <w:rFonts w:ascii="Symbol" w:hAnsi="Symbol" w:hint="default"/>
@@ -41880,9 +43672,9 @@
       <w:lvlJc w:val="left"/>
       <w:pPr>
         <w:tabs>
-          <w:tab w:val="num" w:pos="2880"/>
+          <w:tab w:val="num" w:pos="3240"/>
         </w:tabs>
-        <w:ind w:left="2880" w:hanging="360"/>
+        <w:ind w:left="3240" w:hanging="360"/>
       </w:pPr>
       <w:rPr>
         <w:rFonts w:ascii="Symbol" w:hAnsi="Symbol" w:hint="default"/>
@@ -41896,9 +43688,9 @@
       <w:lvlJc w:val="left"/>
       <w:pPr>
         <w:tabs>
-          <w:tab w:val="num" w:pos="3600"/>
+          <w:tab w:val="num" w:pos="3960"/>
         </w:tabs>
-        <w:ind w:left="3600" w:hanging="360"/>
+        <w:ind w:left="3960" w:hanging="360"/>
       </w:pPr>
       <w:rPr>
         <w:rFonts w:ascii="Symbol" w:hAnsi="Symbol" w:hint="default"/>
@@ -41912,9 +43704,9 @@
       <w:lvlJc w:val="left"/>
       <w:pPr>
         <w:tabs>
-          <w:tab w:val="num" w:pos="4320"/>
+          <w:tab w:val="num" w:pos="4680"/>
         </w:tabs>
-        <w:ind w:left="4320" w:hanging="360"/>
+        <w:ind w:left="4680" w:hanging="360"/>
       </w:pPr>
       <w:rPr>
         <w:rFonts w:ascii="Symbol" w:hAnsi="Symbol" w:hint="default"/>
@@ -41928,9 +43720,9 @@
       <w:lvlJc w:val="left"/>
       <w:pPr>
         <w:tabs>
-          <w:tab w:val="num" w:pos="5040"/>
+          <w:tab w:val="num" w:pos="5400"/>
         </w:tabs>
-        <w:ind w:left="5040" w:hanging="360"/>
+        <w:ind w:left="5400" w:hanging="360"/>
       </w:pPr>
       <w:rPr>
         <w:rFonts w:ascii="Symbol" w:hAnsi="Symbol" w:hint="default"/>
@@ -41944,9 +43736,9 @@
       <w:lvlJc w:val="left"/>
       <w:pPr>
         <w:tabs>
-          <w:tab w:val="num" w:pos="5760"/>
+          <w:tab w:val="num" w:pos="6120"/>
         </w:tabs>
-        <w:ind w:left="5760" w:hanging="360"/>
+        <w:ind w:left="6120" w:hanging="360"/>
       </w:pPr>
       <w:rPr>
         <w:rFonts w:ascii="Symbol" w:hAnsi="Symbol" w:hint="default"/>
@@ -41960,9 +43752,9 @@
       <w:lvlJc w:val="left"/>
       <w:pPr>
         <w:tabs>
-          <w:tab w:val="num" w:pos="6480"/>
+          <w:tab w:val="num" w:pos="6840"/>
         </w:tabs>
-        <w:ind w:left="6480" w:hanging="360"/>
+        <w:ind w:left="6840" w:hanging="360"/>
       </w:pPr>
       <w:rPr>
         <w:rFonts w:ascii="Symbol" w:hAnsi="Symbol" w:hint="default"/>
@@ -45361,7 +47153,7 @@
         <w:sz w:val="20"/>
       </w:rPr>
     </w:lvl>
-    <w:lvl w:ilvl="2" w:tentative="1">
+    <w:lvl w:ilvl="2">
       <w:start w:val="1"/>
       <w:numFmt w:val="bullet"/>
       <w:lvlText w:val=""/>
@@ -45377,7 +47169,7 @@
         <w:sz w:val="20"/>
       </w:rPr>
     </w:lvl>
-    <w:lvl w:ilvl="3" w:tentative="1">
+    <w:lvl w:ilvl="3">
       <w:start w:val="1"/>
       <w:numFmt w:val="bullet"/>
       <w:lvlText w:val=""/>
@@ -45393,7 +47185,7 @@
         <w:sz w:val="20"/>
       </w:rPr>
     </w:lvl>
-    <w:lvl w:ilvl="4" w:tentative="1">
+    <w:lvl w:ilvl="4">
       <w:start w:val="1"/>
       <w:numFmt w:val="bullet"/>
       <w:lvlText w:val=""/>
@@ -45409,7 +47201,7 @@
         <w:sz w:val="20"/>
       </w:rPr>
     </w:lvl>
-    <w:lvl w:ilvl="5" w:tentative="1">
+    <w:lvl w:ilvl="5">
       <w:start w:val="1"/>
       <w:numFmt w:val="bullet"/>
       <w:lvlText w:val=""/>
@@ -46491,7 +48283,7 @@
       <w:lvlText w:val=""/>
       <w:lvlJc w:val="left"/>
       <w:pPr>
-        <w:ind w:left="720" w:hanging="360"/>
+        <w:ind w:left="1080" w:hanging="360"/>
       </w:pPr>
       <w:rPr>
         <w:rFonts w:ascii="Symbol" w:hAnsi="Symbol" w:hint="default"/>
@@ -46503,7 +48295,7 @@
       <w:lvlText w:val="o"/>
       <w:lvlJc w:val="left"/>
       <w:pPr>
-        <w:ind w:left="1440" w:hanging="360"/>
+        <w:ind w:left="1800" w:hanging="360"/>
       </w:pPr>
       <w:rPr>
         <w:rFonts w:ascii="Courier New" w:hAnsi="Courier New" w:cs="Courier New" w:hint="default"/>
@@ -46515,7 +48307,7 @@
       <w:lvlText w:val=""/>
       <w:lvlJc w:val="left"/>
       <w:pPr>
-        <w:ind w:left="2160" w:hanging="360"/>
+        <w:ind w:left="2520" w:hanging="360"/>
       </w:pPr>
       <w:rPr>
         <w:rFonts w:ascii="Wingdings" w:hAnsi="Wingdings" w:hint="default"/>
@@ -46527,7 +48319,7 @@
       <w:lvlText w:val=""/>
       <w:lvlJc w:val="left"/>
       <w:pPr>
-        <w:ind w:left="2880" w:hanging="360"/>
+        <w:ind w:left="3240" w:hanging="360"/>
       </w:pPr>
       <w:rPr>
         <w:rFonts w:ascii="Symbol" w:hAnsi="Symbol" w:hint="default"/>
@@ -46539,7 +48331,7 @@
       <w:lvlText w:val="o"/>
       <w:lvlJc w:val="left"/>
       <w:pPr>
-        <w:ind w:left="3600" w:hanging="360"/>
+        <w:ind w:left="3960" w:hanging="360"/>
       </w:pPr>
       <w:rPr>
         <w:rFonts w:ascii="Courier New" w:hAnsi="Courier New" w:cs="Courier New" w:hint="default"/>
@@ -46551,7 +48343,7 @@
       <w:lvlText w:val=""/>
       <w:lvlJc w:val="left"/>
       <w:pPr>
-        <w:ind w:left="4320" w:hanging="360"/>
+        <w:ind w:left="4680" w:hanging="360"/>
       </w:pPr>
       <w:rPr>
         <w:rFonts w:ascii="Wingdings" w:hAnsi="Wingdings" w:hint="default"/>
@@ -46563,7 +48355,7 @@
       <w:lvlText w:val=""/>
       <w:lvlJc w:val="left"/>
       <w:pPr>
-        <w:ind w:left="5040" w:hanging="360"/>
+        <w:ind w:left="5400" w:hanging="360"/>
       </w:pPr>
       <w:rPr>
         <w:rFonts w:ascii="Symbol" w:hAnsi="Symbol" w:hint="default"/>
@@ -46575,7 +48367,7 @@
       <w:lvlText w:val="o"/>
       <w:lvlJc w:val="left"/>
       <w:pPr>
-        <w:ind w:left="5760" w:hanging="360"/>
+        <w:ind w:left="6120" w:hanging="360"/>
       </w:pPr>
       <w:rPr>
         <w:rFonts w:ascii="Courier New" w:hAnsi="Courier New" w:cs="Courier New" w:hint="default"/>
@@ -46587,7 +48379,7 @@
       <w:lvlText w:val=""/>
       <w:lvlJc w:val="left"/>
       <w:pPr>
-        <w:ind w:left="6480" w:hanging="360"/>
+        <w:ind w:left="6840" w:hanging="360"/>
       </w:pPr>
       <w:rPr>
         <w:rFonts w:ascii="Wingdings" w:hAnsi="Wingdings" w:hint="default"/>
@@ -46630,7 +48422,7 @@
         <w:sz w:val="20"/>
       </w:rPr>
     </w:lvl>
-    <w:lvl w:ilvl="2" w:tentative="1">
+    <w:lvl w:ilvl="2">
       <w:start w:val="1"/>
       <w:numFmt w:val="bullet"/>
       <w:lvlText w:val=""/>
@@ -48014,7 +49806,7 @@
   <w:style w:type="paragraph" w:default="1" w:styleId="Normal">
     <w:name w:val="Normal"/>
     <w:qFormat/>
-    <w:rsid w:val="000B27DE"/>
+    <w:rsid w:val="00427A03"/>
     <w:rPr>
       <w:lang w:val="en-NZ"/>
     </w:rPr>
